--- a/veglegesitett/Szakdolgozat_veglegesitett.docx
+++ b/veglegesitett/Szakdolgozat_veglegesitett.docx
@@ -451,6 +451,6678 @@
         <w:br w:type="page"/>
       </w:r>
     </w:p>
+    <w:sdt>
+      <w:sdtPr>
+        <w:id w:val="-1783484380"/>
+        <w:docPartObj>
+          <w:docPartGallery w:val="Table of Contents"/>
+          <w:docPartUnique/>
+        </w:docPartObj>
+      </w:sdtPr>
+      <w:sdtEndPr>
+        <w:rPr>
+          <w:rFonts w:ascii="Arial" w:eastAsia="Arial" w:hAnsi="Arial" w:cs="Arial"/>
+          <w:b/>
+          <w:bCs/>
+          <w:color w:val="auto"/>
+          <w:sz w:val="22"/>
+          <w:szCs w:val="22"/>
+          <w:lang w:val="hu"/>
+        </w:rPr>
+      </w:sdtEndPr>
+      <w:sdtContent>
+        <w:p>
+          <w:pPr>
+            <w:pStyle w:val="Tartalomjegyzkcmsora"/>
+          </w:pPr>
+          <w:r>
+            <w:t>Tartalom</w:t>
+          </w:r>
+        </w:p>
+        <w:p>
+          <w:pPr>
+            <w:pStyle w:val="TJ1"/>
+            <w:tabs>
+              <w:tab w:val="right" w:leader="dot" w:pos="9019"/>
+            </w:tabs>
+            <w:rPr>
+              <w:rFonts w:cstheme="minorBidi"/>
+              <w:noProof/>
+              <w:kern w:val="2"/>
+              <w:sz w:val="24"/>
+              <w:szCs w:val="24"/>
+              <w14:ligatures w14:val="standardContextual"/>
+            </w:rPr>
+          </w:pPr>
+          <w:r>
+            <w:fldChar w:fldCharType="begin"/>
+          </w:r>
+          <w:r>
+            <w:instrText xml:space="preserve"> TOC \o "1-3" \h \z \u </w:instrText>
+          </w:r>
+          <w:r>
+            <w:fldChar w:fldCharType="separate"/>
+          </w:r>
+          <w:hyperlink w:anchor="_Toc223292188" w:history="1">
+            <w:r>
+              <w:rPr>
+                <w:rStyle w:val="Hiperhivatkozs"/>
+                <w:rFonts w:ascii="Times New Roman" w:hAnsi="Times New Roman"/>
+                <w:b/>
+                <w:bCs/>
+                <w:noProof/>
+              </w:rPr>
+              <w:t>MySQL adatbázis-kezelő rendszer (XAMPP környezetben)</w:t>
+            </w:r>
+            <w:r>
+              <w:rPr>
+                <w:noProof/>
+                <w:webHidden/>
+              </w:rPr>
+              <w:tab/>
+            </w:r>
+            <w:r>
+              <w:rPr>
+                <w:noProof/>
+                <w:webHidden/>
+              </w:rPr>
+              <w:fldChar w:fldCharType="begin"/>
+            </w:r>
+            <w:r>
+              <w:rPr>
+                <w:noProof/>
+                <w:webHidden/>
+              </w:rPr>
+              <w:instrText xml:space="preserve"> PAGEREF _Toc223292188 \h </w:instrText>
+            </w:r>
+            <w:r>
+              <w:rPr>
+                <w:noProof/>
+                <w:webHidden/>
+              </w:rPr>
+            </w:r>
+            <w:r>
+              <w:rPr>
+                <w:noProof/>
+                <w:webHidden/>
+              </w:rPr>
+              <w:fldChar w:fldCharType="separate"/>
+            </w:r>
+            <w:r>
+              <w:rPr>
+                <w:noProof/>
+                <w:webHidden/>
+              </w:rPr>
+              <w:t>13</w:t>
+            </w:r>
+            <w:r>
+              <w:rPr>
+                <w:noProof/>
+                <w:webHidden/>
+              </w:rPr>
+              <w:fldChar w:fldCharType="end"/>
+            </w:r>
+          </w:hyperlink>
+        </w:p>
+        <w:p>
+          <w:pPr>
+            <w:pStyle w:val="TJ2"/>
+            <w:tabs>
+              <w:tab w:val="right" w:leader="dot" w:pos="9019"/>
+            </w:tabs>
+            <w:rPr>
+              <w:rFonts w:cstheme="minorBidi"/>
+              <w:noProof/>
+              <w:kern w:val="2"/>
+              <w:sz w:val="24"/>
+              <w:szCs w:val="24"/>
+              <w14:ligatures w14:val="standardContextual"/>
+            </w:rPr>
+          </w:pPr>
+          <w:hyperlink w:anchor="_Toc223292189" w:history="1">
+            <w:r>
+              <w:rPr>
+                <w:rStyle w:val="Hiperhivatkozs"/>
+                <w:rFonts w:ascii="Times New Roman" w:hAnsi="Times New Roman"/>
+                <w:b/>
+                <w:bCs/>
+                <w:noProof/>
+              </w:rPr>
+              <w:t>Általános bemutatás</w:t>
+            </w:r>
+            <w:r>
+              <w:rPr>
+                <w:noProof/>
+                <w:webHidden/>
+              </w:rPr>
+              <w:tab/>
+            </w:r>
+            <w:r>
+              <w:rPr>
+                <w:noProof/>
+                <w:webHidden/>
+              </w:rPr>
+              <w:fldChar w:fldCharType="begin"/>
+            </w:r>
+            <w:r>
+              <w:rPr>
+                <w:noProof/>
+                <w:webHidden/>
+              </w:rPr>
+              <w:instrText xml:space="preserve"> PAGEREF _Toc223292189 \h </w:instrText>
+            </w:r>
+            <w:r>
+              <w:rPr>
+                <w:noProof/>
+                <w:webHidden/>
+              </w:rPr>
+            </w:r>
+            <w:r>
+              <w:rPr>
+                <w:noProof/>
+                <w:webHidden/>
+              </w:rPr>
+              <w:fldChar w:fldCharType="separate"/>
+            </w:r>
+            <w:r>
+              <w:rPr>
+                <w:noProof/>
+                <w:webHidden/>
+              </w:rPr>
+              <w:t>13</w:t>
+            </w:r>
+            <w:r>
+              <w:rPr>
+                <w:noProof/>
+                <w:webHidden/>
+              </w:rPr>
+              <w:fldChar w:fldCharType="end"/>
+            </w:r>
+          </w:hyperlink>
+        </w:p>
+        <w:p>
+          <w:pPr>
+            <w:pStyle w:val="TJ2"/>
+            <w:tabs>
+              <w:tab w:val="right" w:leader="dot" w:pos="9019"/>
+            </w:tabs>
+            <w:rPr>
+              <w:rFonts w:cstheme="minorBidi"/>
+              <w:noProof/>
+              <w:kern w:val="2"/>
+              <w:sz w:val="24"/>
+              <w:szCs w:val="24"/>
+              <w14:ligatures w14:val="standardContextual"/>
+            </w:rPr>
+          </w:pPr>
+          <w:hyperlink w:anchor="_Toc223292190" w:history="1">
+            <w:r>
+              <w:rPr>
+                <w:rStyle w:val="Hiperhivatkozs"/>
+                <w:rFonts w:ascii="Times New Roman" w:hAnsi="Times New Roman"/>
+                <w:b/>
+                <w:bCs/>
+                <w:noProof/>
+              </w:rPr>
+              <w:t>Alkalmazás a projektben</w:t>
+            </w:r>
+            <w:r>
+              <w:rPr>
+                <w:noProof/>
+                <w:webHidden/>
+              </w:rPr>
+              <w:tab/>
+            </w:r>
+            <w:r>
+              <w:rPr>
+                <w:noProof/>
+                <w:webHidden/>
+              </w:rPr>
+              <w:fldChar w:fldCharType="begin"/>
+            </w:r>
+            <w:r>
+              <w:rPr>
+                <w:noProof/>
+                <w:webHidden/>
+              </w:rPr>
+              <w:instrText xml:space="preserve"> PAGEREF _Toc223292190 \h </w:instrText>
+            </w:r>
+            <w:r>
+              <w:rPr>
+                <w:noProof/>
+                <w:webHidden/>
+              </w:rPr>
+            </w:r>
+            <w:r>
+              <w:rPr>
+                <w:noProof/>
+                <w:webHidden/>
+              </w:rPr>
+              <w:fldChar w:fldCharType="separate"/>
+            </w:r>
+            <w:r>
+              <w:rPr>
+                <w:noProof/>
+                <w:webHidden/>
+              </w:rPr>
+              <w:t>14</w:t>
+            </w:r>
+            <w:r>
+              <w:rPr>
+                <w:noProof/>
+                <w:webHidden/>
+              </w:rPr>
+              <w:fldChar w:fldCharType="end"/>
+            </w:r>
+          </w:hyperlink>
+        </w:p>
+        <w:p>
+          <w:pPr>
+            <w:pStyle w:val="TJ3"/>
+            <w:tabs>
+              <w:tab w:val="right" w:leader="dot" w:pos="9019"/>
+            </w:tabs>
+            <w:rPr>
+              <w:rFonts w:cstheme="minorBidi"/>
+              <w:noProof/>
+              <w:kern w:val="2"/>
+              <w:sz w:val="24"/>
+              <w:szCs w:val="24"/>
+              <w14:ligatures w14:val="standardContextual"/>
+            </w:rPr>
+          </w:pPr>
+          <w:hyperlink w:anchor="_Toc223292191" w:history="1">
+            <w:r>
+              <w:rPr>
+                <w:rStyle w:val="Hiperhivatkozs"/>
+                <w:rFonts w:ascii="Times New Roman" w:hAnsi="Times New Roman"/>
+                <w:b/>
+                <w:bCs/>
+                <w:noProof/>
+              </w:rPr>
+              <w:t>Adatbázis-tervezési szempontok</w:t>
+            </w:r>
+            <w:r>
+              <w:rPr>
+                <w:noProof/>
+                <w:webHidden/>
+              </w:rPr>
+              <w:tab/>
+            </w:r>
+            <w:r>
+              <w:rPr>
+                <w:noProof/>
+                <w:webHidden/>
+              </w:rPr>
+              <w:fldChar w:fldCharType="begin"/>
+            </w:r>
+            <w:r>
+              <w:rPr>
+                <w:noProof/>
+                <w:webHidden/>
+              </w:rPr>
+              <w:instrText xml:space="preserve"> PAGEREF _Toc223292191 \h </w:instrText>
+            </w:r>
+            <w:r>
+              <w:rPr>
+                <w:noProof/>
+                <w:webHidden/>
+              </w:rPr>
+            </w:r>
+            <w:r>
+              <w:rPr>
+                <w:noProof/>
+                <w:webHidden/>
+              </w:rPr>
+              <w:fldChar w:fldCharType="separate"/>
+            </w:r>
+            <w:r>
+              <w:rPr>
+                <w:noProof/>
+                <w:webHidden/>
+              </w:rPr>
+              <w:t>14</w:t>
+            </w:r>
+            <w:r>
+              <w:rPr>
+                <w:noProof/>
+                <w:webHidden/>
+              </w:rPr>
+              <w:fldChar w:fldCharType="end"/>
+            </w:r>
+          </w:hyperlink>
+        </w:p>
+        <w:p>
+          <w:pPr>
+            <w:pStyle w:val="TJ3"/>
+            <w:tabs>
+              <w:tab w:val="right" w:leader="dot" w:pos="9019"/>
+            </w:tabs>
+            <w:rPr>
+              <w:rFonts w:cstheme="minorBidi"/>
+              <w:noProof/>
+              <w:kern w:val="2"/>
+              <w:sz w:val="24"/>
+              <w:szCs w:val="24"/>
+              <w14:ligatures w14:val="standardContextual"/>
+            </w:rPr>
+          </w:pPr>
+          <w:hyperlink w:anchor="_Toc223292192" w:history="1">
+            <w:r>
+              <w:rPr>
+                <w:rStyle w:val="Hiperhivatkozs"/>
+                <w:rFonts w:ascii="Times New Roman" w:hAnsi="Times New Roman"/>
+                <w:b/>
+                <w:bCs/>
+                <w:noProof/>
+              </w:rPr>
+              <w:t>CRUD műveletek megvalósítása</w:t>
+            </w:r>
+            <w:r>
+              <w:rPr>
+                <w:noProof/>
+                <w:webHidden/>
+              </w:rPr>
+              <w:tab/>
+            </w:r>
+            <w:r>
+              <w:rPr>
+                <w:noProof/>
+                <w:webHidden/>
+              </w:rPr>
+              <w:fldChar w:fldCharType="begin"/>
+            </w:r>
+            <w:r>
+              <w:rPr>
+                <w:noProof/>
+                <w:webHidden/>
+              </w:rPr>
+              <w:instrText xml:space="preserve"> PAGEREF _Toc223292192 \h </w:instrText>
+            </w:r>
+            <w:r>
+              <w:rPr>
+                <w:noProof/>
+                <w:webHidden/>
+              </w:rPr>
+            </w:r>
+            <w:r>
+              <w:rPr>
+                <w:noProof/>
+                <w:webHidden/>
+              </w:rPr>
+              <w:fldChar w:fldCharType="separate"/>
+            </w:r>
+            <w:r>
+              <w:rPr>
+                <w:noProof/>
+                <w:webHidden/>
+              </w:rPr>
+              <w:t>15</w:t>
+            </w:r>
+            <w:r>
+              <w:rPr>
+                <w:noProof/>
+                <w:webHidden/>
+              </w:rPr>
+              <w:fldChar w:fldCharType="end"/>
+            </w:r>
+          </w:hyperlink>
+        </w:p>
+        <w:p>
+          <w:pPr>
+            <w:pStyle w:val="TJ3"/>
+            <w:tabs>
+              <w:tab w:val="right" w:leader="dot" w:pos="9019"/>
+            </w:tabs>
+            <w:rPr>
+              <w:rFonts w:cstheme="minorBidi"/>
+              <w:noProof/>
+              <w:kern w:val="2"/>
+              <w:sz w:val="24"/>
+              <w:szCs w:val="24"/>
+              <w14:ligatures w14:val="standardContextual"/>
+            </w:rPr>
+          </w:pPr>
+          <w:hyperlink w:anchor="_Toc223292193" w:history="1">
+            <w:r>
+              <w:rPr>
+                <w:rStyle w:val="Hiperhivatkozs"/>
+                <w:rFonts w:ascii="Times New Roman" w:hAnsi="Times New Roman"/>
+                <w:b/>
+                <w:bCs/>
+                <w:noProof/>
+              </w:rPr>
+              <w:t>Összegzés</w:t>
+            </w:r>
+            <w:r>
+              <w:rPr>
+                <w:noProof/>
+                <w:webHidden/>
+              </w:rPr>
+              <w:tab/>
+            </w:r>
+            <w:r>
+              <w:rPr>
+                <w:noProof/>
+                <w:webHidden/>
+              </w:rPr>
+              <w:fldChar w:fldCharType="begin"/>
+            </w:r>
+            <w:r>
+              <w:rPr>
+                <w:noProof/>
+                <w:webHidden/>
+              </w:rPr>
+              <w:instrText xml:space="preserve"> PAGEREF _Toc223292193 \h </w:instrText>
+            </w:r>
+            <w:r>
+              <w:rPr>
+                <w:noProof/>
+                <w:webHidden/>
+              </w:rPr>
+            </w:r>
+            <w:r>
+              <w:rPr>
+                <w:noProof/>
+                <w:webHidden/>
+              </w:rPr>
+              <w:fldChar w:fldCharType="separate"/>
+            </w:r>
+            <w:r>
+              <w:rPr>
+                <w:noProof/>
+                <w:webHidden/>
+              </w:rPr>
+              <w:t>15</w:t>
+            </w:r>
+            <w:r>
+              <w:rPr>
+                <w:noProof/>
+                <w:webHidden/>
+              </w:rPr>
+              <w:fldChar w:fldCharType="end"/>
+            </w:r>
+          </w:hyperlink>
+        </w:p>
+        <w:p>
+          <w:pPr>
+            <w:pStyle w:val="TJ1"/>
+            <w:tabs>
+              <w:tab w:val="right" w:leader="dot" w:pos="9019"/>
+            </w:tabs>
+            <w:rPr>
+              <w:rFonts w:cstheme="minorBidi"/>
+              <w:noProof/>
+              <w:kern w:val="2"/>
+              <w:sz w:val="24"/>
+              <w:szCs w:val="24"/>
+              <w14:ligatures w14:val="standardContextual"/>
+            </w:rPr>
+          </w:pPr>
+          <w:hyperlink w:anchor="_Toc223292194" w:history="1">
+            <w:r>
+              <w:rPr>
+                <w:rStyle w:val="Hiperhivatkozs"/>
+                <w:rFonts w:ascii="Times New Roman" w:hAnsi="Times New Roman"/>
+                <w:b/>
+                <w:bCs/>
+                <w:noProof/>
+              </w:rPr>
+              <w:t>Node.js futtatókörnyezet</w:t>
+            </w:r>
+            <w:r>
+              <w:rPr>
+                <w:noProof/>
+                <w:webHidden/>
+              </w:rPr>
+              <w:tab/>
+            </w:r>
+            <w:r>
+              <w:rPr>
+                <w:noProof/>
+                <w:webHidden/>
+              </w:rPr>
+              <w:fldChar w:fldCharType="begin"/>
+            </w:r>
+            <w:r>
+              <w:rPr>
+                <w:noProof/>
+                <w:webHidden/>
+              </w:rPr>
+              <w:instrText xml:space="preserve"> PAGEREF _Toc223292194 \h </w:instrText>
+            </w:r>
+            <w:r>
+              <w:rPr>
+                <w:noProof/>
+                <w:webHidden/>
+              </w:rPr>
+            </w:r>
+            <w:r>
+              <w:rPr>
+                <w:noProof/>
+                <w:webHidden/>
+              </w:rPr>
+              <w:fldChar w:fldCharType="separate"/>
+            </w:r>
+            <w:r>
+              <w:rPr>
+                <w:noProof/>
+                <w:webHidden/>
+              </w:rPr>
+              <w:t>16</w:t>
+            </w:r>
+            <w:r>
+              <w:rPr>
+                <w:noProof/>
+                <w:webHidden/>
+              </w:rPr>
+              <w:fldChar w:fldCharType="end"/>
+            </w:r>
+          </w:hyperlink>
+        </w:p>
+        <w:p>
+          <w:pPr>
+            <w:pStyle w:val="TJ2"/>
+            <w:tabs>
+              <w:tab w:val="right" w:leader="dot" w:pos="9019"/>
+            </w:tabs>
+            <w:rPr>
+              <w:rFonts w:cstheme="minorBidi"/>
+              <w:noProof/>
+              <w:kern w:val="2"/>
+              <w:sz w:val="24"/>
+              <w:szCs w:val="24"/>
+              <w14:ligatures w14:val="standardContextual"/>
+            </w:rPr>
+          </w:pPr>
+          <w:hyperlink w:anchor="_Toc223292195" w:history="1">
+            <w:r>
+              <w:rPr>
+                <w:rStyle w:val="Hiperhivatkozs"/>
+                <w:rFonts w:ascii="Times New Roman" w:hAnsi="Times New Roman"/>
+                <w:b/>
+                <w:bCs/>
+                <w:noProof/>
+              </w:rPr>
+              <w:t>Általános bemutatás</w:t>
+            </w:r>
+            <w:r>
+              <w:rPr>
+                <w:noProof/>
+                <w:webHidden/>
+              </w:rPr>
+              <w:tab/>
+            </w:r>
+            <w:r>
+              <w:rPr>
+                <w:noProof/>
+                <w:webHidden/>
+              </w:rPr>
+              <w:fldChar w:fldCharType="begin"/>
+            </w:r>
+            <w:r>
+              <w:rPr>
+                <w:noProof/>
+                <w:webHidden/>
+              </w:rPr>
+              <w:instrText xml:space="preserve"> PAGEREF _Toc223292195 \h </w:instrText>
+            </w:r>
+            <w:r>
+              <w:rPr>
+                <w:noProof/>
+                <w:webHidden/>
+              </w:rPr>
+            </w:r>
+            <w:r>
+              <w:rPr>
+                <w:noProof/>
+                <w:webHidden/>
+              </w:rPr>
+              <w:fldChar w:fldCharType="separate"/>
+            </w:r>
+            <w:r>
+              <w:rPr>
+                <w:noProof/>
+                <w:webHidden/>
+              </w:rPr>
+              <w:t>16</w:t>
+            </w:r>
+            <w:r>
+              <w:rPr>
+                <w:noProof/>
+                <w:webHidden/>
+              </w:rPr>
+              <w:fldChar w:fldCharType="end"/>
+            </w:r>
+          </w:hyperlink>
+        </w:p>
+        <w:p>
+          <w:pPr>
+            <w:pStyle w:val="TJ2"/>
+            <w:tabs>
+              <w:tab w:val="right" w:leader="dot" w:pos="9019"/>
+            </w:tabs>
+            <w:rPr>
+              <w:rFonts w:cstheme="minorBidi"/>
+              <w:noProof/>
+              <w:kern w:val="2"/>
+              <w:sz w:val="24"/>
+              <w:szCs w:val="24"/>
+              <w14:ligatures w14:val="standardContextual"/>
+            </w:rPr>
+          </w:pPr>
+          <w:hyperlink w:anchor="_Toc223292196" w:history="1">
+            <w:r>
+              <w:rPr>
+                <w:rStyle w:val="Hiperhivatkozs"/>
+                <w:rFonts w:ascii="Times New Roman" w:hAnsi="Times New Roman"/>
+                <w:b/>
+                <w:bCs/>
+                <w:noProof/>
+              </w:rPr>
+              <w:t>Alkalmazás a projektben</w:t>
+            </w:r>
+            <w:r>
+              <w:rPr>
+                <w:noProof/>
+                <w:webHidden/>
+              </w:rPr>
+              <w:tab/>
+            </w:r>
+            <w:r>
+              <w:rPr>
+                <w:noProof/>
+                <w:webHidden/>
+              </w:rPr>
+              <w:fldChar w:fldCharType="begin"/>
+            </w:r>
+            <w:r>
+              <w:rPr>
+                <w:noProof/>
+                <w:webHidden/>
+              </w:rPr>
+              <w:instrText xml:space="preserve"> PAGEREF _Toc223292196 \h </w:instrText>
+            </w:r>
+            <w:r>
+              <w:rPr>
+                <w:noProof/>
+                <w:webHidden/>
+              </w:rPr>
+            </w:r>
+            <w:r>
+              <w:rPr>
+                <w:noProof/>
+                <w:webHidden/>
+              </w:rPr>
+              <w:fldChar w:fldCharType="separate"/>
+            </w:r>
+            <w:r>
+              <w:rPr>
+                <w:noProof/>
+                <w:webHidden/>
+              </w:rPr>
+              <w:t>17</w:t>
+            </w:r>
+            <w:r>
+              <w:rPr>
+                <w:noProof/>
+                <w:webHidden/>
+              </w:rPr>
+              <w:fldChar w:fldCharType="end"/>
+            </w:r>
+          </w:hyperlink>
+        </w:p>
+        <w:p>
+          <w:pPr>
+            <w:pStyle w:val="TJ3"/>
+            <w:tabs>
+              <w:tab w:val="right" w:leader="dot" w:pos="9019"/>
+            </w:tabs>
+            <w:rPr>
+              <w:rFonts w:cstheme="minorBidi"/>
+              <w:noProof/>
+              <w:kern w:val="2"/>
+              <w:sz w:val="24"/>
+              <w:szCs w:val="24"/>
+              <w14:ligatures w14:val="standardContextual"/>
+            </w:rPr>
+          </w:pPr>
+          <w:hyperlink w:anchor="_Toc223292197" w:history="1">
+            <w:r>
+              <w:rPr>
+                <w:rStyle w:val="Hiperhivatkozs"/>
+                <w:rFonts w:ascii="Times New Roman" w:hAnsi="Times New Roman"/>
+                <w:b/>
+                <w:bCs/>
+                <w:noProof/>
+              </w:rPr>
+              <w:t>Express.js keretrendszer alkalmazása</w:t>
+            </w:r>
+            <w:r>
+              <w:rPr>
+                <w:noProof/>
+                <w:webHidden/>
+              </w:rPr>
+              <w:tab/>
+            </w:r>
+            <w:r>
+              <w:rPr>
+                <w:noProof/>
+                <w:webHidden/>
+              </w:rPr>
+              <w:fldChar w:fldCharType="begin"/>
+            </w:r>
+            <w:r>
+              <w:rPr>
+                <w:noProof/>
+                <w:webHidden/>
+              </w:rPr>
+              <w:instrText xml:space="preserve"> PAGEREF _Toc223292197 \h </w:instrText>
+            </w:r>
+            <w:r>
+              <w:rPr>
+                <w:noProof/>
+                <w:webHidden/>
+              </w:rPr>
+            </w:r>
+            <w:r>
+              <w:rPr>
+                <w:noProof/>
+                <w:webHidden/>
+              </w:rPr>
+              <w:fldChar w:fldCharType="separate"/>
+            </w:r>
+            <w:r>
+              <w:rPr>
+                <w:noProof/>
+                <w:webHidden/>
+              </w:rPr>
+              <w:t>17</w:t>
+            </w:r>
+            <w:r>
+              <w:rPr>
+                <w:noProof/>
+                <w:webHidden/>
+              </w:rPr>
+              <w:fldChar w:fldCharType="end"/>
+            </w:r>
+          </w:hyperlink>
+        </w:p>
+        <w:p>
+          <w:pPr>
+            <w:pStyle w:val="TJ3"/>
+            <w:tabs>
+              <w:tab w:val="right" w:leader="dot" w:pos="9019"/>
+            </w:tabs>
+            <w:rPr>
+              <w:rFonts w:cstheme="minorBidi"/>
+              <w:noProof/>
+              <w:kern w:val="2"/>
+              <w:sz w:val="24"/>
+              <w:szCs w:val="24"/>
+              <w14:ligatures w14:val="standardContextual"/>
+            </w:rPr>
+          </w:pPr>
+          <w:hyperlink w:anchor="_Toc223292198" w:history="1">
+            <w:r>
+              <w:rPr>
+                <w:rStyle w:val="Hiperhivatkozs"/>
+                <w:rFonts w:ascii="Times New Roman" w:hAnsi="Times New Roman"/>
+                <w:b/>
+                <w:bCs/>
+                <w:noProof/>
+              </w:rPr>
+              <w:t>Adatbázis-kapcsolat</w:t>
+            </w:r>
+            <w:r>
+              <w:rPr>
+                <w:noProof/>
+                <w:webHidden/>
+              </w:rPr>
+              <w:tab/>
+            </w:r>
+            <w:r>
+              <w:rPr>
+                <w:noProof/>
+                <w:webHidden/>
+              </w:rPr>
+              <w:fldChar w:fldCharType="begin"/>
+            </w:r>
+            <w:r>
+              <w:rPr>
+                <w:noProof/>
+                <w:webHidden/>
+              </w:rPr>
+              <w:instrText xml:space="preserve"> PAGEREF _Toc223292198 \h </w:instrText>
+            </w:r>
+            <w:r>
+              <w:rPr>
+                <w:noProof/>
+                <w:webHidden/>
+              </w:rPr>
+            </w:r>
+            <w:r>
+              <w:rPr>
+                <w:noProof/>
+                <w:webHidden/>
+              </w:rPr>
+              <w:fldChar w:fldCharType="separate"/>
+            </w:r>
+            <w:r>
+              <w:rPr>
+                <w:noProof/>
+                <w:webHidden/>
+              </w:rPr>
+              <w:t>18</w:t>
+            </w:r>
+            <w:r>
+              <w:rPr>
+                <w:noProof/>
+                <w:webHidden/>
+              </w:rPr>
+              <w:fldChar w:fldCharType="end"/>
+            </w:r>
+          </w:hyperlink>
+        </w:p>
+        <w:p>
+          <w:pPr>
+            <w:pStyle w:val="TJ3"/>
+            <w:tabs>
+              <w:tab w:val="right" w:leader="dot" w:pos="9019"/>
+            </w:tabs>
+            <w:rPr>
+              <w:rFonts w:cstheme="minorBidi"/>
+              <w:noProof/>
+              <w:kern w:val="2"/>
+              <w:sz w:val="24"/>
+              <w:szCs w:val="24"/>
+              <w14:ligatures w14:val="standardContextual"/>
+            </w:rPr>
+          </w:pPr>
+          <w:hyperlink w:anchor="_Toc223292199" w:history="1">
+            <w:r>
+              <w:rPr>
+                <w:rStyle w:val="Hiperhivatkozs"/>
+                <w:rFonts w:ascii="Times New Roman" w:hAnsi="Times New Roman"/>
+                <w:b/>
+                <w:bCs/>
+                <w:noProof/>
+              </w:rPr>
+              <w:t>Kliens–szerver kommunikáció</w:t>
+            </w:r>
+            <w:r>
+              <w:rPr>
+                <w:noProof/>
+                <w:webHidden/>
+              </w:rPr>
+              <w:tab/>
+            </w:r>
+            <w:r>
+              <w:rPr>
+                <w:noProof/>
+                <w:webHidden/>
+              </w:rPr>
+              <w:fldChar w:fldCharType="begin"/>
+            </w:r>
+            <w:r>
+              <w:rPr>
+                <w:noProof/>
+                <w:webHidden/>
+              </w:rPr>
+              <w:instrText xml:space="preserve"> PAGEREF _Toc223292199 \h </w:instrText>
+            </w:r>
+            <w:r>
+              <w:rPr>
+                <w:noProof/>
+                <w:webHidden/>
+              </w:rPr>
+            </w:r>
+            <w:r>
+              <w:rPr>
+                <w:noProof/>
+                <w:webHidden/>
+              </w:rPr>
+              <w:fldChar w:fldCharType="separate"/>
+            </w:r>
+            <w:r>
+              <w:rPr>
+                <w:noProof/>
+                <w:webHidden/>
+              </w:rPr>
+              <w:t>18</w:t>
+            </w:r>
+            <w:r>
+              <w:rPr>
+                <w:noProof/>
+                <w:webHidden/>
+              </w:rPr>
+              <w:fldChar w:fldCharType="end"/>
+            </w:r>
+          </w:hyperlink>
+        </w:p>
+        <w:p>
+          <w:pPr>
+            <w:pStyle w:val="TJ2"/>
+            <w:tabs>
+              <w:tab w:val="right" w:leader="dot" w:pos="9019"/>
+            </w:tabs>
+            <w:rPr>
+              <w:rFonts w:cstheme="minorBidi"/>
+              <w:noProof/>
+              <w:kern w:val="2"/>
+              <w:sz w:val="24"/>
+              <w:szCs w:val="24"/>
+              <w14:ligatures w14:val="standardContextual"/>
+            </w:rPr>
+          </w:pPr>
+          <w:hyperlink w:anchor="_Toc223292200" w:history="1">
+            <w:r>
+              <w:rPr>
+                <w:rStyle w:val="Hiperhivatkozs"/>
+                <w:rFonts w:ascii="Times New Roman" w:hAnsi="Times New Roman"/>
+                <w:b/>
+                <w:bCs/>
+                <w:noProof/>
+              </w:rPr>
+              <w:t>Összegzés</w:t>
+            </w:r>
+            <w:r>
+              <w:rPr>
+                <w:noProof/>
+                <w:webHidden/>
+              </w:rPr>
+              <w:tab/>
+            </w:r>
+            <w:r>
+              <w:rPr>
+                <w:noProof/>
+                <w:webHidden/>
+              </w:rPr>
+              <w:fldChar w:fldCharType="begin"/>
+            </w:r>
+            <w:r>
+              <w:rPr>
+                <w:noProof/>
+                <w:webHidden/>
+              </w:rPr>
+              <w:instrText xml:space="preserve"> PAGEREF _Toc223292200 \h </w:instrText>
+            </w:r>
+            <w:r>
+              <w:rPr>
+                <w:noProof/>
+                <w:webHidden/>
+              </w:rPr>
+            </w:r>
+            <w:r>
+              <w:rPr>
+                <w:noProof/>
+                <w:webHidden/>
+              </w:rPr>
+              <w:fldChar w:fldCharType="separate"/>
+            </w:r>
+            <w:r>
+              <w:rPr>
+                <w:noProof/>
+                <w:webHidden/>
+              </w:rPr>
+              <w:t>18</w:t>
+            </w:r>
+            <w:r>
+              <w:rPr>
+                <w:noProof/>
+                <w:webHidden/>
+              </w:rPr>
+              <w:fldChar w:fldCharType="end"/>
+            </w:r>
+          </w:hyperlink>
+        </w:p>
+        <w:p>
+          <w:pPr>
+            <w:pStyle w:val="TJ1"/>
+            <w:tabs>
+              <w:tab w:val="right" w:leader="dot" w:pos="9019"/>
+            </w:tabs>
+            <w:rPr>
+              <w:rFonts w:cstheme="minorBidi"/>
+              <w:noProof/>
+              <w:kern w:val="2"/>
+              <w:sz w:val="24"/>
+              <w:szCs w:val="24"/>
+              <w14:ligatures w14:val="standardContextual"/>
+            </w:rPr>
+          </w:pPr>
+          <w:hyperlink w:anchor="_Toc223292201" w:history="1">
+            <w:r>
+              <w:rPr>
+                <w:rStyle w:val="Hiperhivatkozs"/>
+                <w:rFonts w:ascii="Times New Roman" w:hAnsi="Times New Roman"/>
+                <w:b/>
+                <w:bCs/>
+                <w:noProof/>
+              </w:rPr>
+              <w:t>Frontend technológiák</w:t>
+            </w:r>
+            <w:r>
+              <w:rPr>
+                <w:noProof/>
+                <w:webHidden/>
+              </w:rPr>
+              <w:tab/>
+            </w:r>
+            <w:r>
+              <w:rPr>
+                <w:noProof/>
+                <w:webHidden/>
+              </w:rPr>
+              <w:fldChar w:fldCharType="begin"/>
+            </w:r>
+            <w:r>
+              <w:rPr>
+                <w:noProof/>
+                <w:webHidden/>
+              </w:rPr>
+              <w:instrText xml:space="preserve"> PAGEREF _Toc223292201 \h </w:instrText>
+            </w:r>
+            <w:r>
+              <w:rPr>
+                <w:noProof/>
+                <w:webHidden/>
+              </w:rPr>
+            </w:r>
+            <w:r>
+              <w:rPr>
+                <w:noProof/>
+                <w:webHidden/>
+              </w:rPr>
+              <w:fldChar w:fldCharType="separate"/>
+            </w:r>
+            <w:r>
+              <w:rPr>
+                <w:noProof/>
+                <w:webHidden/>
+              </w:rPr>
+              <w:t>19</w:t>
+            </w:r>
+            <w:r>
+              <w:rPr>
+                <w:noProof/>
+                <w:webHidden/>
+              </w:rPr>
+              <w:fldChar w:fldCharType="end"/>
+            </w:r>
+          </w:hyperlink>
+        </w:p>
+        <w:p>
+          <w:pPr>
+            <w:pStyle w:val="TJ2"/>
+            <w:tabs>
+              <w:tab w:val="right" w:leader="dot" w:pos="9019"/>
+            </w:tabs>
+            <w:rPr>
+              <w:rFonts w:cstheme="minorBidi"/>
+              <w:noProof/>
+              <w:kern w:val="2"/>
+              <w:sz w:val="24"/>
+              <w:szCs w:val="24"/>
+              <w14:ligatures w14:val="standardContextual"/>
+            </w:rPr>
+          </w:pPr>
+          <w:hyperlink w:anchor="_Toc223292202" w:history="1">
+            <w:r>
+              <w:rPr>
+                <w:rStyle w:val="Hiperhivatkozs"/>
+                <w:rFonts w:ascii="Times New Roman" w:hAnsi="Times New Roman"/>
+                <w:b/>
+                <w:bCs/>
+                <w:noProof/>
+              </w:rPr>
+              <w:t>Frontend réteg szerepe</w:t>
+            </w:r>
+            <w:r>
+              <w:rPr>
+                <w:noProof/>
+                <w:webHidden/>
+              </w:rPr>
+              <w:tab/>
+            </w:r>
+            <w:r>
+              <w:rPr>
+                <w:noProof/>
+                <w:webHidden/>
+              </w:rPr>
+              <w:fldChar w:fldCharType="begin"/>
+            </w:r>
+            <w:r>
+              <w:rPr>
+                <w:noProof/>
+                <w:webHidden/>
+              </w:rPr>
+              <w:instrText xml:space="preserve"> PAGEREF _Toc223292202 \h </w:instrText>
+            </w:r>
+            <w:r>
+              <w:rPr>
+                <w:noProof/>
+                <w:webHidden/>
+              </w:rPr>
+            </w:r>
+            <w:r>
+              <w:rPr>
+                <w:noProof/>
+                <w:webHidden/>
+              </w:rPr>
+              <w:fldChar w:fldCharType="separate"/>
+            </w:r>
+            <w:r>
+              <w:rPr>
+                <w:noProof/>
+                <w:webHidden/>
+              </w:rPr>
+              <w:t>19</w:t>
+            </w:r>
+            <w:r>
+              <w:rPr>
+                <w:noProof/>
+                <w:webHidden/>
+              </w:rPr>
+              <w:fldChar w:fldCharType="end"/>
+            </w:r>
+          </w:hyperlink>
+        </w:p>
+        <w:p>
+          <w:pPr>
+            <w:pStyle w:val="TJ3"/>
+            <w:tabs>
+              <w:tab w:val="right" w:leader="dot" w:pos="9019"/>
+            </w:tabs>
+            <w:rPr>
+              <w:rFonts w:cstheme="minorBidi"/>
+              <w:noProof/>
+              <w:kern w:val="2"/>
+              <w:sz w:val="24"/>
+              <w:szCs w:val="24"/>
+              <w14:ligatures w14:val="standardContextual"/>
+            </w:rPr>
+          </w:pPr>
+          <w:hyperlink w:anchor="_Toc223292203" w:history="1">
+            <w:r>
+              <w:rPr>
+                <w:rStyle w:val="Hiperhivatkozs"/>
+                <w:rFonts w:ascii="Times New Roman" w:hAnsi="Times New Roman"/>
+                <w:b/>
+                <w:bCs/>
+                <w:noProof/>
+              </w:rPr>
+              <w:t>A frontend réteg főbb feladatai:</w:t>
+            </w:r>
+            <w:r>
+              <w:rPr>
+                <w:noProof/>
+                <w:webHidden/>
+              </w:rPr>
+              <w:tab/>
+            </w:r>
+            <w:r>
+              <w:rPr>
+                <w:noProof/>
+                <w:webHidden/>
+              </w:rPr>
+              <w:fldChar w:fldCharType="begin"/>
+            </w:r>
+            <w:r>
+              <w:rPr>
+                <w:noProof/>
+                <w:webHidden/>
+              </w:rPr>
+              <w:instrText xml:space="preserve"> PAGEREF _Toc223292203 \h </w:instrText>
+            </w:r>
+            <w:r>
+              <w:rPr>
+                <w:noProof/>
+                <w:webHidden/>
+              </w:rPr>
+            </w:r>
+            <w:r>
+              <w:rPr>
+                <w:noProof/>
+                <w:webHidden/>
+              </w:rPr>
+              <w:fldChar w:fldCharType="separate"/>
+            </w:r>
+            <w:r>
+              <w:rPr>
+                <w:noProof/>
+                <w:webHidden/>
+              </w:rPr>
+              <w:t>19</w:t>
+            </w:r>
+            <w:r>
+              <w:rPr>
+                <w:noProof/>
+                <w:webHidden/>
+              </w:rPr>
+              <w:fldChar w:fldCharType="end"/>
+            </w:r>
+          </w:hyperlink>
+        </w:p>
+        <w:p>
+          <w:pPr>
+            <w:pStyle w:val="TJ3"/>
+            <w:tabs>
+              <w:tab w:val="right" w:leader="dot" w:pos="9019"/>
+            </w:tabs>
+            <w:rPr>
+              <w:rFonts w:cstheme="minorBidi"/>
+              <w:noProof/>
+              <w:kern w:val="2"/>
+              <w:sz w:val="24"/>
+              <w:szCs w:val="24"/>
+              <w14:ligatures w14:val="standardContextual"/>
+            </w:rPr>
+          </w:pPr>
+          <w:hyperlink w:anchor="_Toc223292204" w:history="1">
+            <w:r>
+              <w:rPr>
+                <w:rStyle w:val="Hiperhivatkozs"/>
+                <w:rFonts w:ascii="Times New Roman" w:hAnsi="Times New Roman"/>
+                <w:b/>
+                <w:bCs/>
+                <w:noProof/>
+              </w:rPr>
+              <w:t>Tervezési szempontok a projekt során</w:t>
+            </w:r>
+            <w:r>
+              <w:rPr>
+                <w:noProof/>
+                <w:webHidden/>
+              </w:rPr>
+              <w:tab/>
+            </w:r>
+            <w:r>
+              <w:rPr>
+                <w:noProof/>
+                <w:webHidden/>
+              </w:rPr>
+              <w:fldChar w:fldCharType="begin"/>
+            </w:r>
+            <w:r>
+              <w:rPr>
+                <w:noProof/>
+                <w:webHidden/>
+              </w:rPr>
+              <w:instrText xml:space="preserve"> PAGEREF _Toc223292204 \h </w:instrText>
+            </w:r>
+            <w:r>
+              <w:rPr>
+                <w:noProof/>
+                <w:webHidden/>
+              </w:rPr>
+            </w:r>
+            <w:r>
+              <w:rPr>
+                <w:noProof/>
+                <w:webHidden/>
+              </w:rPr>
+              <w:fldChar w:fldCharType="separate"/>
+            </w:r>
+            <w:r>
+              <w:rPr>
+                <w:noProof/>
+                <w:webHidden/>
+              </w:rPr>
+              <w:t>21</w:t>
+            </w:r>
+            <w:r>
+              <w:rPr>
+                <w:noProof/>
+                <w:webHidden/>
+              </w:rPr>
+              <w:fldChar w:fldCharType="end"/>
+            </w:r>
+          </w:hyperlink>
+        </w:p>
+        <w:p>
+          <w:pPr>
+            <w:pStyle w:val="TJ2"/>
+            <w:tabs>
+              <w:tab w:val="right" w:leader="dot" w:pos="9019"/>
+            </w:tabs>
+            <w:rPr>
+              <w:rFonts w:cstheme="minorBidi"/>
+              <w:noProof/>
+              <w:kern w:val="2"/>
+              <w:sz w:val="24"/>
+              <w:szCs w:val="24"/>
+              <w14:ligatures w14:val="standardContextual"/>
+            </w:rPr>
+          </w:pPr>
+          <w:hyperlink w:anchor="_Toc223292205" w:history="1">
+            <w:r>
+              <w:rPr>
+                <w:rStyle w:val="Hiperhivatkozs"/>
+                <w:rFonts w:ascii="Times New Roman" w:hAnsi="Times New Roman"/>
+                <w:b/>
+                <w:bCs/>
+                <w:noProof/>
+              </w:rPr>
+              <w:t>Összegzés</w:t>
+            </w:r>
+            <w:r>
+              <w:rPr>
+                <w:noProof/>
+                <w:webHidden/>
+              </w:rPr>
+              <w:tab/>
+            </w:r>
+            <w:r>
+              <w:rPr>
+                <w:noProof/>
+                <w:webHidden/>
+              </w:rPr>
+              <w:fldChar w:fldCharType="begin"/>
+            </w:r>
+            <w:r>
+              <w:rPr>
+                <w:noProof/>
+                <w:webHidden/>
+              </w:rPr>
+              <w:instrText xml:space="preserve"> PAGEREF _Toc223292205 \h </w:instrText>
+            </w:r>
+            <w:r>
+              <w:rPr>
+                <w:noProof/>
+                <w:webHidden/>
+              </w:rPr>
+            </w:r>
+            <w:r>
+              <w:rPr>
+                <w:noProof/>
+                <w:webHidden/>
+              </w:rPr>
+              <w:fldChar w:fldCharType="separate"/>
+            </w:r>
+            <w:r>
+              <w:rPr>
+                <w:noProof/>
+                <w:webHidden/>
+              </w:rPr>
+              <w:t>21</w:t>
+            </w:r>
+            <w:r>
+              <w:rPr>
+                <w:noProof/>
+                <w:webHidden/>
+              </w:rPr>
+              <w:fldChar w:fldCharType="end"/>
+            </w:r>
+          </w:hyperlink>
+        </w:p>
+        <w:p>
+          <w:pPr>
+            <w:pStyle w:val="TJ1"/>
+            <w:tabs>
+              <w:tab w:val="right" w:leader="dot" w:pos="9019"/>
+            </w:tabs>
+            <w:rPr>
+              <w:rFonts w:cstheme="minorBidi"/>
+              <w:noProof/>
+              <w:kern w:val="2"/>
+              <w:sz w:val="24"/>
+              <w:szCs w:val="24"/>
+              <w14:ligatures w14:val="standardContextual"/>
+            </w:rPr>
+          </w:pPr>
+          <w:hyperlink w:anchor="_Toc223292206" w:history="1">
+            <w:r>
+              <w:rPr>
+                <w:rStyle w:val="Hiperhivatkozs"/>
+                <w:rFonts w:ascii="Times New Roman" w:hAnsi="Times New Roman"/>
+                <w:b/>
+                <w:bCs/>
+                <w:noProof/>
+              </w:rPr>
+              <w:t>Angular keretrendszer</w:t>
+            </w:r>
+            <w:r>
+              <w:rPr>
+                <w:noProof/>
+                <w:webHidden/>
+              </w:rPr>
+              <w:tab/>
+            </w:r>
+            <w:r>
+              <w:rPr>
+                <w:noProof/>
+                <w:webHidden/>
+              </w:rPr>
+              <w:fldChar w:fldCharType="begin"/>
+            </w:r>
+            <w:r>
+              <w:rPr>
+                <w:noProof/>
+                <w:webHidden/>
+              </w:rPr>
+              <w:instrText xml:space="preserve"> PAGEREF _Toc223292206 \h </w:instrText>
+            </w:r>
+            <w:r>
+              <w:rPr>
+                <w:noProof/>
+                <w:webHidden/>
+              </w:rPr>
+            </w:r>
+            <w:r>
+              <w:rPr>
+                <w:noProof/>
+                <w:webHidden/>
+              </w:rPr>
+              <w:fldChar w:fldCharType="separate"/>
+            </w:r>
+            <w:r>
+              <w:rPr>
+                <w:noProof/>
+                <w:webHidden/>
+              </w:rPr>
+              <w:t>22</w:t>
+            </w:r>
+            <w:r>
+              <w:rPr>
+                <w:noProof/>
+                <w:webHidden/>
+              </w:rPr>
+              <w:fldChar w:fldCharType="end"/>
+            </w:r>
+          </w:hyperlink>
+        </w:p>
+        <w:p>
+          <w:pPr>
+            <w:pStyle w:val="TJ2"/>
+            <w:tabs>
+              <w:tab w:val="right" w:leader="dot" w:pos="9019"/>
+            </w:tabs>
+            <w:rPr>
+              <w:rFonts w:cstheme="minorBidi"/>
+              <w:noProof/>
+              <w:kern w:val="2"/>
+              <w:sz w:val="24"/>
+              <w:szCs w:val="24"/>
+              <w14:ligatures w14:val="standardContextual"/>
+            </w:rPr>
+          </w:pPr>
+          <w:hyperlink w:anchor="_Toc223292207" w:history="1">
+            <w:r>
+              <w:rPr>
+                <w:rStyle w:val="Hiperhivatkozs"/>
+                <w:rFonts w:ascii="Times New Roman" w:hAnsi="Times New Roman"/>
+                <w:b/>
+                <w:bCs/>
+                <w:noProof/>
+              </w:rPr>
+              <w:t>Általános bemutatás</w:t>
+            </w:r>
+            <w:r>
+              <w:rPr>
+                <w:noProof/>
+                <w:webHidden/>
+              </w:rPr>
+              <w:tab/>
+            </w:r>
+            <w:r>
+              <w:rPr>
+                <w:noProof/>
+                <w:webHidden/>
+              </w:rPr>
+              <w:fldChar w:fldCharType="begin"/>
+            </w:r>
+            <w:r>
+              <w:rPr>
+                <w:noProof/>
+                <w:webHidden/>
+              </w:rPr>
+              <w:instrText xml:space="preserve"> PAGEREF _Toc223292207 \h </w:instrText>
+            </w:r>
+            <w:r>
+              <w:rPr>
+                <w:noProof/>
+                <w:webHidden/>
+              </w:rPr>
+            </w:r>
+            <w:r>
+              <w:rPr>
+                <w:noProof/>
+                <w:webHidden/>
+              </w:rPr>
+              <w:fldChar w:fldCharType="separate"/>
+            </w:r>
+            <w:r>
+              <w:rPr>
+                <w:noProof/>
+                <w:webHidden/>
+              </w:rPr>
+              <w:t>22</w:t>
+            </w:r>
+            <w:r>
+              <w:rPr>
+                <w:noProof/>
+                <w:webHidden/>
+              </w:rPr>
+              <w:fldChar w:fldCharType="end"/>
+            </w:r>
+          </w:hyperlink>
+        </w:p>
+        <w:p>
+          <w:pPr>
+            <w:pStyle w:val="TJ3"/>
+            <w:tabs>
+              <w:tab w:val="right" w:leader="dot" w:pos="9019"/>
+            </w:tabs>
+            <w:rPr>
+              <w:rFonts w:cstheme="minorBidi"/>
+              <w:noProof/>
+              <w:kern w:val="2"/>
+              <w:sz w:val="24"/>
+              <w:szCs w:val="24"/>
+              <w14:ligatures w14:val="standardContextual"/>
+            </w:rPr>
+          </w:pPr>
+          <w:hyperlink w:anchor="_Toc223292208" w:history="1">
+            <w:r>
+              <w:rPr>
+                <w:rStyle w:val="Hiperhivatkozs"/>
+                <w:rFonts w:ascii="Times New Roman" w:hAnsi="Times New Roman"/>
+                <w:b/>
+                <w:bCs/>
+                <w:noProof/>
+              </w:rPr>
+              <w:t>Az Angular főbb előnyei</w:t>
+            </w:r>
+            <w:r>
+              <w:rPr>
+                <w:noProof/>
+                <w:webHidden/>
+              </w:rPr>
+              <w:tab/>
+            </w:r>
+            <w:r>
+              <w:rPr>
+                <w:noProof/>
+                <w:webHidden/>
+              </w:rPr>
+              <w:fldChar w:fldCharType="begin"/>
+            </w:r>
+            <w:r>
+              <w:rPr>
+                <w:noProof/>
+                <w:webHidden/>
+              </w:rPr>
+              <w:instrText xml:space="preserve"> PAGEREF _Toc223292208 \h </w:instrText>
+            </w:r>
+            <w:r>
+              <w:rPr>
+                <w:noProof/>
+                <w:webHidden/>
+              </w:rPr>
+            </w:r>
+            <w:r>
+              <w:rPr>
+                <w:noProof/>
+                <w:webHidden/>
+              </w:rPr>
+              <w:fldChar w:fldCharType="separate"/>
+            </w:r>
+            <w:r>
+              <w:rPr>
+                <w:noProof/>
+                <w:webHidden/>
+              </w:rPr>
+              <w:t>22</w:t>
+            </w:r>
+            <w:r>
+              <w:rPr>
+                <w:noProof/>
+                <w:webHidden/>
+              </w:rPr>
+              <w:fldChar w:fldCharType="end"/>
+            </w:r>
+          </w:hyperlink>
+        </w:p>
+        <w:p>
+          <w:pPr>
+            <w:pStyle w:val="TJ2"/>
+            <w:tabs>
+              <w:tab w:val="right" w:leader="dot" w:pos="9019"/>
+            </w:tabs>
+            <w:rPr>
+              <w:rFonts w:cstheme="minorBidi"/>
+              <w:noProof/>
+              <w:kern w:val="2"/>
+              <w:sz w:val="24"/>
+              <w:szCs w:val="24"/>
+              <w14:ligatures w14:val="standardContextual"/>
+            </w:rPr>
+          </w:pPr>
+          <w:hyperlink w:anchor="_Toc223292209" w:history="1">
+            <w:r>
+              <w:rPr>
+                <w:rStyle w:val="Hiperhivatkozs"/>
+                <w:rFonts w:ascii="Times New Roman" w:hAnsi="Times New Roman"/>
+                <w:b/>
+                <w:bCs/>
+                <w:noProof/>
+              </w:rPr>
+              <w:t>Alkalmazás a projektben</w:t>
+            </w:r>
+            <w:r>
+              <w:rPr>
+                <w:noProof/>
+                <w:webHidden/>
+              </w:rPr>
+              <w:tab/>
+            </w:r>
+            <w:r>
+              <w:rPr>
+                <w:noProof/>
+                <w:webHidden/>
+              </w:rPr>
+              <w:fldChar w:fldCharType="begin"/>
+            </w:r>
+            <w:r>
+              <w:rPr>
+                <w:noProof/>
+                <w:webHidden/>
+              </w:rPr>
+              <w:instrText xml:space="preserve"> PAGEREF _Toc223292209 \h </w:instrText>
+            </w:r>
+            <w:r>
+              <w:rPr>
+                <w:noProof/>
+                <w:webHidden/>
+              </w:rPr>
+            </w:r>
+            <w:r>
+              <w:rPr>
+                <w:noProof/>
+                <w:webHidden/>
+              </w:rPr>
+              <w:fldChar w:fldCharType="separate"/>
+            </w:r>
+            <w:r>
+              <w:rPr>
+                <w:noProof/>
+                <w:webHidden/>
+              </w:rPr>
+              <w:t>23</w:t>
+            </w:r>
+            <w:r>
+              <w:rPr>
+                <w:noProof/>
+                <w:webHidden/>
+              </w:rPr>
+              <w:fldChar w:fldCharType="end"/>
+            </w:r>
+          </w:hyperlink>
+        </w:p>
+        <w:p>
+          <w:pPr>
+            <w:pStyle w:val="TJ3"/>
+            <w:tabs>
+              <w:tab w:val="right" w:leader="dot" w:pos="9019"/>
+            </w:tabs>
+            <w:rPr>
+              <w:rFonts w:cstheme="minorBidi"/>
+              <w:noProof/>
+              <w:kern w:val="2"/>
+              <w:sz w:val="24"/>
+              <w:szCs w:val="24"/>
+              <w14:ligatures w14:val="standardContextual"/>
+            </w:rPr>
+          </w:pPr>
+          <w:hyperlink w:anchor="_Toc223292210" w:history="1">
+            <w:r>
+              <w:rPr>
+                <w:rStyle w:val="Hiperhivatkozs"/>
+                <w:rFonts w:ascii="Times New Roman" w:hAnsi="Times New Roman"/>
+                <w:b/>
+                <w:bCs/>
+                <w:noProof/>
+              </w:rPr>
+              <w:t>Komponensalapú felépítés</w:t>
+            </w:r>
+            <w:r>
+              <w:rPr>
+                <w:noProof/>
+                <w:webHidden/>
+              </w:rPr>
+              <w:tab/>
+            </w:r>
+            <w:r>
+              <w:rPr>
+                <w:noProof/>
+                <w:webHidden/>
+              </w:rPr>
+              <w:fldChar w:fldCharType="begin"/>
+            </w:r>
+            <w:r>
+              <w:rPr>
+                <w:noProof/>
+                <w:webHidden/>
+              </w:rPr>
+              <w:instrText xml:space="preserve"> PAGEREF _Toc223292210 \h </w:instrText>
+            </w:r>
+            <w:r>
+              <w:rPr>
+                <w:noProof/>
+                <w:webHidden/>
+              </w:rPr>
+            </w:r>
+            <w:r>
+              <w:rPr>
+                <w:noProof/>
+                <w:webHidden/>
+              </w:rPr>
+              <w:fldChar w:fldCharType="separate"/>
+            </w:r>
+            <w:r>
+              <w:rPr>
+                <w:noProof/>
+                <w:webHidden/>
+              </w:rPr>
+              <w:t>23</w:t>
+            </w:r>
+            <w:r>
+              <w:rPr>
+                <w:noProof/>
+                <w:webHidden/>
+              </w:rPr>
+              <w:fldChar w:fldCharType="end"/>
+            </w:r>
+          </w:hyperlink>
+        </w:p>
+        <w:p>
+          <w:pPr>
+            <w:pStyle w:val="TJ3"/>
+            <w:tabs>
+              <w:tab w:val="right" w:leader="dot" w:pos="9019"/>
+            </w:tabs>
+            <w:rPr>
+              <w:rFonts w:cstheme="minorBidi"/>
+              <w:noProof/>
+              <w:kern w:val="2"/>
+              <w:sz w:val="24"/>
+              <w:szCs w:val="24"/>
+              <w14:ligatures w14:val="standardContextual"/>
+            </w:rPr>
+          </w:pPr>
+          <w:hyperlink w:anchor="_Toc223292211" w:history="1">
+            <w:r>
+              <w:rPr>
+                <w:rStyle w:val="Hiperhivatkozs"/>
+                <w:rFonts w:ascii="Times New Roman" w:hAnsi="Times New Roman"/>
+                <w:b/>
+                <w:bCs/>
+                <w:noProof/>
+              </w:rPr>
+              <w:t>REST API kommunikáció</w:t>
+            </w:r>
+            <w:r>
+              <w:rPr>
+                <w:noProof/>
+                <w:webHidden/>
+              </w:rPr>
+              <w:tab/>
+            </w:r>
+            <w:r>
+              <w:rPr>
+                <w:noProof/>
+                <w:webHidden/>
+              </w:rPr>
+              <w:fldChar w:fldCharType="begin"/>
+            </w:r>
+            <w:r>
+              <w:rPr>
+                <w:noProof/>
+                <w:webHidden/>
+              </w:rPr>
+              <w:instrText xml:space="preserve"> PAGEREF _Toc223292211 \h </w:instrText>
+            </w:r>
+            <w:r>
+              <w:rPr>
+                <w:noProof/>
+                <w:webHidden/>
+              </w:rPr>
+            </w:r>
+            <w:r>
+              <w:rPr>
+                <w:noProof/>
+                <w:webHidden/>
+              </w:rPr>
+              <w:fldChar w:fldCharType="separate"/>
+            </w:r>
+            <w:r>
+              <w:rPr>
+                <w:noProof/>
+                <w:webHidden/>
+              </w:rPr>
+              <w:t>23</w:t>
+            </w:r>
+            <w:r>
+              <w:rPr>
+                <w:noProof/>
+                <w:webHidden/>
+              </w:rPr>
+              <w:fldChar w:fldCharType="end"/>
+            </w:r>
+          </w:hyperlink>
+        </w:p>
+        <w:p>
+          <w:pPr>
+            <w:pStyle w:val="TJ3"/>
+            <w:tabs>
+              <w:tab w:val="right" w:leader="dot" w:pos="9019"/>
+            </w:tabs>
+            <w:rPr>
+              <w:rFonts w:cstheme="minorBidi"/>
+              <w:noProof/>
+              <w:kern w:val="2"/>
+              <w:sz w:val="24"/>
+              <w:szCs w:val="24"/>
+              <w14:ligatures w14:val="standardContextual"/>
+            </w:rPr>
+          </w:pPr>
+          <w:hyperlink w:anchor="_Toc223292212" w:history="1">
+            <w:r>
+              <w:rPr>
+                <w:rStyle w:val="Hiperhivatkozs"/>
+                <w:rFonts w:ascii="Times New Roman" w:hAnsi="Times New Roman"/>
+                <w:b/>
+                <w:bCs/>
+                <w:noProof/>
+              </w:rPr>
+              <w:t>Reactive Forms alkalmazása</w:t>
+            </w:r>
+            <w:r>
+              <w:rPr>
+                <w:noProof/>
+                <w:webHidden/>
+              </w:rPr>
+              <w:tab/>
+            </w:r>
+            <w:r>
+              <w:rPr>
+                <w:noProof/>
+                <w:webHidden/>
+              </w:rPr>
+              <w:fldChar w:fldCharType="begin"/>
+            </w:r>
+            <w:r>
+              <w:rPr>
+                <w:noProof/>
+                <w:webHidden/>
+              </w:rPr>
+              <w:instrText xml:space="preserve"> PAGEREF _Toc223292212 \h </w:instrText>
+            </w:r>
+            <w:r>
+              <w:rPr>
+                <w:noProof/>
+                <w:webHidden/>
+              </w:rPr>
+            </w:r>
+            <w:r>
+              <w:rPr>
+                <w:noProof/>
+                <w:webHidden/>
+              </w:rPr>
+              <w:fldChar w:fldCharType="separate"/>
+            </w:r>
+            <w:r>
+              <w:rPr>
+                <w:noProof/>
+                <w:webHidden/>
+              </w:rPr>
+              <w:t>23</w:t>
+            </w:r>
+            <w:r>
+              <w:rPr>
+                <w:noProof/>
+                <w:webHidden/>
+              </w:rPr>
+              <w:fldChar w:fldCharType="end"/>
+            </w:r>
+          </w:hyperlink>
+        </w:p>
+        <w:p>
+          <w:pPr>
+            <w:pStyle w:val="TJ2"/>
+            <w:tabs>
+              <w:tab w:val="right" w:leader="dot" w:pos="9019"/>
+            </w:tabs>
+            <w:rPr>
+              <w:rFonts w:cstheme="minorBidi"/>
+              <w:noProof/>
+              <w:kern w:val="2"/>
+              <w:sz w:val="24"/>
+              <w:szCs w:val="24"/>
+              <w14:ligatures w14:val="standardContextual"/>
+            </w:rPr>
+          </w:pPr>
+          <w:hyperlink w:anchor="_Toc223292213" w:history="1">
+            <w:r>
+              <w:rPr>
+                <w:rStyle w:val="Hiperhivatkozs"/>
+                <w:rFonts w:ascii="Times New Roman" w:hAnsi="Times New Roman"/>
+                <w:b/>
+                <w:bCs/>
+                <w:noProof/>
+              </w:rPr>
+              <w:t>Összegzés</w:t>
+            </w:r>
+            <w:r>
+              <w:rPr>
+                <w:noProof/>
+                <w:webHidden/>
+              </w:rPr>
+              <w:tab/>
+            </w:r>
+            <w:r>
+              <w:rPr>
+                <w:noProof/>
+                <w:webHidden/>
+              </w:rPr>
+              <w:fldChar w:fldCharType="begin"/>
+            </w:r>
+            <w:r>
+              <w:rPr>
+                <w:noProof/>
+                <w:webHidden/>
+              </w:rPr>
+              <w:instrText xml:space="preserve"> PAGEREF _Toc223292213 \h </w:instrText>
+            </w:r>
+            <w:r>
+              <w:rPr>
+                <w:noProof/>
+                <w:webHidden/>
+              </w:rPr>
+            </w:r>
+            <w:r>
+              <w:rPr>
+                <w:noProof/>
+                <w:webHidden/>
+              </w:rPr>
+              <w:fldChar w:fldCharType="separate"/>
+            </w:r>
+            <w:r>
+              <w:rPr>
+                <w:noProof/>
+                <w:webHidden/>
+              </w:rPr>
+              <w:t>24</w:t>
+            </w:r>
+            <w:r>
+              <w:rPr>
+                <w:noProof/>
+                <w:webHidden/>
+              </w:rPr>
+              <w:fldChar w:fldCharType="end"/>
+            </w:r>
+          </w:hyperlink>
+        </w:p>
+        <w:p>
+          <w:pPr>
+            <w:pStyle w:val="TJ1"/>
+            <w:tabs>
+              <w:tab w:val="right" w:leader="dot" w:pos="9019"/>
+            </w:tabs>
+            <w:rPr>
+              <w:rFonts w:cstheme="minorBidi"/>
+              <w:noProof/>
+              <w:kern w:val="2"/>
+              <w:sz w:val="24"/>
+              <w:szCs w:val="24"/>
+              <w14:ligatures w14:val="standardContextual"/>
+            </w:rPr>
+          </w:pPr>
+          <w:hyperlink w:anchor="_Toc223292214" w:history="1">
+            <w:r>
+              <w:rPr>
+                <w:rStyle w:val="Hiperhivatkozs"/>
+                <w:rFonts w:ascii="Times New Roman" w:hAnsi="Times New Roman"/>
+                <w:b/>
+                <w:bCs/>
+                <w:noProof/>
+              </w:rPr>
+              <w:t>TypeScript</w:t>
+            </w:r>
+            <w:r>
+              <w:rPr>
+                <w:noProof/>
+                <w:webHidden/>
+              </w:rPr>
+              <w:tab/>
+            </w:r>
+            <w:r>
+              <w:rPr>
+                <w:noProof/>
+                <w:webHidden/>
+              </w:rPr>
+              <w:fldChar w:fldCharType="begin"/>
+            </w:r>
+            <w:r>
+              <w:rPr>
+                <w:noProof/>
+                <w:webHidden/>
+              </w:rPr>
+              <w:instrText xml:space="preserve"> PAGEREF _Toc223292214 \h </w:instrText>
+            </w:r>
+            <w:r>
+              <w:rPr>
+                <w:noProof/>
+                <w:webHidden/>
+              </w:rPr>
+            </w:r>
+            <w:r>
+              <w:rPr>
+                <w:noProof/>
+                <w:webHidden/>
+              </w:rPr>
+              <w:fldChar w:fldCharType="separate"/>
+            </w:r>
+            <w:r>
+              <w:rPr>
+                <w:noProof/>
+                <w:webHidden/>
+              </w:rPr>
+              <w:t>25</w:t>
+            </w:r>
+            <w:r>
+              <w:rPr>
+                <w:noProof/>
+                <w:webHidden/>
+              </w:rPr>
+              <w:fldChar w:fldCharType="end"/>
+            </w:r>
+          </w:hyperlink>
+        </w:p>
+        <w:p>
+          <w:pPr>
+            <w:pStyle w:val="TJ2"/>
+            <w:tabs>
+              <w:tab w:val="right" w:leader="dot" w:pos="9019"/>
+            </w:tabs>
+            <w:rPr>
+              <w:rFonts w:cstheme="minorBidi"/>
+              <w:noProof/>
+              <w:kern w:val="2"/>
+              <w:sz w:val="24"/>
+              <w:szCs w:val="24"/>
+              <w14:ligatures w14:val="standardContextual"/>
+            </w:rPr>
+          </w:pPr>
+          <w:hyperlink w:anchor="_Toc223292215" w:history="1">
+            <w:r>
+              <w:rPr>
+                <w:rStyle w:val="Hiperhivatkozs"/>
+                <w:rFonts w:ascii="Times New Roman" w:hAnsi="Times New Roman"/>
+                <w:b/>
+                <w:bCs/>
+                <w:noProof/>
+              </w:rPr>
+              <w:t>Általános bemutatás</w:t>
+            </w:r>
+            <w:r>
+              <w:rPr>
+                <w:noProof/>
+                <w:webHidden/>
+              </w:rPr>
+              <w:tab/>
+            </w:r>
+            <w:r>
+              <w:rPr>
+                <w:noProof/>
+                <w:webHidden/>
+              </w:rPr>
+              <w:fldChar w:fldCharType="begin"/>
+            </w:r>
+            <w:r>
+              <w:rPr>
+                <w:noProof/>
+                <w:webHidden/>
+              </w:rPr>
+              <w:instrText xml:space="preserve"> PAGEREF _Toc223292215 \h </w:instrText>
+            </w:r>
+            <w:r>
+              <w:rPr>
+                <w:noProof/>
+                <w:webHidden/>
+              </w:rPr>
+            </w:r>
+            <w:r>
+              <w:rPr>
+                <w:noProof/>
+                <w:webHidden/>
+              </w:rPr>
+              <w:fldChar w:fldCharType="separate"/>
+            </w:r>
+            <w:r>
+              <w:rPr>
+                <w:noProof/>
+                <w:webHidden/>
+              </w:rPr>
+              <w:t>25</w:t>
+            </w:r>
+            <w:r>
+              <w:rPr>
+                <w:noProof/>
+                <w:webHidden/>
+              </w:rPr>
+              <w:fldChar w:fldCharType="end"/>
+            </w:r>
+          </w:hyperlink>
+        </w:p>
+        <w:p>
+          <w:pPr>
+            <w:pStyle w:val="TJ3"/>
+            <w:tabs>
+              <w:tab w:val="right" w:leader="dot" w:pos="9019"/>
+            </w:tabs>
+            <w:rPr>
+              <w:rFonts w:cstheme="minorBidi"/>
+              <w:noProof/>
+              <w:kern w:val="2"/>
+              <w:sz w:val="24"/>
+              <w:szCs w:val="24"/>
+              <w14:ligatures w14:val="standardContextual"/>
+            </w:rPr>
+          </w:pPr>
+          <w:hyperlink w:anchor="_Toc223292216" w:history="1">
+            <w:r>
+              <w:rPr>
+                <w:rStyle w:val="Hiperhivatkozs"/>
+                <w:rFonts w:ascii="Times New Roman" w:hAnsi="Times New Roman"/>
+                <w:b/>
+                <w:bCs/>
+                <w:noProof/>
+              </w:rPr>
+              <w:t>A TypeScript előnyei</w:t>
+            </w:r>
+            <w:r>
+              <w:rPr>
+                <w:noProof/>
+                <w:webHidden/>
+              </w:rPr>
+              <w:tab/>
+            </w:r>
+            <w:r>
+              <w:rPr>
+                <w:noProof/>
+                <w:webHidden/>
+              </w:rPr>
+              <w:fldChar w:fldCharType="begin"/>
+            </w:r>
+            <w:r>
+              <w:rPr>
+                <w:noProof/>
+                <w:webHidden/>
+              </w:rPr>
+              <w:instrText xml:space="preserve"> PAGEREF _Toc223292216 \h </w:instrText>
+            </w:r>
+            <w:r>
+              <w:rPr>
+                <w:noProof/>
+                <w:webHidden/>
+              </w:rPr>
+            </w:r>
+            <w:r>
+              <w:rPr>
+                <w:noProof/>
+                <w:webHidden/>
+              </w:rPr>
+              <w:fldChar w:fldCharType="separate"/>
+            </w:r>
+            <w:r>
+              <w:rPr>
+                <w:noProof/>
+                <w:webHidden/>
+              </w:rPr>
+              <w:t>25</w:t>
+            </w:r>
+            <w:r>
+              <w:rPr>
+                <w:noProof/>
+                <w:webHidden/>
+              </w:rPr>
+              <w:fldChar w:fldCharType="end"/>
+            </w:r>
+          </w:hyperlink>
+        </w:p>
+        <w:p>
+          <w:pPr>
+            <w:pStyle w:val="TJ2"/>
+            <w:tabs>
+              <w:tab w:val="right" w:leader="dot" w:pos="9019"/>
+            </w:tabs>
+            <w:rPr>
+              <w:rFonts w:cstheme="minorBidi"/>
+              <w:noProof/>
+              <w:kern w:val="2"/>
+              <w:sz w:val="24"/>
+              <w:szCs w:val="24"/>
+              <w14:ligatures w14:val="standardContextual"/>
+            </w:rPr>
+          </w:pPr>
+          <w:hyperlink w:anchor="_Toc223292217" w:history="1">
+            <w:r>
+              <w:rPr>
+                <w:rStyle w:val="Hiperhivatkozs"/>
+                <w:rFonts w:ascii="Times New Roman" w:hAnsi="Times New Roman"/>
+                <w:b/>
+                <w:bCs/>
+                <w:noProof/>
+              </w:rPr>
+              <w:t>Alkalmazás a projektben</w:t>
+            </w:r>
+            <w:r>
+              <w:rPr>
+                <w:noProof/>
+                <w:webHidden/>
+              </w:rPr>
+              <w:tab/>
+            </w:r>
+            <w:r>
+              <w:rPr>
+                <w:noProof/>
+                <w:webHidden/>
+              </w:rPr>
+              <w:fldChar w:fldCharType="begin"/>
+            </w:r>
+            <w:r>
+              <w:rPr>
+                <w:noProof/>
+                <w:webHidden/>
+              </w:rPr>
+              <w:instrText xml:space="preserve"> PAGEREF _Toc223292217 \h </w:instrText>
+            </w:r>
+            <w:r>
+              <w:rPr>
+                <w:noProof/>
+                <w:webHidden/>
+              </w:rPr>
+            </w:r>
+            <w:r>
+              <w:rPr>
+                <w:noProof/>
+                <w:webHidden/>
+              </w:rPr>
+              <w:fldChar w:fldCharType="separate"/>
+            </w:r>
+            <w:r>
+              <w:rPr>
+                <w:noProof/>
+                <w:webHidden/>
+              </w:rPr>
+              <w:t>26</w:t>
+            </w:r>
+            <w:r>
+              <w:rPr>
+                <w:noProof/>
+                <w:webHidden/>
+              </w:rPr>
+              <w:fldChar w:fldCharType="end"/>
+            </w:r>
+          </w:hyperlink>
+        </w:p>
+        <w:p>
+          <w:pPr>
+            <w:pStyle w:val="TJ2"/>
+            <w:tabs>
+              <w:tab w:val="right" w:leader="dot" w:pos="9019"/>
+            </w:tabs>
+            <w:rPr>
+              <w:rFonts w:cstheme="minorBidi"/>
+              <w:noProof/>
+              <w:kern w:val="2"/>
+              <w:sz w:val="24"/>
+              <w:szCs w:val="24"/>
+              <w14:ligatures w14:val="standardContextual"/>
+            </w:rPr>
+          </w:pPr>
+          <w:hyperlink w:anchor="_Toc223292218" w:history="1">
+            <w:r>
+              <w:rPr>
+                <w:rStyle w:val="Hiperhivatkozs"/>
+                <w:rFonts w:ascii="Times New Roman" w:hAnsi="Times New Roman"/>
+                <w:b/>
+                <w:bCs/>
+                <w:noProof/>
+              </w:rPr>
+              <w:t>Összegzés</w:t>
+            </w:r>
+            <w:r>
+              <w:rPr>
+                <w:noProof/>
+                <w:webHidden/>
+              </w:rPr>
+              <w:tab/>
+            </w:r>
+            <w:r>
+              <w:rPr>
+                <w:noProof/>
+                <w:webHidden/>
+              </w:rPr>
+              <w:fldChar w:fldCharType="begin"/>
+            </w:r>
+            <w:r>
+              <w:rPr>
+                <w:noProof/>
+                <w:webHidden/>
+              </w:rPr>
+              <w:instrText xml:space="preserve"> PAGEREF _Toc223292218 \h </w:instrText>
+            </w:r>
+            <w:r>
+              <w:rPr>
+                <w:noProof/>
+                <w:webHidden/>
+              </w:rPr>
+            </w:r>
+            <w:r>
+              <w:rPr>
+                <w:noProof/>
+                <w:webHidden/>
+              </w:rPr>
+              <w:fldChar w:fldCharType="separate"/>
+            </w:r>
+            <w:r>
+              <w:rPr>
+                <w:noProof/>
+                <w:webHidden/>
+              </w:rPr>
+              <w:t>26</w:t>
+            </w:r>
+            <w:r>
+              <w:rPr>
+                <w:noProof/>
+                <w:webHidden/>
+              </w:rPr>
+              <w:fldChar w:fldCharType="end"/>
+            </w:r>
+          </w:hyperlink>
+        </w:p>
+        <w:p>
+          <w:pPr>
+            <w:pStyle w:val="TJ1"/>
+            <w:tabs>
+              <w:tab w:val="right" w:leader="dot" w:pos="9019"/>
+            </w:tabs>
+            <w:rPr>
+              <w:rFonts w:cstheme="minorBidi"/>
+              <w:noProof/>
+              <w:kern w:val="2"/>
+              <w:sz w:val="24"/>
+              <w:szCs w:val="24"/>
+              <w14:ligatures w14:val="standardContextual"/>
+            </w:rPr>
+          </w:pPr>
+          <w:hyperlink w:anchor="_Toc223292219" w:history="1">
+            <w:r>
+              <w:rPr>
+                <w:rStyle w:val="Hiperhivatkozs"/>
+                <w:rFonts w:ascii="Times New Roman" w:hAnsi="Times New Roman"/>
+                <w:b/>
+                <w:bCs/>
+                <w:noProof/>
+              </w:rPr>
+              <w:t>HTML és CSS</w:t>
+            </w:r>
+            <w:r>
+              <w:rPr>
+                <w:noProof/>
+                <w:webHidden/>
+              </w:rPr>
+              <w:tab/>
+            </w:r>
+            <w:r>
+              <w:rPr>
+                <w:noProof/>
+                <w:webHidden/>
+              </w:rPr>
+              <w:fldChar w:fldCharType="begin"/>
+            </w:r>
+            <w:r>
+              <w:rPr>
+                <w:noProof/>
+                <w:webHidden/>
+              </w:rPr>
+              <w:instrText xml:space="preserve"> PAGEREF _Toc223292219 \h </w:instrText>
+            </w:r>
+            <w:r>
+              <w:rPr>
+                <w:noProof/>
+                <w:webHidden/>
+              </w:rPr>
+            </w:r>
+            <w:r>
+              <w:rPr>
+                <w:noProof/>
+                <w:webHidden/>
+              </w:rPr>
+              <w:fldChar w:fldCharType="separate"/>
+            </w:r>
+            <w:r>
+              <w:rPr>
+                <w:noProof/>
+                <w:webHidden/>
+              </w:rPr>
+              <w:t>27</w:t>
+            </w:r>
+            <w:r>
+              <w:rPr>
+                <w:noProof/>
+                <w:webHidden/>
+              </w:rPr>
+              <w:fldChar w:fldCharType="end"/>
+            </w:r>
+          </w:hyperlink>
+        </w:p>
+        <w:p>
+          <w:pPr>
+            <w:pStyle w:val="TJ2"/>
+            <w:tabs>
+              <w:tab w:val="right" w:leader="dot" w:pos="9019"/>
+            </w:tabs>
+            <w:rPr>
+              <w:rFonts w:cstheme="minorBidi"/>
+              <w:noProof/>
+              <w:kern w:val="2"/>
+              <w:sz w:val="24"/>
+              <w:szCs w:val="24"/>
+              <w14:ligatures w14:val="standardContextual"/>
+            </w:rPr>
+          </w:pPr>
+          <w:hyperlink w:anchor="_Toc223292220" w:history="1">
+            <w:r>
+              <w:rPr>
+                <w:rStyle w:val="Hiperhivatkozs"/>
+                <w:rFonts w:ascii="Times New Roman" w:hAnsi="Times New Roman"/>
+                <w:b/>
+                <w:bCs/>
+                <w:noProof/>
+              </w:rPr>
+              <w:t>Általános bemutatás</w:t>
+            </w:r>
+            <w:r>
+              <w:rPr>
+                <w:noProof/>
+                <w:webHidden/>
+              </w:rPr>
+              <w:tab/>
+            </w:r>
+            <w:r>
+              <w:rPr>
+                <w:noProof/>
+                <w:webHidden/>
+              </w:rPr>
+              <w:fldChar w:fldCharType="begin"/>
+            </w:r>
+            <w:r>
+              <w:rPr>
+                <w:noProof/>
+                <w:webHidden/>
+              </w:rPr>
+              <w:instrText xml:space="preserve"> PAGEREF _Toc223292220 \h </w:instrText>
+            </w:r>
+            <w:r>
+              <w:rPr>
+                <w:noProof/>
+                <w:webHidden/>
+              </w:rPr>
+            </w:r>
+            <w:r>
+              <w:rPr>
+                <w:noProof/>
+                <w:webHidden/>
+              </w:rPr>
+              <w:fldChar w:fldCharType="separate"/>
+            </w:r>
+            <w:r>
+              <w:rPr>
+                <w:noProof/>
+                <w:webHidden/>
+              </w:rPr>
+              <w:t>27</w:t>
+            </w:r>
+            <w:r>
+              <w:rPr>
+                <w:noProof/>
+                <w:webHidden/>
+              </w:rPr>
+              <w:fldChar w:fldCharType="end"/>
+            </w:r>
+          </w:hyperlink>
+        </w:p>
+        <w:p>
+          <w:pPr>
+            <w:pStyle w:val="TJ3"/>
+            <w:tabs>
+              <w:tab w:val="right" w:leader="dot" w:pos="9019"/>
+            </w:tabs>
+            <w:rPr>
+              <w:rFonts w:cstheme="minorBidi"/>
+              <w:noProof/>
+              <w:kern w:val="2"/>
+              <w:sz w:val="24"/>
+              <w:szCs w:val="24"/>
+              <w14:ligatures w14:val="standardContextual"/>
+            </w:rPr>
+          </w:pPr>
+          <w:hyperlink w:anchor="_Toc223292221" w:history="1">
+            <w:r>
+              <w:rPr>
+                <w:rStyle w:val="Hiperhivatkozs"/>
+                <w:rFonts w:ascii="Times New Roman" w:hAnsi="Times New Roman"/>
+                <w:b/>
+                <w:bCs/>
+                <w:noProof/>
+              </w:rPr>
+              <w:t>HTML szerepe</w:t>
+            </w:r>
+            <w:r>
+              <w:rPr>
+                <w:noProof/>
+                <w:webHidden/>
+              </w:rPr>
+              <w:tab/>
+            </w:r>
+            <w:r>
+              <w:rPr>
+                <w:noProof/>
+                <w:webHidden/>
+              </w:rPr>
+              <w:fldChar w:fldCharType="begin"/>
+            </w:r>
+            <w:r>
+              <w:rPr>
+                <w:noProof/>
+                <w:webHidden/>
+              </w:rPr>
+              <w:instrText xml:space="preserve"> PAGEREF _Toc223292221 \h </w:instrText>
+            </w:r>
+            <w:r>
+              <w:rPr>
+                <w:noProof/>
+                <w:webHidden/>
+              </w:rPr>
+            </w:r>
+            <w:r>
+              <w:rPr>
+                <w:noProof/>
+                <w:webHidden/>
+              </w:rPr>
+              <w:fldChar w:fldCharType="separate"/>
+            </w:r>
+            <w:r>
+              <w:rPr>
+                <w:noProof/>
+                <w:webHidden/>
+              </w:rPr>
+              <w:t>27</w:t>
+            </w:r>
+            <w:r>
+              <w:rPr>
+                <w:noProof/>
+                <w:webHidden/>
+              </w:rPr>
+              <w:fldChar w:fldCharType="end"/>
+            </w:r>
+          </w:hyperlink>
+        </w:p>
+        <w:p>
+          <w:pPr>
+            <w:pStyle w:val="TJ3"/>
+            <w:tabs>
+              <w:tab w:val="right" w:leader="dot" w:pos="9019"/>
+            </w:tabs>
+            <w:rPr>
+              <w:rFonts w:cstheme="minorBidi"/>
+              <w:noProof/>
+              <w:kern w:val="2"/>
+              <w:sz w:val="24"/>
+              <w:szCs w:val="24"/>
+              <w14:ligatures w14:val="standardContextual"/>
+            </w:rPr>
+          </w:pPr>
+          <w:hyperlink w:anchor="_Toc223292222" w:history="1">
+            <w:r>
+              <w:rPr>
+                <w:rStyle w:val="Hiperhivatkozs"/>
+                <w:rFonts w:ascii="Times New Roman" w:hAnsi="Times New Roman"/>
+                <w:b/>
+                <w:bCs/>
+                <w:noProof/>
+              </w:rPr>
+              <w:t>CSS szerepe</w:t>
+            </w:r>
+            <w:r>
+              <w:rPr>
+                <w:noProof/>
+                <w:webHidden/>
+              </w:rPr>
+              <w:tab/>
+            </w:r>
+            <w:r>
+              <w:rPr>
+                <w:noProof/>
+                <w:webHidden/>
+              </w:rPr>
+              <w:fldChar w:fldCharType="begin"/>
+            </w:r>
+            <w:r>
+              <w:rPr>
+                <w:noProof/>
+                <w:webHidden/>
+              </w:rPr>
+              <w:instrText xml:space="preserve"> PAGEREF _Toc223292222 \h </w:instrText>
+            </w:r>
+            <w:r>
+              <w:rPr>
+                <w:noProof/>
+                <w:webHidden/>
+              </w:rPr>
+            </w:r>
+            <w:r>
+              <w:rPr>
+                <w:noProof/>
+                <w:webHidden/>
+              </w:rPr>
+              <w:fldChar w:fldCharType="separate"/>
+            </w:r>
+            <w:r>
+              <w:rPr>
+                <w:noProof/>
+                <w:webHidden/>
+              </w:rPr>
+              <w:t>27</w:t>
+            </w:r>
+            <w:r>
+              <w:rPr>
+                <w:noProof/>
+                <w:webHidden/>
+              </w:rPr>
+              <w:fldChar w:fldCharType="end"/>
+            </w:r>
+          </w:hyperlink>
+        </w:p>
+        <w:p>
+          <w:pPr>
+            <w:pStyle w:val="TJ3"/>
+            <w:tabs>
+              <w:tab w:val="right" w:leader="dot" w:pos="9019"/>
+            </w:tabs>
+            <w:rPr>
+              <w:rFonts w:cstheme="minorBidi"/>
+              <w:noProof/>
+              <w:kern w:val="2"/>
+              <w:sz w:val="24"/>
+              <w:szCs w:val="24"/>
+              <w14:ligatures w14:val="standardContextual"/>
+            </w:rPr>
+          </w:pPr>
+          <w:hyperlink w:anchor="_Toc223292223" w:history="1">
+            <w:r>
+              <w:rPr>
+                <w:rStyle w:val="Hiperhivatkozs"/>
+                <w:rFonts w:ascii="Times New Roman" w:hAnsi="Times New Roman"/>
+                <w:b/>
+                <w:bCs/>
+                <w:noProof/>
+              </w:rPr>
+              <w:t>A HTML és CSS előnyei</w:t>
+            </w:r>
+            <w:r>
+              <w:rPr>
+                <w:noProof/>
+                <w:webHidden/>
+              </w:rPr>
+              <w:tab/>
+            </w:r>
+            <w:r>
+              <w:rPr>
+                <w:noProof/>
+                <w:webHidden/>
+              </w:rPr>
+              <w:fldChar w:fldCharType="begin"/>
+            </w:r>
+            <w:r>
+              <w:rPr>
+                <w:noProof/>
+                <w:webHidden/>
+              </w:rPr>
+              <w:instrText xml:space="preserve"> PAGEREF _Toc223292223 \h </w:instrText>
+            </w:r>
+            <w:r>
+              <w:rPr>
+                <w:noProof/>
+                <w:webHidden/>
+              </w:rPr>
+            </w:r>
+            <w:r>
+              <w:rPr>
+                <w:noProof/>
+                <w:webHidden/>
+              </w:rPr>
+              <w:fldChar w:fldCharType="separate"/>
+            </w:r>
+            <w:r>
+              <w:rPr>
+                <w:noProof/>
+                <w:webHidden/>
+              </w:rPr>
+              <w:t>28</w:t>
+            </w:r>
+            <w:r>
+              <w:rPr>
+                <w:noProof/>
+                <w:webHidden/>
+              </w:rPr>
+              <w:fldChar w:fldCharType="end"/>
+            </w:r>
+          </w:hyperlink>
+        </w:p>
+        <w:p>
+          <w:pPr>
+            <w:pStyle w:val="TJ2"/>
+            <w:tabs>
+              <w:tab w:val="right" w:leader="dot" w:pos="9019"/>
+            </w:tabs>
+            <w:rPr>
+              <w:rFonts w:cstheme="minorBidi"/>
+              <w:noProof/>
+              <w:kern w:val="2"/>
+              <w:sz w:val="24"/>
+              <w:szCs w:val="24"/>
+              <w14:ligatures w14:val="standardContextual"/>
+            </w:rPr>
+          </w:pPr>
+          <w:hyperlink w:anchor="_Toc223292224" w:history="1">
+            <w:r>
+              <w:rPr>
+                <w:rStyle w:val="Hiperhivatkozs"/>
+                <w:rFonts w:ascii="Times New Roman" w:hAnsi="Times New Roman"/>
+                <w:b/>
+                <w:bCs/>
+                <w:noProof/>
+              </w:rPr>
+              <w:t>Alkalmazás a projektben</w:t>
+            </w:r>
+            <w:r>
+              <w:rPr>
+                <w:noProof/>
+                <w:webHidden/>
+              </w:rPr>
+              <w:tab/>
+            </w:r>
+            <w:r>
+              <w:rPr>
+                <w:noProof/>
+                <w:webHidden/>
+              </w:rPr>
+              <w:fldChar w:fldCharType="begin"/>
+            </w:r>
+            <w:r>
+              <w:rPr>
+                <w:noProof/>
+                <w:webHidden/>
+              </w:rPr>
+              <w:instrText xml:space="preserve"> PAGEREF _Toc223292224 \h </w:instrText>
+            </w:r>
+            <w:r>
+              <w:rPr>
+                <w:noProof/>
+                <w:webHidden/>
+              </w:rPr>
+            </w:r>
+            <w:r>
+              <w:rPr>
+                <w:noProof/>
+                <w:webHidden/>
+              </w:rPr>
+              <w:fldChar w:fldCharType="separate"/>
+            </w:r>
+            <w:r>
+              <w:rPr>
+                <w:noProof/>
+                <w:webHidden/>
+              </w:rPr>
+              <w:t>28</w:t>
+            </w:r>
+            <w:r>
+              <w:rPr>
+                <w:noProof/>
+                <w:webHidden/>
+              </w:rPr>
+              <w:fldChar w:fldCharType="end"/>
+            </w:r>
+          </w:hyperlink>
+        </w:p>
+        <w:p>
+          <w:pPr>
+            <w:pStyle w:val="TJ3"/>
+            <w:tabs>
+              <w:tab w:val="right" w:leader="dot" w:pos="9019"/>
+            </w:tabs>
+            <w:rPr>
+              <w:rFonts w:cstheme="minorBidi"/>
+              <w:noProof/>
+              <w:kern w:val="2"/>
+              <w:sz w:val="24"/>
+              <w:szCs w:val="24"/>
+              <w14:ligatures w14:val="standardContextual"/>
+            </w:rPr>
+          </w:pPr>
+          <w:hyperlink w:anchor="_Toc223292225" w:history="1">
+            <w:r>
+              <w:rPr>
+                <w:rStyle w:val="Hiperhivatkozs"/>
+                <w:rFonts w:ascii="Times New Roman" w:hAnsi="Times New Roman"/>
+                <w:b/>
+                <w:bCs/>
+                <w:noProof/>
+              </w:rPr>
+              <w:t>HTML sablonok alkalmazása</w:t>
+            </w:r>
+            <w:r>
+              <w:rPr>
+                <w:noProof/>
+                <w:webHidden/>
+              </w:rPr>
+              <w:tab/>
+            </w:r>
+            <w:r>
+              <w:rPr>
+                <w:noProof/>
+                <w:webHidden/>
+              </w:rPr>
+              <w:fldChar w:fldCharType="begin"/>
+            </w:r>
+            <w:r>
+              <w:rPr>
+                <w:noProof/>
+                <w:webHidden/>
+              </w:rPr>
+              <w:instrText xml:space="preserve"> PAGEREF _Toc223292225 \h </w:instrText>
+            </w:r>
+            <w:r>
+              <w:rPr>
+                <w:noProof/>
+                <w:webHidden/>
+              </w:rPr>
+            </w:r>
+            <w:r>
+              <w:rPr>
+                <w:noProof/>
+                <w:webHidden/>
+              </w:rPr>
+              <w:fldChar w:fldCharType="separate"/>
+            </w:r>
+            <w:r>
+              <w:rPr>
+                <w:noProof/>
+                <w:webHidden/>
+              </w:rPr>
+              <w:t>29</w:t>
+            </w:r>
+            <w:r>
+              <w:rPr>
+                <w:noProof/>
+                <w:webHidden/>
+              </w:rPr>
+              <w:fldChar w:fldCharType="end"/>
+            </w:r>
+          </w:hyperlink>
+        </w:p>
+        <w:p>
+          <w:pPr>
+            <w:pStyle w:val="TJ3"/>
+            <w:tabs>
+              <w:tab w:val="right" w:leader="dot" w:pos="9019"/>
+            </w:tabs>
+            <w:rPr>
+              <w:rFonts w:cstheme="minorBidi"/>
+              <w:noProof/>
+              <w:kern w:val="2"/>
+              <w:sz w:val="24"/>
+              <w:szCs w:val="24"/>
+              <w14:ligatures w14:val="standardContextual"/>
+            </w:rPr>
+          </w:pPr>
+          <w:hyperlink w:anchor="_Toc223292226" w:history="1">
+            <w:r>
+              <w:rPr>
+                <w:rStyle w:val="Hiperhivatkozs"/>
+                <w:rFonts w:ascii="Times New Roman" w:hAnsi="Times New Roman"/>
+                <w:b/>
+                <w:bCs/>
+                <w:noProof/>
+              </w:rPr>
+              <w:t>CSS alkalmazása</w:t>
+            </w:r>
+            <w:r>
+              <w:rPr>
+                <w:noProof/>
+                <w:webHidden/>
+              </w:rPr>
+              <w:tab/>
+            </w:r>
+            <w:r>
+              <w:rPr>
+                <w:noProof/>
+                <w:webHidden/>
+              </w:rPr>
+              <w:fldChar w:fldCharType="begin"/>
+            </w:r>
+            <w:r>
+              <w:rPr>
+                <w:noProof/>
+                <w:webHidden/>
+              </w:rPr>
+              <w:instrText xml:space="preserve"> PAGEREF _Toc223292226 \h </w:instrText>
+            </w:r>
+            <w:r>
+              <w:rPr>
+                <w:noProof/>
+                <w:webHidden/>
+              </w:rPr>
+            </w:r>
+            <w:r>
+              <w:rPr>
+                <w:noProof/>
+                <w:webHidden/>
+              </w:rPr>
+              <w:fldChar w:fldCharType="separate"/>
+            </w:r>
+            <w:r>
+              <w:rPr>
+                <w:noProof/>
+                <w:webHidden/>
+              </w:rPr>
+              <w:t>29</w:t>
+            </w:r>
+            <w:r>
+              <w:rPr>
+                <w:noProof/>
+                <w:webHidden/>
+              </w:rPr>
+              <w:fldChar w:fldCharType="end"/>
+            </w:r>
+          </w:hyperlink>
+        </w:p>
+        <w:p>
+          <w:pPr>
+            <w:pStyle w:val="TJ2"/>
+            <w:tabs>
+              <w:tab w:val="right" w:leader="dot" w:pos="9019"/>
+            </w:tabs>
+            <w:rPr>
+              <w:rFonts w:cstheme="minorBidi"/>
+              <w:noProof/>
+              <w:kern w:val="2"/>
+              <w:sz w:val="24"/>
+              <w:szCs w:val="24"/>
+              <w14:ligatures w14:val="standardContextual"/>
+            </w:rPr>
+          </w:pPr>
+          <w:hyperlink w:anchor="_Toc223292227" w:history="1">
+            <w:r>
+              <w:rPr>
+                <w:rStyle w:val="Hiperhivatkozs"/>
+                <w:rFonts w:ascii="Times New Roman" w:hAnsi="Times New Roman"/>
+                <w:b/>
+                <w:bCs/>
+                <w:noProof/>
+              </w:rPr>
+              <w:t>Összegzés</w:t>
+            </w:r>
+            <w:r>
+              <w:rPr>
+                <w:noProof/>
+                <w:webHidden/>
+              </w:rPr>
+              <w:tab/>
+            </w:r>
+            <w:r>
+              <w:rPr>
+                <w:noProof/>
+                <w:webHidden/>
+              </w:rPr>
+              <w:fldChar w:fldCharType="begin"/>
+            </w:r>
+            <w:r>
+              <w:rPr>
+                <w:noProof/>
+                <w:webHidden/>
+              </w:rPr>
+              <w:instrText xml:space="preserve"> PAGEREF _Toc223292227 \h </w:instrText>
+            </w:r>
+            <w:r>
+              <w:rPr>
+                <w:noProof/>
+                <w:webHidden/>
+              </w:rPr>
+            </w:r>
+            <w:r>
+              <w:rPr>
+                <w:noProof/>
+                <w:webHidden/>
+              </w:rPr>
+              <w:fldChar w:fldCharType="separate"/>
+            </w:r>
+            <w:r>
+              <w:rPr>
+                <w:noProof/>
+                <w:webHidden/>
+              </w:rPr>
+              <w:t>29</w:t>
+            </w:r>
+            <w:r>
+              <w:rPr>
+                <w:noProof/>
+                <w:webHidden/>
+              </w:rPr>
+              <w:fldChar w:fldCharType="end"/>
+            </w:r>
+          </w:hyperlink>
+        </w:p>
+        <w:p>
+          <w:pPr>
+            <w:pStyle w:val="TJ1"/>
+            <w:tabs>
+              <w:tab w:val="right" w:leader="dot" w:pos="9019"/>
+            </w:tabs>
+            <w:rPr>
+              <w:rFonts w:cstheme="minorBidi"/>
+              <w:noProof/>
+              <w:kern w:val="2"/>
+              <w:sz w:val="24"/>
+              <w:szCs w:val="24"/>
+              <w14:ligatures w14:val="standardContextual"/>
+            </w:rPr>
+          </w:pPr>
+          <w:hyperlink w:anchor="_Toc223292228" w:history="1">
+            <w:r>
+              <w:rPr>
+                <w:rStyle w:val="Hiperhivatkozs"/>
+                <w:rFonts w:ascii="Times New Roman" w:hAnsi="Times New Roman"/>
+                <w:b/>
+                <w:bCs/>
+                <w:noProof/>
+              </w:rPr>
+              <w:t>Figma – tervezés</w:t>
+            </w:r>
+            <w:r>
+              <w:rPr>
+                <w:noProof/>
+                <w:webHidden/>
+              </w:rPr>
+              <w:tab/>
+            </w:r>
+            <w:r>
+              <w:rPr>
+                <w:noProof/>
+                <w:webHidden/>
+              </w:rPr>
+              <w:fldChar w:fldCharType="begin"/>
+            </w:r>
+            <w:r>
+              <w:rPr>
+                <w:noProof/>
+                <w:webHidden/>
+              </w:rPr>
+              <w:instrText xml:space="preserve"> PAGEREF _Toc223292228 \h </w:instrText>
+            </w:r>
+            <w:r>
+              <w:rPr>
+                <w:noProof/>
+                <w:webHidden/>
+              </w:rPr>
+            </w:r>
+            <w:r>
+              <w:rPr>
+                <w:noProof/>
+                <w:webHidden/>
+              </w:rPr>
+              <w:fldChar w:fldCharType="separate"/>
+            </w:r>
+            <w:r>
+              <w:rPr>
+                <w:noProof/>
+                <w:webHidden/>
+              </w:rPr>
+              <w:t>30</w:t>
+            </w:r>
+            <w:r>
+              <w:rPr>
+                <w:noProof/>
+                <w:webHidden/>
+              </w:rPr>
+              <w:fldChar w:fldCharType="end"/>
+            </w:r>
+          </w:hyperlink>
+        </w:p>
+        <w:p>
+          <w:pPr>
+            <w:pStyle w:val="TJ2"/>
+            <w:tabs>
+              <w:tab w:val="right" w:leader="dot" w:pos="9019"/>
+            </w:tabs>
+            <w:rPr>
+              <w:rFonts w:cstheme="minorBidi"/>
+              <w:noProof/>
+              <w:kern w:val="2"/>
+              <w:sz w:val="24"/>
+              <w:szCs w:val="24"/>
+              <w14:ligatures w14:val="standardContextual"/>
+            </w:rPr>
+          </w:pPr>
+          <w:hyperlink w:anchor="_Toc223292229" w:history="1">
+            <w:r>
+              <w:rPr>
+                <w:rStyle w:val="Hiperhivatkozs"/>
+                <w:rFonts w:ascii="Times New Roman" w:hAnsi="Times New Roman"/>
+                <w:b/>
+                <w:bCs/>
+                <w:noProof/>
+              </w:rPr>
+              <w:t>Általános bemutatás</w:t>
+            </w:r>
+            <w:r>
+              <w:rPr>
+                <w:noProof/>
+                <w:webHidden/>
+              </w:rPr>
+              <w:tab/>
+            </w:r>
+            <w:r>
+              <w:rPr>
+                <w:noProof/>
+                <w:webHidden/>
+              </w:rPr>
+              <w:fldChar w:fldCharType="begin"/>
+            </w:r>
+            <w:r>
+              <w:rPr>
+                <w:noProof/>
+                <w:webHidden/>
+              </w:rPr>
+              <w:instrText xml:space="preserve"> PAGEREF _Toc223292229 \h </w:instrText>
+            </w:r>
+            <w:r>
+              <w:rPr>
+                <w:noProof/>
+                <w:webHidden/>
+              </w:rPr>
+            </w:r>
+            <w:r>
+              <w:rPr>
+                <w:noProof/>
+                <w:webHidden/>
+              </w:rPr>
+              <w:fldChar w:fldCharType="separate"/>
+            </w:r>
+            <w:r>
+              <w:rPr>
+                <w:noProof/>
+                <w:webHidden/>
+              </w:rPr>
+              <w:t>30</w:t>
+            </w:r>
+            <w:r>
+              <w:rPr>
+                <w:noProof/>
+                <w:webHidden/>
+              </w:rPr>
+              <w:fldChar w:fldCharType="end"/>
+            </w:r>
+          </w:hyperlink>
+        </w:p>
+        <w:p>
+          <w:pPr>
+            <w:pStyle w:val="TJ3"/>
+            <w:tabs>
+              <w:tab w:val="right" w:leader="dot" w:pos="9019"/>
+            </w:tabs>
+            <w:rPr>
+              <w:rFonts w:cstheme="minorBidi"/>
+              <w:noProof/>
+              <w:kern w:val="2"/>
+              <w:sz w:val="24"/>
+              <w:szCs w:val="24"/>
+              <w14:ligatures w14:val="standardContextual"/>
+            </w:rPr>
+          </w:pPr>
+          <w:hyperlink w:anchor="_Toc223292230" w:history="1">
+            <w:r>
+              <w:rPr>
+                <w:rStyle w:val="Hiperhivatkozs"/>
+                <w:rFonts w:ascii="Times New Roman" w:hAnsi="Times New Roman"/>
+                <w:b/>
+                <w:bCs/>
+                <w:noProof/>
+              </w:rPr>
+              <w:t>A Figma főbb előnyei</w:t>
+            </w:r>
+            <w:r>
+              <w:rPr>
+                <w:noProof/>
+                <w:webHidden/>
+              </w:rPr>
+              <w:tab/>
+            </w:r>
+            <w:r>
+              <w:rPr>
+                <w:noProof/>
+                <w:webHidden/>
+              </w:rPr>
+              <w:fldChar w:fldCharType="begin"/>
+            </w:r>
+            <w:r>
+              <w:rPr>
+                <w:noProof/>
+                <w:webHidden/>
+              </w:rPr>
+              <w:instrText xml:space="preserve"> PAGEREF _Toc223292230 \h </w:instrText>
+            </w:r>
+            <w:r>
+              <w:rPr>
+                <w:noProof/>
+                <w:webHidden/>
+              </w:rPr>
+            </w:r>
+            <w:r>
+              <w:rPr>
+                <w:noProof/>
+                <w:webHidden/>
+              </w:rPr>
+              <w:fldChar w:fldCharType="separate"/>
+            </w:r>
+            <w:r>
+              <w:rPr>
+                <w:noProof/>
+                <w:webHidden/>
+              </w:rPr>
+              <w:t>30</w:t>
+            </w:r>
+            <w:r>
+              <w:rPr>
+                <w:noProof/>
+                <w:webHidden/>
+              </w:rPr>
+              <w:fldChar w:fldCharType="end"/>
+            </w:r>
+          </w:hyperlink>
+        </w:p>
+        <w:p>
+          <w:pPr>
+            <w:pStyle w:val="TJ2"/>
+            <w:tabs>
+              <w:tab w:val="right" w:leader="dot" w:pos="9019"/>
+            </w:tabs>
+            <w:rPr>
+              <w:rFonts w:cstheme="minorBidi"/>
+              <w:noProof/>
+              <w:kern w:val="2"/>
+              <w:sz w:val="24"/>
+              <w:szCs w:val="24"/>
+              <w14:ligatures w14:val="standardContextual"/>
+            </w:rPr>
+          </w:pPr>
+          <w:hyperlink w:anchor="_Toc223292231" w:history="1">
+            <w:r>
+              <w:rPr>
+                <w:rStyle w:val="Hiperhivatkozs"/>
+                <w:rFonts w:ascii="Times New Roman" w:hAnsi="Times New Roman"/>
+                <w:b/>
+                <w:bCs/>
+                <w:noProof/>
+              </w:rPr>
+              <w:t>Alkalmazás a projektben</w:t>
+            </w:r>
+            <w:r>
+              <w:rPr>
+                <w:noProof/>
+                <w:webHidden/>
+              </w:rPr>
+              <w:tab/>
+            </w:r>
+            <w:r>
+              <w:rPr>
+                <w:noProof/>
+                <w:webHidden/>
+              </w:rPr>
+              <w:fldChar w:fldCharType="begin"/>
+            </w:r>
+            <w:r>
+              <w:rPr>
+                <w:noProof/>
+                <w:webHidden/>
+              </w:rPr>
+              <w:instrText xml:space="preserve"> PAGEREF _Toc223292231 \h </w:instrText>
+            </w:r>
+            <w:r>
+              <w:rPr>
+                <w:noProof/>
+                <w:webHidden/>
+              </w:rPr>
+            </w:r>
+            <w:r>
+              <w:rPr>
+                <w:noProof/>
+                <w:webHidden/>
+              </w:rPr>
+              <w:fldChar w:fldCharType="separate"/>
+            </w:r>
+            <w:r>
+              <w:rPr>
+                <w:noProof/>
+                <w:webHidden/>
+              </w:rPr>
+              <w:t>31</w:t>
+            </w:r>
+            <w:r>
+              <w:rPr>
+                <w:noProof/>
+                <w:webHidden/>
+              </w:rPr>
+              <w:fldChar w:fldCharType="end"/>
+            </w:r>
+          </w:hyperlink>
+        </w:p>
+        <w:p>
+          <w:pPr>
+            <w:pStyle w:val="TJ3"/>
+            <w:tabs>
+              <w:tab w:val="right" w:leader="dot" w:pos="9019"/>
+            </w:tabs>
+            <w:rPr>
+              <w:rFonts w:cstheme="minorBidi"/>
+              <w:noProof/>
+              <w:kern w:val="2"/>
+              <w:sz w:val="24"/>
+              <w:szCs w:val="24"/>
+              <w14:ligatures w14:val="standardContextual"/>
+            </w:rPr>
+          </w:pPr>
+          <w:hyperlink w:anchor="_Toc223292232" w:history="1">
+            <w:r>
+              <w:rPr>
+                <w:rStyle w:val="Hiperhivatkozs"/>
+                <w:rFonts w:ascii="Times New Roman" w:hAnsi="Times New Roman"/>
+                <w:b/>
+                <w:bCs/>
+                <w:noProof/>
+              </w:rPr>
+              <w:t>Vizuális tervezés</w:t>
+            </w:r>
+            <w:r>
+              <w:rPr>
+                <w:noProof/>
+                <w:webHidden/>
+              </w:rPr>
+              <w:tab/>
+            </w:r>
+            <w:r>
+              <w:rPr>
+                <w:noProof/>
+                <w:webHidden/>
+              </w:rPr>
+              <w:fldChar w:fldCharType="begin"/>
+            </w:r>
+            <w:r>
+              <w:rPr>
+                <w:noProof/>
+                <w:webHidden/>
+              </w:rPr>
+              <w:instrText xml:space="preserve"> PAGEREF _Toc223292232 \h </w:instrText>
+            </w:r>
+            <w:r>
+              <w:rPr>
+                <w:noProof/>
+                <w:webHidden/>
+              </w:rPr>
+            </w:r>
+            <w:r>
+              <w:rPr>
+                <w:noProof/>
+                <w:webHidden/>
+              </w:rPr>
+              <w:fldChar w:fldCharType="separate"/>
+            </w:r>
+            <w:r>
+              <w:rPr>
+                <w:noProof/>
+                <w:webHidden/>
+              </w:rPr>
+              <w:t>31</w:t>
+            </w:r>
+            <w:r>
+              <w:rPr>
+                <w:noProof/>
+                <w:webHidden/>
+              </w:rPr>
+              <w:fldChar w:fldCharType="end"/>
+            </w:r>
+          </w:hyperlink>
+        </w:p>
+        <w:p>
+          <w:pPr>
+            <w:pStyle w:val="TJ3"/>
+            <w:tabs>
+              <w:tab w:val="right" w:leader="dot" w:pos="9019"/>
+            </w:tabs>
+            <w:rPr>
+              <w:rFonts w:cstheme="minorBidi"/>
+              <w:noProof/>
+              <w:kern w:val="2"/>
+              <w:sz w:val="24"/>
+              <w:szCs w:val="24"/>
+              <w14:ligatures w14:val="standardContextual"/>
+            </w:rPr>
+          </w:pPr>
+          <w:hyperlink w:anchor="_Toc223292233" w:history="1">
+            <w:r>
+              <w:rPr>
+                <w:rStyle w:val="Hiperhivatkozs"/>
+                <w:rFonts w:ascii="Times New Roman" w:hAnsi="Times New Roman"/>
+                <w:b/>
+                <w:bCs/>
+                <w:noProof/>
+              </w:rPr>
+              <w:t>Prototípus-készítés</w:t>
+            </w:r>
+            <w:r>
+              <w:rPr>
+                <w:noProof/>
+                <w:webHidden/>
+              </w:rPr>
+              <w:tab/>
+            </w:r>
+            <w:r>
+              <w:rPr>
+                <w:noProof/>
+                <w:webHidden/>
+              </w:rPr>
+              <w:fldChar w:fldCharType="begin"/>
+            </w:r>
+            <w:r>
+              <w:rPr>
+                <w:noProof/>
+                <w:webHidden/>
+              </w:rPr>
+              <w:instrText xml:space="preserve"> PAGEREF _Toc223292233 \h </w:instrText>
+            </w:r>
+            <w:r>
+              <w:rPr>
+                <w:noProof/>
+                <w:webHidden/>
+              </w:rPr>
+            </w:r>
+            <w:r>
+              <w:rPr>
+                <w:noProof/>
+                <w:webHidden/>
+              </w:rPr>
+              <w:fldChar w:fldCharType="separate"/>
+            </w:r>
+            <w:r>
+              <w:rPr>
+                <w:noProof/>
+                <w:webHidden/>
+              </w:rPr>
+              <w:t>31</w:t>
+            </w:r>
+            <w:r>
+              <w:rPr>
+                <w:noProof/>
+                <w:webHidden/>
+              </w:rPr>
+              <w:fldChar w:fldCharType="end"/>
+            </w:r>
+          </w:hyperlink>
+        </w:p>
+        <w:p>
+          <w:pPr>
+            <w:pStyle w:val="TJ3"/>
+            <w:tabs>
+              <w:tab w:val="right" w:leader="dot" w:pos="9019"/>
+            </w:tabs>
+            <w:rPr>
+              <w:rFonts w:cstheme="minorBidi"/>
+              <w:noProof/>
+              <w:kern w:val="2"/>
+              <w:sz w:val="24"/>
+              <w:szCs w:val="24"/>
+              <w14:ligatures w14:val="standardContextual"/>
+            </w:rPr>
+          </w:pPr>
+          <w:hyperlink w:anchor="_Toc223292234" w:history="1">
+            <w:r>
+              <w:rPr>
+                <w:rStyle w:val="Hiperhivatkozs"/>
+                <w:rFonts w:ascii="Times New Roman" w:hAnsi="Times New Roman"/>
+                <w:b/>
+                <w:bCs/>
+                <w:noProof/>
+              </w:rPr>
+              <w:t>Reszponzív tervezés</w:t>
+            </w:r>
+            <w:r>
+              <w:rPr>
+                <w:noProof/>
+                <w:webHidden/>
+              </w:rPr>
+              <w:tab/>
+            </w:r>
+            <w:r>
+              <w:rPr>
+                <w:noProof/>
+                <w:webHidden/>
+              </w:rPr>
+              <w:fldChar w:fldCharType="begin"/>
+            </w:r>
+            <w:r>
+              <w:rPr>
+                <w:noProof/>
+                <w:webHidden/>
+              </w:rPr>
+              <w:instrText xml:space="preserve"> PAGEREF _Toc223292234 \h </w:instrText>
+            </w:r>
+            <w:r>
+              <w:rPr>
+                <w:noProof/>
+                <w:webHidden/>
+              </w:rPr>
+            </w:r>
+            <w:r>
+              <w:rPr>
+                <w:noProof/>
+                <w:webHidden/>
+              </w:rPr>
+              <w:fldChar w:fldCharType="separate"/>
+            </w:r>
+            <w:r>
+              <w:rPr>
+                <w:noProof/>
+                <w:webHidden/>
+              </w:rPr>
+              <w:t>31</w:t>
+            </w:r>
+            <w:r>
+              <w:rPr>
+                <w:noProof/>
+                <w:webHidden/>
+              </w:rPr>
+              <w:fldChar w:fldCharType="end"/>
+            </w:r>
+          </w:hyperlink>
+        </w:p>
+        <w:p>
+          <w:pPr>
+            <w:pStyle w:val="TJ2"/>
+            <w:tabs>
+              <w:tab w:val="right" w:leader="dot" w:pos="9019"/>
+            </w:tabs>
+            <w:rPr>
+              <w:rFonts w:cstheme="minorBidi"/>
+              <w:noProof/>
+              <w:kern w:val="2"/>
+              <w:sz w:val="24"/>
+              <w:szCs w:val="24"/>
+              <w14:ligatures w14:val="standardContextual"/>
+            </w:rPr>
+          </w:pPr>
+          <w:hyperlink w:anchor="_Toc223292235" w:history="1">
+            <w:r>
+              <w:rPr>
+                <w:rStyle w:val="Hiperhivatkozs"/>
+                <w:rFonts w:ascii="Times New Roman" w:hAnsi="Times New Roman"/>
+                <w:b/>
+                <w:bCs/>
+                <w:noProof/>
+              </w:rPr>
+              <w:t>Összegzés</w:t>
+            </w:r>
+            <w:r>
+              <w:rPr>
+                <w:noProof/>
+                <w:webHidden/>
+              </w:rPr>
+              <w:tab/>
+            </w:r>
+            <w:r>
+              <w:rPr>
+                <w:noProof/>
+                <w:webHidden/>
+              </w:rPr>
+              <w:fldChar w:fldCharType="begin"/>
+            </w:r>
+            <w:r>
+              <w:rPr>
+                <w:noProof/>
+                <w:webHidden/>
+              </w:rPr>
+              <w:instrText xml:space="preserve"> PAGEREF _Toc223292235 \h </w:instrText>
+            </w:r>
+            <w:r>
+              <w:rPr>
+                <w:noProof/>
+                <w:webHidden/>
+              </w:rPr>
+            </w:r>
+            <w:r>
+              <w:rPr>
+                <w:noProof/>
+                <w:webHidden/>
+              </w:rPr>
+              <w:fldChar w:fldCharType="separate"/>
+            </w:r>
+            <w:r>
+              <w:rPr>
+                <w:noProof/>
+                <w:webHidden/>
+              </w:rPr>
+              <w:t>32</w:t>
+            </w:r>
+            <w:r>
+              <w:rPr>
+                <w:noProof/>
+                <w:webHidden/>
+              </w:rPr>
+              <w:fldChar w:fldCharType="end"/>
+            </w:r>
+          </w:hyperlink>
+        </w:p>
+        <w:p>
+          <w:pPr>
+            <w:pStyle w:val="TJ1"/>
+            <w:tabs>
+              <w:tab w:val="right" w:leader="dot" w:pos="9019"/>
+            </w:tabs>
+            <w:rPr>
+              <w:rFonts w:cstheme="minorBidi"/>
+              <w:noProof/>
+              <w:kern w:val="2"/>
+              <w:sz w:val="24"/>
+              <w:szCs w:val="24"/>
+              <w14:ligatures w14:val="standardContextual"/>
+            </w:rPr>
+          </w:pPr>
+          <w:hyperlink w:anchor="_Toc223292236" w:history="1">
+            <w:r>
+              <w:rPr>
+                <w:rStyle w:val="Hiperhivatkozs"/>
+                <w:rFonts w:ascii="Times New Roman" w:hAnsi="Times New Roman"/>
+                <w:b/>
+                <w:bCs/>
+                <w:noProof/>
+              </w:rPr>
+              <w:t>Frontend fejlesztési szempontok</w:t>
+            </w:r>
+            <w:r>
+              <w:rPr>
+                <w:noProof/>
+                <w:webHidden/>
+              </w:rPr>
+              <w:tab/>
+            </w:r>
+            <w:r>
+              <w:rPr>
+                <w:noProof/>
+                <w:webHidden/>
+              </w:rPr>
+              <w:fldChar w:fldCharType="begin"/>
+            </w:r>
+            <w:r>
+              <w:rPr>
+                <w:noProof/>
+                <w:webHidden/>
+              </w:rPr>
+              <w:instrText xml:space="preserve"> PAGEREF _Toc223292236 \h </w:instrText>
+            </w:r>
+            <w:r>
+              <w:rPr>
+                <w:noProof/>
+                <w:webHidden/>
+              </w:rPr>
+            </w:r>
+            <w:r>
+              <w:rPr>
+                <w:noProof/>
+                <w:webHidden/>
+              </w:rPr>
+              <w:fldChar w:fldCharType="separate"/>
+            </w:r>
+            <w:r>
+              <w:rPr>
+                <w:noProof/>
+                <w:webHidden/>
+              </w:rPr>
+              <w:t>33</w:t>
+            </w:r>
+            <w:r>
+              <w:rPr>
+                <w:noProof/>
+                <w:webHidden/>
+              </w:rPr>
+              <w:fldChar w:fldCharType="end"/>
+            </w:r>
+          </w:hyperlink>
+        </w:p>
+        <w:p>
+          <w:pPr>
+            <w:pStyle w:val="TJ2"/>
+            <w:tabs>
+              <w:tab w:val="right" w:leader="dot" w:pos="9019"/>
+            </w:tabs>
+            <w:rPr>
+              <w:rFonts w:cstheme="minorBidi"/>
+              <w:noProof/>
+              <w:kern w:val="2"/>
+              <w:sz w:val="24"/>
+              <w:szCs w:val="24"/>
+              <w14:ligatures w14:val="standardContextual"/>
+            </w:rPr>
+          </w:pPr>
+          <w:hyperlink w:anchor="_Toc223292237" w:history="1">
+            <w:r>
+              <w:rPr>
+                <w:rStyle w:val="Hiperhivatkozs"/>
+                <w:rFonts w:ascii="Times New Roman" w:hAnsi="Times New Roman"/>
+                <w:b/>
+                <w:bCs/>
+                <w:noProof/>
+              </w:rPr>
+              <w:t>Reszponzív dizájn</w:t>
+            </w:r>
+            <w:r>
+              <w:rPr>
+                <w:noProof/>
+                <w:webHidden/>
+              </w:rPr>
+              <w:tab/>
+            </w:r>
+            <w:r>
+              <w:rPr>
+                <w:noProof/>
+                <w:webHidden/>
+              </w:rPr>
+              <w:fldChar w:fldCharType="begin"/>
+            </w:r>
+            <w:r>
+              <w:rPr>
+                <w:noProof/>
+                <w:webHidden/>
+              </w:rPr>
+              <w:instrText xml:space="preserve"> PAGEREF _Toc223292237 \h </w:instrText>
+            </w:r>
+            <w:r>
+              <w:rPr>
+                <w:noProof/>
+                <w:webHidden/>
+              </w:rPr>
+            </w:r>
+            <w:r>
+              <w:rPr>
+                <w:noProof/>
+                <w:webHidden/>
+              </w:rPr>
+              <w:fldChar w:fldCharType="separate"/>
+            </w:r>
+            <w:r>
+              <w:rPr>
+                <w:noProof/>
+                <w:webHidden/>
+              </w:rPr>
+              <w:t>33</w:t>
+            </w:r>
+            <w:r>
+              <w:rPr>
+                <w:noProof/>
+                <w:webHidden/>
+              </w:rPr>
+              <w:fldChar w:fldCharType="end"/>
+            </w:r>
+          </w:hyperlink>
+        </w:p>
+        <w:p>
+          <w:pPr>
+            <w:pStyle w:val="TJ2"/>
+            <w:tabs>
+              <w:tab w:val="right" w:leader="dot" w:pos="9019"/>
+            </w:tabs>
+            <w:rPr>
+              <w:rFonts w:cstheme="minorBidi"/>
+              <w:noProof/>
+              <w:kern w:val="2"/>
+              <w:sz w:val="24"/>
+              <w:szCs w:val="24"/>
+              <w14:ligatures w14:val="standardContextual"/>
+            </w:rPr>
+          </w:pPr>
+          <w:hyperlink w:anchor="_Toc223292238" w:history="1">
+            <w:r>
+              <w:rPr>
+                <w:rStyle w:val="Hiperhivatkozs"/>
+                <w:rFonts w:ascii="Times New Roman" w:hAnsi="Times New Roman"/>
+                <w:b/>
+                <w:bCs/>
+                <w:noProof/>
+              </w:rPr>
+              <w:t>Komponensalapú struktúra</w:t>
+            </w:r>
+            <w:r>
+              <w:rPr>
+                <w:noProof/>
+                <w:webHidden/>
+              </w:rPr>
+              <w:tab/>
+            </w:r>
+            <w:r>
+              <w:rPr>
+                <w:noProof/>
+                <w:webHidden/>
+              </w:rPr>
+              <w:fldChar w:fldCharType="begin"/>
+            </w:r>
+            <w:r>
+              <w:rPr>
+                <w:noProof/>
+                <w:webHidden/>
+              </w:rPr>
+              <w:instrText xml:space="preserve"> PAGEREF _Toc223292238 \h </w:instrText>
+            </w:r>
+            <w:r>
+              <w:rPr>
+                <w:noProof/>
+                <w:webHidden/>
+              </w:rPr>
+            </w:r>
+            <w:r>
+              <w:rPr>
+                <w:noProof/>
+                <w:webHidden/>
+              </w:rPr>
+              <w:fldChar w:fldCharType="separate"/>
+            </w:r>
+            <w:r>
+              <w:rPr>
+                <w:noProof/>
+                <w:webHidden/>
+              </w:rPr>
+              <w:t>33</w:t>
+            </w:r>
+            <w:r>
+              <w:rPr>
+                <w:noProof/>
+                <w:webHidden/>
+              </w:rPr>
+              <w:fldChar w:fldCharType="end"/>
+            </w:r>
+          </w:hyperlink>
+        </w:p>
+        <w:p>
+          <w:pPr>
+            <w:pStyle w:val="TJ2"/>
+            <w:tabs>
+              <w:tab w:val="right" w:leader="dot" w:pos="9019"/>
+            </w:tabs>
+            <w:rPr>
+              <w:rFonts w:cstheme="minorBidi"/>
+              <w:noProof/>
+              <w:kern w:val="2"/>
+              <w:sz w:val="24"/>
+              <w:szCs w:val="24"/>
+              <w14:ligatures w14:val="standardContextual"/>
+            </w:rPr>
+          </w:pPr>
+          <w:hyperlink w:anchor="_Toc223292239" w:history="1">
+            <w:r>
+              <w:rPr>
+                <w:rStyle w:val="Hiperhivatkozs"/>
+                <w:rFonts w:ascii="Times New Roman" w:hAnsi="Times New Roman"/>
+                <w:b/>
+                <w:bCs/>
+                <w:noProof/>
+              </w:rPr>
+              <w:t>Állapotkezelés</w:t>
+            </w:r>
+            <w:r>
+              <w:rPr>
+                <w:noProof/>
+                <w:webHidden/>
+              </w:rPr>
+              <w:tab/>
+            </w:r>
+            <w:r>
+              <w:rPr>
+                <w:noProof/>
+                <w:webHidden/>
+              </w:rPr>
+              <w:fldChar w:fldCharType="begin"/>
+            </w:r>
+            <w:r>
+              <w:rPr>
+                <w:noProof/>
+                <w:webHidden/>
+              </w:rPr>
+              <w:instrText xml:space="preserve"> PAGEREF _Toc223292239 \h </w:instrText>
+            </w:r>
+            <w:r>
+              <w:rPr>
+                <w:noProof/>
+                <w:webHidden/>
+              </w:rPr>
+            </w:r>
+            <w:r>
+              <w:rPr>
+                <w:noProof/>
+                <w:webHidden/>
+              </w:rPr>
+              <w:fldChar w:fldCharType="separate"/>
+            </w:r>
+            <w:r>
+              <w:rPr>
+                <w:noProof/>
+                <w:webHidden/>
+              </w:rPr>
+              <w:t>34</w:t>
+            </w:r>
+            <w:r>
+              <w:rPr>
+                <w:noProof/>
+                <w:webHidden/>
+              </w:rPr>
+              <w:fldChar w:fldCharType="end"/>
+            </w:r>
+          </w:hyperlink>
+        </w:p>
+        <w:p>
+          <w:pPr>
+            <w:pStyle w:val="TJ2"/>
+            <w:tabs>
+              <w:tab w:val="right" w:leader="dot" w:pos="9019"/>
+            </w:tabs>
+            <w:rPr>
+              <w:rFonts w:cstheme="minorBidi"/>
+              <w:noProof/>
+              <w:kern w:val="2"/>
+              <w:sz w:val="24"/>
+              <w:szCs w:val="24"/>
+              <w14:ligatures w14:val="standardContextual"/>
+            </w:rPr>
+          </w:pPr>
+          <w:hyperlink w:anchor="_Toc223292240" w:history="1">
+            <w:r>
+              <w:rPr>
+                <w:rStyle w:val="Hiperhivatkozs"/>
+                <w:rFonts w:ascii="Times New Roman" w:hAnsi="Times New Roman"/>
+                <w:b/>
+                <w:bCs/>
+                <w:noProof/>
+              </w:rPr>
+              <w:t>Felhasználói élmény (UX)</w:t>
+            </w:r>
+            <w:r>
+              <w:rPr>
+                <w:noProof/>
+                <w:webHidden/>
+              </w:rPr>
+              <w:tab/>
+            </w:r>
+            <w:r>
+              <w:rPr>
+                <w:noProof/>
+                <w:webHidden/>
+              </w:rPr>
+              <w:fldChar w:fldCharType="begin"/>
+            </w:r>
+            <w:r>
+              <w:rPr>
+                <w:noProof/>
+                <w:webHidden/>
+              </w:rPr>
+              <w:instrText xml:space="preserve"> PAGEREF _Toc223292240 \h </w:instrText>
+            </w:r>
+            <w:r>
+              <w:rPr>
+                <w:noProof/>
+                <w:webHidden/>
+              </w:rPr>
+            </w:r>
+            <w:r>
+              <w:rPr>
+                <w:noProof/>
+                <w:webHidden/>
+              </w:rPr>
+              <w:fldChar w:fldCharType="separate"/>
+            </w:r>
+            <w:r>
+              <w:rPr>
+                <w:noProof/>
+                <w:webHidden/>
+              </w:rPr>
+              <w:t>34</w:t>
+            </w:r>
+            <w:r>
+              <w:rPr>
+                <w:noProof/>
+                <w:webHidden/>
+              </w:rPr>
+              <w:fldChar w:fldCharType="end"/>
+            </w:r>
+          </w:hyperlink>
+        </w:p>
+        <w:p>
+          <w:pPr>
+            <w:pStyle w:val="TJ2"/>
+            <w:tabs>
+              <w:tab w:val="right" w:leader="dot" w:pos="9019"/>
+            </w:tabs>
+            <w:rPr>
+              <w:rFonts w:cstheme="minorBidi"/>
+              <w:noProof/>
+              <w:kern w:val="2"/>
+              <w:sz w:val="24"/>
+              <w:szCs w:val="24"/>
+              <w14:ligatures w14:val="standardContextual"/>
+            </w:rPr>
+          </w:pPr>
+          <w:hyperlink w:anchor="_Toc223292241" w:history="1">
+            <w:r>
+              <w:rPr>
+                <w:rStyle w:val="Hiperhivatkozs"/>
+                <w:rFonts w:ascii="Times New Roman" w:hAnsi="Times New Roman"/>
+                <w:b/>
+                <w:bCs/>
+                <w:noProof/>
+              </w:rPr>
+              <w:t>Összegzés</w:t>
+            </w:r>
+            <w:r>
+              <w:rPr>
+                <w:noProof/>
+                <w:webHidden/>
+              </w:rPr>
+              <w:tab/>
+            </w:r>
+            <w:r>
+              <w:rPr>
+                <w:noProof/>
+                <w:webHidden/>
+              </w:rPr>
+              <w:fldChar w:fldCharType="begin"/>
+            </w:r>
+            <w:r>
+              <w:rPr>
+                <w:noProof/>
+                <w:webHidden/>
+              </w:rPr>
+              <w:instrText xml:space="preserve"> PAGEREF _Toc223292241 \h </w:instrText>
+            </w:r>
+            <w:r>
+              <w:rPr>
+                <w:noProof/>
+                <w:webHidden/>
+              </w:rPr>
+            </w:r>
+            <w:r>
+              <w:rPr>
+                <w:noProof/>
+                <w:webHidden/>
+              </w:rPr>
+              <w:fldChar w:fldCharType="separate"/>
+            </w:r>
+            <w:r>
+              <w:rPr>
+                <w:noProof/>
+                <w:webHidden/>
+              </w:rPr>
+              <w:t>34</w:t>
+            </w:r>
+            <w:r>
+              <w:rPr>
+                <w:noProof/>
+                <w:webHidden/>
+              </w:rPr>
+              <w:fldChar w:fldCharType="end"/>
+            </w:r>
+          </w:hyperlink>
+        </w:p>
+        <w:p>
+          <w:pPr>
+            <w:pStyle w:val="TJ1"/>
+            <w:tabs>
+              <w:tab w:val="right" w:leader="dot" w:pos="9019"/>
+            </w:tabs>
+            <w:rPr>
+              <w:rFonts w:cstheme="minorBidi"/>
+              <w:noProof/>
+              <w:kern w:val="2"/>
+              <w:sz w:val="24"/>
+              <w:szCs w:val="24"/>
+              <w14:ligatures w14:val="standardContextual"/>
+            </w:rPr>
+          </w:pPr>
+          <w:hyperlink w:anchor="_Toc223292242" w:history="1">
+            <w:r>
+              <w:rPr>
+                <w:rStyle w:val="Hiperhivatkozs"/>
+                <w:rFonts w:ascii="Times New Roman" w:hAnsi="Times New Roman"/>
+                <w:b/>
+                <w:bCs/>
+                <w:noProof/>
+              </w:rPr>
+              <w:t>Tesztelés és együttműködés</w:t>
+            </w:r>
+            <w:r>
+              <w:rPr>
+                <w:noProof/>
+                <w:webHidden/>
+              </w:rPr>
+              <w:tab/>
+            </w:r>
+            <w:r>
+              <w:rPr>
+                <w:noProof/>
+                <w:webHidden/>
+              </w:rPr>
+              <w:fldChar w:fldCharType="begin"/>
+            </w:r>
+            <w:r>
+              <w:rPr>
+                <w:noProof/>
+                <w:webHidden/>
+              </w:rPr>
+              <w:instrText xml:space="preserve"> PAGEREF _Toc223292242 \h </w:instrText>
+            </w:r>
+            <w:r>
+              <w:rPr>
+                <w:noProof/>
+                <w:webHidden/>
+              </w:rPr>
+            </w:r>
+            <w:r>
+              <w:rPr>
+                <w:noProof/>
+                <w:webHidden/>
+              </w:rPr>
+              <w:fldChar w:fldCharType="separate"/>
+            </w:r>
+            <w:r>
+              <w:rPr>
+                <w:noProof/>
+                <w:webHidden/>
+              </w:rPr>
+              <w:t>35</w:t>
+            </w:r>
+            <w:r>
+              <w:rPr>
+                <w:noProof/>
+                <w:webHidden/>
+              </w:rPr>
+              <w:fldChar w:fldCharType="end"/>
+            </w:r>
+          </w:hyperlink>
+        </w:p>
+        <w:p>
+          <w:pPr>
+            <w:pStyle w:val="TJ2"/>
+            <w:tabs>
+              <w:tab w:val="right" w:leader="dot" w:pos="9019"/>
+            </w:tabs>
+            <w:rPr>
+              <w:rFonts w:cstheme="minorBidi"/>
+              <w:noProof/>
+              <w:kern w:val="2"/>
+              <w:sz w:val="24"/>
+              <w:szCs w:val="24"/>
+              <w14:ligatures w14:val="standardContextual"/>
+            </w:rPr>
+          </w:pPr>
+          <w:hyperlink w:anchor="_Toc223292243" w:history="1">
+            <w:r>
+              <w:rPr>
+                <w:rStyle w:val="Hiperhivatkozs"/>
+                <w:rFonts w:ascii="Times New Roman" w:hAnsi="Times New Roman"/>
+                <w:b/>
+                <w:bCs/>
+                <w:noProof/>
+              </w:rPr>
+              <w:t>Tesztelési stratégia áttekintése</w:t>
+            </w:r>
+            <w:r>
+              <w:rPr>
+                <w:noProof/>
+                <w:webHidden/>
+              </w:rPr>
+              <w:tab/>
+            </w:r>
+            <w:r>
+              <w:rPr>
+                <w:noProof/>
+                <w:webHidden/>
+              </w:rPr>
+              <w:fldChar w:fldCharType="begin"/>
+            </w:r>
+            <w:r>
+              <w:rPr>
+                <w:noProof/>
+                <w:webHidden/>
+              </w:rPr>
+              <w:instrText xml:space="preserve"> PAGEREF _Toc223292243 \h </w:instrText>
+            </w:r>
+            <w:r>
+              <w:rPr>
+                <w:noProof/>
+                <w:webHidden/>
+              </w:rPr>
+            </w:r>
+            <w:r>
+              <w:rPr>
+                <w:noProof/>
+                <w:webHidden/>
+              </w:rPr>
+              <w:fldChar w:fldCharType="separate"/>
+            </w:r>
+            <w:r>
+              <w:rPr>
+                <w:noProof/>
+                <w:webHidden/>
+              </w:rPr>
+              <w:t>35</w:t>
+            </w:r>
+            <w:r>
+              <w:rPr>
+                <w:noProof/>
+                <w:webHidden/>
+              </w:rPr>
+              <w:fldChar w:fldCharType="end"/>
+            </w:r>
+          </w:hyperlink>
+        </w:p>
+        <w:p>
+          <w:pPr>
+            <w:pStyle w:val="TJ3"/>
+            <w:tabs>
+              <w:tab w:val="right" w:leader="dot" w:pos="9019"/>
+            </w:tabs>
+            <w:rPr>
+              <w:rFonts w:cstheme="minorBidi"/>
+              <w:noProof/>
+              <w:kern w:val="2"/>
+              <w:sz w:val="24"/>
+              <w:szCs w:val="24"/>
+              <w14:ligatures w14:val="standardContextual"/>
+            </w:rPr>
+          </w:pPr>
+          <w:hyperlink w:anchor="_Toc223292244" w:history="1">
+            <w:r>
+              <w:rPr>
+                <w:rStyle w:val="Hiperhivatkozs"/>
+                <w:rFonts w:ascii="Times New Roman" w:hAnsi="Times New Roman"/>
+                <w:b/>
+                <w:bCs/>
+                <w:noProof/>
+              </w:rPr>
+              <w:t>Backend tesztelés</w:t>
+            </w:r>
+            <w:r>
+              <w:rPr>
+                <w:noProof/>
+                <w:webHidden/>
+              </w:rPr>
+              <w:tab/>
+            </w:r>
+            <w:r>
+              <w:rPr>
+                <w:noProof/>
+                <w:webHidden/>
+              </w:rPr>
+              <w:fldChar w:fldCharType="begin"/>
+            </w:r>
+            <w:r>
+              <w:rPr>
+                <w:noProof/>
+                <w:webHidden/>
+              </w:rPr>
+              <w:instrText xml:space="preserve"> PAGEREF _Toc223292244 \h </w:instrText>
+            </w:r>
+            <w:r>
+              <w:rPr>
+                <w:noProof/>
+                <w:webHidden/>
+              </w:rPr>
+            </w:r>
+            <w:r>
+              <w:rPr>
+                <w:noProof/>
+                <w:webHidden/>
+              </w:rPr>
+              <w:fldChar w:fldCharType="separate"/>
+            </w:r>
+            <w:r>
+              <w:rPr>
+                <w:noProof/>
+                <w:webHidden/>
+              </w:rPr>
+              <w:t>35</w:t>
+            </w:r>
+            <w:r>
+              <w:rPr>
+                <w:noProof/>
+                <w:webHidden/>
+              </w:rPr>
+              <w:fldChar w:fldCharType="end"/>
+            </w:r>
+          </w:hyperlink>
+        </w:p>
+        <w:p>
+          <w:pPr>
+            <w:pStyle w:val="TJ3"/>
+            <w:tabs>
+              <w:tab w:val="right" w:leader="dot" w:pos="9019"/>
+            </w:tabs>
+            <w:rPr>
+              <w:rFonts w:cstheme="minorBidi"/>
+              <w:noProof/>
+              <w:kern w:val="2"/>
+              <w:sz w:val="24"/>
+              <w:szCs w:val="24"/>
+              <w14:ligatures w14:val="standardContextual"/>
+            </w:rPr>
+          </w:pPr>
+          <w:hyperlink w:anchor="_Toc223292245" w:history="1">
+            <w:r>
+              <w:rPr>
+                <w:rStyle w:val="Hiperhivatkozs"/>
+                <w:rFonts w:ascii="Times New Roman" w:hAnsi="Times New Roman"/>
+                <w:b/>
+                <w:bCs/>
+                <w:noProof/>
+              </w:rPr>
+              <w:t>Frontend tesztelés</w:t>
+            </w:r>
+            <w:r>
+              <w:rPr>
+                <w:noProof/>
+                <w:webHidden/>
+              </w:rPr>
+              <w:tab/>
+            </w:r>
+            <w:r>
+              <w:rPr>
+                <w:noProof/>
+                <w:webHidden/>
+              </w:rPr>
+              <w:fldChar w:fldCharType="begin"/>
+            </w:r>
+            <w:r>
+              <w:rPr>
+                <w:noProof/>
+                <w:webHidden/>
+              </w:rPr>
+              <w:instrText xml:space="preserve"> PAGEREF _Toc223292245 \h </w:instrText>
+            </w:r>
+            <w:r>
+              <w:rPr>
+                <w:noProof/>
+                <w:webHidden/>
+              </w:rPr>
+            </w:r>
+            <w:r>
+              <w:rPr>
+                <w:noProof/>
+                <w:webHidden/>
+              </w:rPr>
+              <w:fldChar w:fldCharType="separate"/>
+            </w:r>
+            <w:r>
+              <w:rPr>
+                <w:noProof/>
+                <w:webHidden/>
+              </w:rPr>
+              <w:t>35</w:t>
+            </w:r>
+            <w:r>
+              <w:rPr>
+                <w:noProof/>
+                <w:webHidden/>
+              </w:rPr>
+              <w:fldChar w:fldCharType="end"/>
+            </w:r>
+          </w:hyperlink>
+        </w:p>
+        <w:p>
+          <w:pPr>
+            <w:pStyle w:val="TJ2"/>
+            <w:tabs>
+              <w:tab w:val="right" w:leader="dot" w:pos="9019"/>
+            </w:tabs>
+            <w:rPr>
+              <w:rFonts w:cstheme="minorBidi"/>
+              <w:noProof/>
+              <w:kern w:val="2"/>
+              <w:sz w:val="24"/>
+              <w:szCs w:val="24"/>
+              <w14:ligatures w14:val="standardContextual"/>
+            </w:rPr>
+          </w:pPr>
+          <w:hyperlink w:anchor="_Toc223292246" w:history="1">
+            <w:r>
+              <w:rPr>
+                <w:rStyle w:val="Hiperhivatkozs"/>
+                <w:rFonts w:ascii="Times New Roman" w:hAnsi="Times New Roman"/>
+                <w:b/>
+                <w:bCs/>
+                <w:noProof/>
+              </w:rPr>
+              <w:t>Összegzés</w:t>
+            </w:r>
+            <w:r>
+              <w:rPr>
+                <w:noProof/>
+                <w:webHidden/>
+              </w:rPr>
+              <w:tab/>
+            </w:r>
+            <w:r>
+              <w:rPr>
+                <w:noProof/>
+                <w:webHidden/>
+              </w:rPr>
+              <w:fldChar w:fldCharType="begin"/>
+            </w:r>
+            <w:r>
+              <w:rPr>
+                <w:noProof/>
+                <w:webHidden/>
+              </w:rPr>
+              <w:instrText xml:space="preserve"> PAGEREF _Toc223292246 \h </w:instrText>
+            </w:r>
+            <w:r>
+              <w:rPr>
+                <w:noProof/>
+                <w:webHidden/>
+              </w:rPr>
+            </w:r>
+            <w:r>
+              <w:rPr>
+                <w:noProof/>
+                <w:webHidden/>
+              </w:rPr>
+              <w:fldChar w:fldCharType="separate"/>
+            </w:r>
+            <w:r>
+              <w:rPr>
+                <w:noProof/>
+                <w:webHidden/>
+              </w:rPr>
+              <w:t>36</w:t>
+            </w:r>
+            <w:r>
+              <w:rPr>
+                <w:noProof/>
+                <w:webHidden/>
+              </w:rPr>
+              <w:fldChar w:fldCharType="end"/>
+            </w:r>
+          </w:hyperlink>
+        </w:p>
+        <w:p>
+          <w:pPr>
+            <w:pStyle w:val="TJ1"/>
+            <w:tabs>
+              <w:tab w:val="right" w:leader="dot" w:pos="9019"/>
+            </w:tabs>
+            <w:rPr>
+              <w:rFonts w:cstheme="minorBidi"/>
+              <w:noProof/>
+              <w:kern w:val="2"/>
+              <w:sz w:val="24"/>
+              <w:szCs w:val="24"/>
+              <w14:ligatures w14:val="standardContextual"/>
+            </w:rPr>
+          </w:pPr>
+          <w:hyperlink w:anchor="_Toc223292247" w:history="1">
+            <w:r>
+              <w:rPr>
+                <w:rStyle w:val="Hiperhivatkozs"/>
+                <w:rFonts w:ascii="Times New Roman" w:hAnsi="Times New Roman"/>
+                <w:b/>
+                <w:bCs/>
+                <w:noProof/>
+              </w:rPr>
+              <w:t>Jest – Backend tesztelés</w:t>
+            </w:r>
+            <w:r>
+              <w:rPr>
+                <w:noProof/>
+                <w:webHidden/>
+              </w:rPr>
+              <w:tab/>
+            </w:r>
+            <w:r>
+              <w:rPr>
+                <w:noProof/>
+                <w:webHidden/>
+              </w:rPr>
+              <w:fldChar w:fldCharType="begin"/>
+            </w:r>
+            <w:r>
+              <w:rPr>
+                <w:noProof/>
+                <w:webHidden/>
+              </w:rPr>
+              <w:instrText xml:space="preserve"> PAGEREF _Toc223292247 \h </w:instrText>
+            </w:r>
+            <w:r>
+              <w:rPr>
+                <w:noProof/>
+                <w:webHidden/>
+              </w:rPr>
+            </w:r>
+            <w:r>
+              <w:rPr>
+                <w:noProof/>
+                <w:webHidden/>
+              </w:rPr>
+              <w:fldChar w:fldCharType="separate"/>
+            </w:r>
+            <w:r>
+              <w:rPr>
+                <w:noProof/>
+                <w:webHidden/>
+              </w:rPr>
+              <w:t>37</w:t>
+            </w:r>
+            <w:r>
+              <w:rPr>
+                <w:noProof/>
+                <w:webHidden/>
+              </w:rPr>
+              <w:fldChar w:fldCharType="end"/>
+            </w:r>
+          </w:hyperlink>
+        </w:p>
+        <w:p>
+          <w:pPr>
+            <w:pStyle w:val="TJ2"/>
+            <w:tabs>
+              <w:tab w:val="right" w:leader="dot" w:pos="9019"/>
+            </w:tabs>
+            <w:rPr>
+              <w:rFonts w:cstheme="minorBidi"/>
+              <w:noProof/>
+              <w:kern w:val="2"/>
+              <w:sz w:val="24"/>
+              <w:szCs w:val="24"/>
+              <w14:ligatures w14:val="standardContextual"/>
+            </w:rPr>
+          </w:pPr>
+          <w:hyperlink w:anchor="_Toc223292248" w:history="1">
+            <w:r>
+              <w:rPr>
+                <w:rStyle w:val="Hiperhivatkozs"/>
+                <w:rFonts w:ascii="Times New Roman" w:hAnsi="Times New Roman"/>
+                <w:b/>
+                <w:bCs/>
+                <w:noProof/>
+              </w:rPr>
+              <w:t>Általános bemutatás</w:t>
+            </w:r>
+            <w:r>
+              <w:rPr>
+                <w:noProof/>
+                <w:webHidden/>
+              </w:rPr>
+              <w:tab/>
+            </w:r>
+            <w:r>
+              <w:rPr>
+                <w:noProof/>
+                <w:webHidden/>
+              </w:rPr>
+              <w:fldChar w:fldCharType="begin"/>
+            </w:r>
+            <w:r>
+              <w:rPr>
+                <w:noProof/>
+                <w:webHidden/>
+              </w:rPr>
+              <w:instrText xml:space="preserve"> PAGEREF _Toc223292248 \h </w:instrText>
+            </w:r>
+            <w:r>
+              <w:rPr>
+                <w:noProof/>
+                <w:webHidden/>
+              </w:rPr>
+            </w:r>
+            <w:r>
+              <w:rPr>
+                <w:noProof/>
+                <w:webHidden/>
+              </w:rPr>
+              <w:fldChar w:fldCharType="separate"/>
+            </w:r>
+            <w:r>
+              <w:rPr>
+                <w:noProof/>
+                <w:webHidden/>
+              </w:rPr>
+              <w:t>37</w:t>
+            </w:r>
+            <w:r>
+              <w:rPr>
+                <w:noProof/>
+                <w:webHidden/>
+              </w:rPr>
+              <w:fldChar w:fldCharType="end"/>
+            </w:r>
+          </w:hyperlink>
+        </w:p>
+        <w:p>
+          <w:pPr>
+            <w:pStyle w:val="TJ2"/>
+            <w:tabs>
+              <w:tab w:val="right" w:leader="dot" w:pos="9019"/>
+            </w:tabs>
+            <w:rPr>
+              <w:rFonts w:cstheme="minorBidi"/>
+              <w:noProof/>
+              <w:kern w:val="2"/>
+              <w:sz w:val="24"/>
+              <w:szCs w:val="24"/>
+              <w14:ligatures w14:val="standardContextual"/>
+            </w:rPr>
+          </w:pPr>
+          <w:hyperlink w:anchor="_Toc223292249" w:history="1">
+            <w:r>
+              <w:rPr>
+                <w:rStyle w:val="Hiperhivatkozs"/>
+                <w:rFonts w:ascii="Times New Roman" w:hAnsi="Times New Roman"/>
+                <w:b/>
+                <w:bCs/>
+                <w:noProof/>
+              </w:rPr>
+              <w:t>Alkalmazás a projektben</w:t>
+            </w:r>
+            <w:r>
+              <w:rPr>
+                <w:noProof/>
+                <w:webHidden/>
+              </w:rPr>
+              <w:tab/>
+            </w:r>
+            <w:r>
+              <w:rPr>
+                <w:noProof/>
+                <w:webHidden/>
+              </w:rPr>
+              <w:fldChar w:fldCharType="begin"/>
+            </w:r>
+            <w:r>
+              <w:rPr>
+                <w:noProof/>
+                <w:webHidden/>
+              </w:rPr>
+              <w:instrText xml:space="preserve"> PAGEREF _Toc223292249 \h </w:instrText>
+            </w:r>
+            <w:r>
+              <w:rPr>
+                <w:noProof/>
+                <w:webHidden/>
+              </w:rPr>
+            </w:r>
+            <w:r>
+              <w:rPr>
+                <w:noProof/>
+                <w:webHidden/>
+              </w:rPr>
+              <w:fldChar w:fldCharType="separate"/>
+            </w:r>
+            <w:r>
+              <w:rPr>
+                <w:noProof/>
+                <w:webHidden/>
+              </w:rPr>
+              <w:t>37</w:t>
+            </w:r>
+            <w:r>
+              <w:rPr>
+                <w:noProof/>
+                <w:webHidden/>
+              </w:rPr>
+              <w:fldChar w:fldCharType="end"/>
+            </w:r>
+          </w:hyperlink>
+        </w:p>
+        <w:p>
+          <w:pPr>
+            <w:pStyle w:val="TJ3"/>
+            <w:tabs>
+              <w:tab w:val="right" w:leader="dot" w:pos="9019"/>
+            </w:tabs>
+            <w:rPr>
+              <w:rFonts w:cstheme="minorBidi"/>
+              <w:noProof/>
+              <w:kern w:val="2"/>
+              <w:sz w:val="24"/>
+              <w:szCs w:val="24"/>
+              <w14:ligatures w14:val="standardContextual"/>
+            </w:rPr>
+          </w:pPr>
+          <w:hyperlink w:anchor="_Toc223292250" w:history="1">
+            <w:r>
+              <w:rPr>
+                <w:rStyle w:val="Hiperhivatkozs"/>
+                <w:rFonts w:ascii="Times New Roman" w:hAnsi="Times New Roman"/>
+                <w:b/>
+                <w:bCs/>
+                <w:noProof/>
+              </w:rPr>
+              <w:t>Backend metódusok tesztelése</w:t>
+            </w:r>
+            <w:r>
+              <w:rPr>
+                <w:noProof/>
+                <w:webHidden/>
+              </w:rPr>
+              <w:tab/>
+            </w:r>
+            <w:r>
+              <w:rPr>
+                <w:noProof/>
+                <w:webHidden/>
+              </w:rPr>
+              <w:fldChar w:fldCharType="begin"/>
+            </w:r>
+            <w:r>
+              <w:rPr>
+                <w:noProof/>
+                <w:webHidden/>
+              </w:rPr>
+              <w:instrText xml:space="preserve"> PAGEREF _Toc223292250 \h </w:instrText>
+            </w:r>
+            <w:r>
+              <w:rPr>
+                <w:noProof/>
+                <w:webHidden/>
+              </w:rPr>
+            </w:r>
+            <w:r>
+              <w:rPr>
+                <w:noProof/>
+                <w:webHidden/>
+              </w:rPr>
+              <w:fldChar w:fldCharType="separate"/>
+            </w:r>
+            <w:r>
+              <w:rPr>
+                <w:noProof/>
+                <w:webHidden/>
+              </w:rPr>
+              <w:t>38</w:t>
+            </w:r>
+            <w:r>
+              <w:rPr>
+                <w:noProof/>
+                <w:webHidden/>
+              </w:rPr>
+              <w:fldChar w:fldCharType="end"/>
+            </w:r>
+          </w:hyperlink>
+        </w:p>
+        <w:p>
+          <w:pPr>
+            <w:pStyle w:val="TJ3"/>
+            <w:tabs>
+              <w:tab w:val="right" w:leader="dot" w:pos="9019"/>
+            </w:tabs>
+            <w:rPr>
+              <w:rFonts w:cstheme="minorBidi"/>
+              <w:noProof/>
+              <w:kern w:val="2"/>
+              <w:sz w:val="24"/>
+              <w:szCs w:val="24"/>
+              <w14:ligatures w14:val="standardContextual"/>
+            </w:rPr>
+          </w:pPr>
+          <w:hyperlink w:anchor="_Toc223292251" w:history="1">
+            <w:r>
+              <w:rPr>
+                <w:rStyle w:val="Hiperhivatkozs"/>
+                <w:rFonts w:ascii="Times New Roman" w:hAnsi="Times New Roman"/>
+                <w:b/>
+                <w:bCs/>
+                <w:noProof/>
+              </w:rPr>
+              <w:t>API végpontok ellenőrzése</w:t>
+            </w:r>
+            <w:r>
+              <w:rPr>
+                <w:noProof/>
+                <w:webHidden/>
+              </w:rPr>
+              <w:tab/>
+            </w:r>
+            <w:r>
+              <w:rPr>
+                <w:noProof/>
+                <w:webHidden/>
+              </w:rPr>
+              <w:fldChar w:fldCharType="begin"/>
+            </w:r>
+            <w:r>
+              <w:rPr>
+                <w:noProof/>
+                <w:webHidden/>
+              </w:rPr>
+              <w:instrText xml:space="preserve"> PAGEREF _Toc223292251 \h </w:instrText>
+            </w:r>
+            <w:r>
+              <w:rPr>
+                <w:noProof/>
+                <w:webHidden/>
+              </w:rPr>
+            </w:r>
+            <w:r>
+              <w:rPr>
+                <w:noProof/>
+                <w:webHidden/>
+              </w:rPr>
+              <w:fldChar w:fldCharType="separate"/>
+            </w:r>
+            <w:r>
+              <w:rPr>
+                <w:noProof/>
+                <w:webHidden/>
+              </w:rPr>
+              <w:t>38</w:t>
+            </w:r>
+            <w:r>
+              <w:rPr>
+                <w:noProof/>
+                <w:webHidden/>
+              </w:rPr>
+              <w:fldChar w:fldCharType="end"/>
+            </w:r>
+          </w:hyperlink>
+        </w:p>
+        <w:p>
+          <w:pPr>
+            <w:pStyle w:val="TJ3"/>
+            <w:tabs>
+              <w:tab w:val="right" w:leader="dot" w:pos="9019"/>
+            </w:tabs>
+            <w:rPr>
+              <w:rFonts w:cstheme="minorBidi"/>
+              <w:noProof/>
+              <w:kern w:val="2"/>
+              <w:sz w:val="24"/>
+              <w:szCs w:val="24"/>
+              <w14:ligatures w14:val="standardContextual"/>
+            </w:rPr>
+          </w:pPr>
+          <w:hyperlink w:anchor="_Toc223292252" w:history="1">
+            <w:r>
+              <w:rPr>
+                <w:rStyle w:val="Hiperhivatkozs"/>
+                <w:rFonts w:ascii="Times New Roman" w:hAnsi="Times New Roman"/>
+                <w:b/>
+                <w:bCs/>
+                <w:noProof/>
+              </w:rPr>
+              <w:t>Mock objektumok alkalmazása</w:t>
+            </w:r>
+            <w:r>
+              <w:rPr>
+                <w:noProof/>
+                <w:webHidden/>
+              </w:rPr>
+              <w:tab/>
+            </w:r>
+            <w:r>
+              <w:rPr>
+                <w:noProof/>
+                <w:webHidden/>
+              </w:rPr>
+              <w:fldChar w:fldCharType="begin"/>
+            </w:r>
+            <w:r>
+              <w:rPr>
+                <w:noProof/>
+                <w:webHidden/>
+              </w:rPr>
+              <w:instrText xml:space="preserve"> PAGEREF _Toc223292252 \h </w:instrText>
+            </w:r>
+            <w:r>
+              <w:rPr>
+                <w:noProof/>
+                <w:webHidden/>
+              </w:rPr>
+            </w:r>
+            <w:r>
+              <w:rPr>
+                <w:noProof/>
+                <w:webHidden/>
+              </w:rPr>
+              <w:fldChar w:fldCharType="separate"/>
+            </w:r>
+            <w:r>
+              <w:rPr>
+                <w:noProof/>
+                <w:webHidden/>
+              </w:rPr>
+              <w:t>38</w:t>
+            </w:r>
+            <w:r>
+              <w:rPr>
+                <w:noProof/>
+                <w:webHidden/>
+              </w:rPr>
+              <w:fldChar w:fldCharType="end"/>
+            </w:r>
+          </w:hyperlink>
+        </w:p>
+        <w:p>
+          <w:pPr>
+            <w:pStyle w:val="TJ2"/>
+            <w:tabs>
+              <w:tab w:val="right" w:leader="dot" w:pos="9019"/>
+            </w:tabs>
+            <w:rPr>
+              <w:rFonts w:cstheme="minorBidi"/>
+              <w:noProof/>
+              <w:kern w:val="2"/>
+              <w:sz w:val="24"/>
+              <w:szCs w:val="24"/>
+              <w14:ligatures w14:val="standardContextual"/>
+            </w:rPr>
+          </w:pPr>
+          <w:hyperlink w:anchor="_Toc223292253" w:history="1">
+            <w:r>
+              <w:rPr>
+                <w:rStyle w:val="Hiperhivatkozs"/>
+                <w:rFonts w:ascii="Times New Roman" w:hAnsi="Times New Roman"/>
+                <w:b/>
+                <w:bCs/>
+                <w:noProof/>
+              </w:rPr>
+              <w:t>Összegzés</w:t>
+            </w:r>
+            <w:r>
+              <w:rPr>
+                <w:noProof/>
+                <w:webHidden/>
+              </w:rPr>
+              <w:tab/>
+            </w:r>
+            <w:r>
+              <w:rPr>
+                <w:noProof/>
+                <w:webHidden/>
+              </w:rPr>
+              <w:fldChar w:fldCharType="begin"/>
+            </w:r>
+            <w:r>
+              <w:rPr>
+                <w:noProof/>
+                <w:webHidden/>
+              </w:rPr>
+              <w:instrText xml:space="preserve"> PAGEREF _Toc223292253 \h </w:instrText>
+            </w:r>
+            <w:r>
+              <w:rPr>
+                <w:noProof/>
+                <w:webHidden/>
+              </w:rPr>
+            </w:r>
+            <w:r>
+              <w:rPr>
+                <w:noProof/>
+                <w:webHidden/>
+              </w:rPr>
+              <w:fldChar w:fldCharType="separate"/>
+            </w:r>
+            <w:r>
+              <w:rPr>
+                <w:noProof/>
+                <w:webHidden/>
+              </w:rPr>
+              <w:t>38</w:t>
+            </w:r>
+            <w:r>
+              <w:rPr>
+                <w:noProof/>
+                <w:webHidden/>
+              </w:rPr>
+              <w:fldChar w:fldCharType="end"/>
+            </w:r>
+          </w:hyperlink>
+        </w:p>
+        <w:p>
+          <w:pPr>
+            <w:pStyle w:val="TJ1"/>
+            <w:tabs>
+              <w:tab w:val="right" w:leader="dot" w:pos="9019"/>
+            </w:tabs>
+            <w:rPr>
+              <w:rFonts w:cstheme="minorBidi"/>
+              <w:noProof/>
+              <w:kern w:val="2"/>
+              <w:sz w:val="24"/>
+              <w:szCs w:val="24"/>
+              <w14:ligatures w14:val="standardContextual"/>
+            </w:rPr>
+          </w:pPr>
+          <w:hyperlink w:anchor="_Toc223292254" w:history="1">
+            <w:r>
+              <w:rPr>
+                <w:rStyle w:val="Hiperhivatkozs"/>
+                <w:rFonts w:ascii="Times New Roman" w:hAnsi="Times New Roman"/>
+                <w:b/>
+                <w:bCs/>
+                <w:noProof/>
+              </w:rPr>
+              <w:t>Jasmine és Karma – Frontend tesztelés</w:t>
+            </w:r>
+            <w:r>
+              <w:rPr>
+                <w:noProof/>
+                <w:webHidden/>
+              </w:rPr>
+              <w:tab/>
+            </w:r>
+            <w:r>
+              <w:rPr>
+                <w:noProof/>
+                <w:webHidden/>
+              </w:rPr>
+              <w:fldChar w:fldCharType="begin"/>
+            </w:r>
+            <w:r>
+              <w:rPr>
+                <w:noProof/>
+                <w:webHidden/>
+              </w:rPr>
+              <w:instrText xml:space="preserve"> PAGEREF _Toc223292254 \h </w:instrText>
+            </w:r>
+            <w:r>
+              <w:rPr>
+                <w:noProof/>
+                <w:webHidden/>
+              </w:rPr>
+            </w:r>
+            <w:r>
+              <w:rPr>
+                <w:noProof/>
+                <w:webHidden/>
+              </w:rPr>
+              <w:fldChar w:fldCharType="separate"/>
+            </w:r>
+            <w:r>
+              <w:rPr>
+                <w:noProof/>
+                <w:webHidden/>
+              </w:rPr>
+              <w:t>39</w:t>
+            </w:r>
+            <w:r>
+              <w:rPr>
+                <w:noProof/>
+                <w:webHidden/>
+              </w:rPr>
+              <w:fldChar w:fldCharType="end"/>
+            </w:r>
+          </w:hyperlink>
+        </w:p>
+        <w:p>
+          <w:pPr>
+            <w:pStyle w:val="TJ2"/>
+            <w:tabs>
+              <w:tab w:val="right" w:leader="dot" w:pos="9019"/>
+            </w:tabs>
+            <w:rPr>
+              <w:rFonts w:cstheme="minorBidi"/>
+              <w:noProof/>
+              <w:kern w:val="2"/>
+              <w:sz w:val="24"/>
+              <w:szCs w:val="24"/>
+              <w14:ligatures w14:val="standardContextual"/>
+            </w:rPr>
+          </w:pPr>
+          <w:hyperlink w:anchor="_Toc223292255" w:history="1">
+            <w:r>
+              <w:rPr>
+                <w:rStyle w:val="Hiperhivatkozs"/>
+                <w:rFonts w:ascii="Times New Roman" w:hAnsi="Times New Roman"/>
+                <w:b/>
+                <w:bCs/>
+                <w:noProof/>
+              </w:rPr>
+              <w:t>Általános bemutatás</w:t>
+            </w:r>
+            <w:r>
+              <w:rPr>
+                <w:noProof/>
+                <w:webHidden/>
+              </w:rPr>
+              <w:tab/>
+            </w:r>
+            <w:r>
+              <w:rPr>
+                <w:noProof/>
+                <w:webHidden/>
+              </w:rPr>
+              <w:fldChar w:fldCharType="begin"/>
+            </w:r>
+            <w:r>
+              <w:rPr>
+                <w:noProof/>
+                <w:webHidden/>
+              </w:rPr>
+              <w:instrText xml:space="preserve"> PAGEREF _Toc223292255 \h </w:instrText>
+            </w:r>
+            <w:r>
+              <w:rPr>
+                <w:noProof/>
+                <w:webHidden/>
+              </w:rPr>
+            </w:r>
+            <w:r>
+              <w:rPr>
+                <w:noProof/>
+                <w:webHidden/>
+              </w:rPr>
+              <w:fldChar w:fldCharType="separate"/>
+            </w:r>
+            <w:r>
+              <w:rPr>
+                <w:noProof/>
+                <w:webHidden/>
+              </w:rPr>
+              <w:t>39</w:t>
+            </w:r>
+            <w:r>
+              <w:rPr>
+                <w:noProof/>
+                <w:webHidden/>
+              </w:rPr>
+              <w:fldChar w:fldCharType="end"/>
+            </w:r>
+          </w:hyperlink>
+        </w:p>
+        <w:p>
+          <w:pPr>
+            <w:pStyle w:val="TJ2"/>
+            <w:tabs>
+              <w:tab w:val="right" w:leader="dot" w:pos="9019"/>
+            </w:tabs>
+            <w:rPr>
+              <w:rFonts w:cstheme="minorBidi"/>
+              <w:noProof/>
+              <w:kern w:val="2"/>
+              <w:sz w:val="24"/>
+              <w:szCs w:val="24"/>
+              <w14:ligatures w14:val="standardContextual"/>
+            </w:rPr>
+          </w:pPr>
+          <w:hyperlink w:anchor="_Toc223292256" w:history="1">
+            <w:r>
+              <w:rPr>
+                <w:rStyle w:val="Hiperhivatkozs"/>
+                <w:rFonts w:ascii="Times New Roman" w:hAnsi="Times New Roman"/>
+                <w:b/>
+                <w:bCs/>
+                <w:noProof/>
+              </w:rPr>
+              <w:t>Alkalmazás a projektben</w:t>
+            </w:r>
+            <w:r>
+              <w:rPr>
+                <w:noProof/>
+                <w:webHidden/>
+              </w:rPr>
+              <w:tab/>
+            </w:r>
+            <w:r>
+              <w:rPr>
+                <w:noProof/>
+                <w:webHidden/>
+              </w:rPr>
+              <w:fldChar w:fldCharType="begin"/>
+            </w:r>
+            <w:r>
+              <w:rPr>
+                <w:noProof/>
+                <w:webHidden/>
+              </w:rPr>
+              <w:instrText xml:space="preserve"> PAGEREF _Toc223292256 \h </w:instrText>
+            </w:r>
+            <w:r>
+              <w:rPr>
+                <w:noProof/>
+                <w:webHidden/>
+              </w:rPr>
+            </w:r>
+            <w:r>
+              <w:rPr>
+                <w:noProof/>
+                <w:webHidden/>
+              </w:rPr>
+              <w:fldChar w:fldCharType="separate"/>
+            </w:r>
+            <w:r>
+              <w:rPr>
+                <w:noProof/>
+                <w:webHidden/>
+              </w:rPr>
+              <w:t>39</w:t>
+            </w:r>
+            <w:r>
+              <w:rPr>
+                <w:noProof/>
+                <w:webHidden/>
+              </w:rPr>
+              <w:fldChar w:fldCharType="end"/>
+            </w:r>
+          </w:hyperlink>
+        </w:p>
+        <w:p>
+          <w:pPr>
+            <w:pStyle w:val="TJ3"/>
+            <w:tabs>
+              <w:tab w:val="right" w:leader="dot" w:pos="9019"/>
+            </w:tabs>
+            <w:rPr>
+              <w:rFonts w:cstheme="minorBidi"/>
+              <w:noProof/>
+              <w:kern w:val="2"/>
+              <w:sz w:val="24"/>
+              <w:szCs w:val="24"/>
+              <w14:ligatures w14:val="standardContextual"/>
+            </w:rPr>
+          </w:pPr>
+          <w:hyperlink w:anchor="_Toc223292257" w:history="1">
+            <w:r>
+              <w:rPr>
+                <w:rStyle w:val="Hiperhivatkozs"/>
+                <w:rFonts w:ascii="Times New Roman" w:hAnsi="Times New Roman"/>
+                <w:b/>
+                <w:bCs/>
+                <w:noProof/>
+              </w:rPr>
+              <w:t>Komponensek tesztelése</w:t>
+            </w:r>
+            <w:r>
+              <w:rPr>
+                <w:noProof/>
+                <w:webHidden/>
+              </w:rPr>
+              <w:tab/>
+            </w:r>
+            <w:r>
+              <w:rPr>
+                <w:noProof/>
+                <w:webHidden/>
+              </w:rPr>
+              <w:fldChar w:fldCharType="begin"/>
+            </w:r>
+            <w:r>
+              <w:rPr>
+                <w:noProof/>
+                <w:webHidden/>
+              </w:rPr>
+              <w:instrText xml:space="preserve"> PAGEREF _Toc223292257 \h </w:instrText>
+            </w:r>
+            <w:r>
+              <w:rPr>
+                <w:noProof/>
+                <w:webHidden/>
+              </w:rPr>
+            </w:r>
+            <w:r>
+              <w:rPr>
+                <w:noProof/>
+                <w:webHidden/>
+              </w:rPr>
+              <w:fldChar w:fldCharType="separate"/>
+            </w:r>
+            <w:r>
+              <w:rPr>
+                <w:noProof/>
+                <w:webHidden/>
+              </w:rPr>
+              <w:t>40</w:t>
+            </w:r>
+            <w:r>
+              <w:rPr>
+                <w:noProof/>
+                <w:webHidden/>
+              </w:rPr>
+              <w:fldChar w:fldCharType="end"/>
+            </w:r>
+          </w:hyperlink>
+        </w:p>
+        <w:p>
+          <w:pPr>
+            <w:pStyle w:val="TJ3"/>
+            <w:tabs>
+              <w:tab w:val="right" w:leader="dot" w:pos="9019"/>
+            </w:tabs>
+            <w:rPr>
+              <w:rFonts w:cstheme="minorBidi"/>
+              <w:noProof/>
+              <w:kern w:val="2"/>
+              <w:sz w:val="24"/>
+              <w:szCs w:val="24"/>
+              <w14:ligatures w14:val="standardContextual"/>
+            </w:rPr>
+          </w:pPr>
+          <w:hyperlink w:anchor="_Toc223292258" w:history="1">
+            <w:r>
+              <w:rPr>
+                <w:rStyle w:val="Hiperhivatkozs"/>
+                <w:rFonts w:ascii="Times New Roman" w:hAnsi="Times New Roman"/>
+                <w:b/>
+                <w:bCs/>
+                <w:noProof/>
+              </w:rPr>
+              <w:t>Szolgáltatások tesztelése</w:t>
+            </w:r>
+            <w:r>
+              <w:rPr>
+                <w:noProof/>
+                <w:webHidden/>
+              </w:rPr>
+              <w:tab/>
+            </w:r>
+            <w:r>
+              <w:rPr>
+                <w:noProof/>
+                <w:webHidden/>
+              </w:rPr>
+              <w:fldChar w:fldCharType="begin"/>
+            </w:r>
+            <w:r>
+              <w:rPr>
+                <w:noProof/>
+                <w:webHidden/>
+              </w:rPr>
+              <w:instrText xml:space="preserve"> PAGEREF _Toc223292258 \h </w:instrText>
+            </w:r>
+            <w:r>
+              <w:rPr>
+                <w:noProof/>
+                <w:webHidden/>
+              </w:rPr>
+            </w:r>
+            <w:r>
+              <w:rPr>
+                <w:noProof/>
+                <w:webHidden/>
+              </w:rPr>
+              <w:fldChar w:fldCharType="separate"/>
+            </w:r>
+            <w:r>
+              <w:rPr>
+                <w:noProof/>
+                <w:webHidden/>
+              </w:rPr>
+              <w:t>40</w:t>
+            </w:r>
+            <w:r>
+              <w:rPr>
+                <w:noProof/>
+                <w:webHidden/>
+              </w:rPr>
+              <w:fldChar w:fldCharType="end"/>
+            </w:r>
+          </w:hyperlink>
+        </w:p>
+        <w:p>
+          <w:pPr>
+            <w:pStyle w:val="TJ3"/>
+            <w:tabs>
+              <w:tab w:val="right" w:leader="dot" w:pos="9019"/>
+            </w:tabs>
+            <w:rPr>
+              <w:rFonts w:cstheme="minorBidi"/>
+              <w:noProof/>
+              <w:kern w:val="2"/>
+              <w:sz w:val="24"/>
+              <w:szCs w:val="24"/>
+              <w14:ligatures w14:val="standardContextual"/>
+            </w:rPr>
+          </w:pPr>
+          <w:hyperlink w:anchor="_Toc223292259" w:history="1">
+            <w:r>
+              <w:rPr>
+                <w:rStyle w:val="Hiperhivatkozs"/>
+                <w:rFonts w:ascii="Times New Roman" w:hAnsi="Times New Roman"/>
+                <w:b/>
+                <w:bCs/>
+                <w:noProof/>
+              </w:rPr>
+              <w:t>Felhasználói interakciók validálása</w:t>
+            </w:r>
+            <w:r>
+              <w:rPr>
+                <w:noProof/>
+                <w:webHidden/>
+              </w:rPr>
+              <w:tab/>
+            </w:r>
+            <w:r>
+              <w:rPr>
+                <w:noProof/>
+                <w:webHidden/>
+              </w:rPr>
+              <w:fldChar w:fldCharType="begin"/>
+            </w:r>
+            <w:r>
+              <w:rPr>
+                <w:noProof/>
+                <w:webHidden/>
+              </w:rPr>
+              <w:instrText xml:space="preserve"> PAGEREF _Toc223292259 \h </w:instrText>
+            </w:r>
+            <w:r>
+              <w:rPr>
+                <w:noProof/>
+                <w:webHidden/>
+              </w:rPr>
+            </w:r>
+            <w:r>
+              <w:rPr>
+                <w:noProof/>
+                <w:webHidden/>
+              </w:rPr>
+              <w:fldChar w:fldCharType="separate"/>
+            </w:r>
+            <w:r>
+              <w:rPr>
+                <w:noProof/>
+                <w:webHidden/>
+              </w:rPr>
+              <w:t>40</w:t>
+            </w:r>
+            <w:r>
+              <w:rPr>
+                <w:noProof/>
+                <w:webHidden/>
+              </w:rPr>
+              <w:fldChar w:fldCharType="end"/>
+            </w:r>
+          </w:hyperlink>
+        </w:p>
+        <w:p>
+          <w:pPr>
+            <w:pStyle w:val="TJ2"/>
+            <w:tabs>
+              <w:tab w:val="right" w:leader="dot" w:pos="9019"/>
+            </w:tabs>
+            <w:rPr>
+              <w:rFonts w:cstheme="minorBidi"/>
+              <w:noProof/>
+              <w:kern w:val="2"/>
+              <w:sz w:val="24"/>
+              <w:szCs w:val="24"/>
+              <w14:ligatures w14:val="standardContextual"/>
+            </w:rPr>
+          </w:pPr>
+          <w:hyperlink w:anchor="_Toc223292260" w:history="1">
+            <w:r>
+              <w:rPr>
+                <w:rStyle w:val="Hiperhivatkozs"/>
+                <w:rFonts w:ascii="Times New Roman" w:hAnsi="Times New Roman"/>
+                <w:b/>
+                <w:bCs/>
+                <w:noProof/>
+              </w:rPr>
+              <w:t>Összegzés</w:t>
+            </w:r>
+            <w:r>
+              <w:rPr>
+                <w:noProof/>
+                <w:webHidden/>
+              </w:rPr>
+              <w:tab/>
+            </w:r>
+            <w:r>
+              <w:rPr>
+                <w:noProof/>
+                <w:webHidden/>
+              </w:rPr>
+              <w:fldChar w:fldCharType="begin"/>
+            </w:r>
+            <w:r>
+              <w:rPr>
+                <w:noProof/>
+                <w:webHidden/>
+              </w:rPr>
+              <w:instrText xml:space="preserve"> PAGEREF _Toc223292260 \h </w:instrText>
+            </w:r>
+            <w:r>
+              <w:rPr>
+                <w:noProof/>
+                <w:webHidden/>
+              </w:rPr>
+            </w:r>
+            <w:r>
+              <w:rPr>
+                <w:noProof/>
+                <w:webHidden/>
+              </w:rPr>
+              <w:fldChar w:fldCharType="separate"/>
+            </w:r>
+            <w:r>
+              <w:rPr>
+                <w:noProof/>
+                <w:webHidden/>
+              </w:rPr>
+              <w:t>40</w:t>
+            </w:r>
+            <w:r>
+              <w:rPr>
+                <w:noProof/>
+                <w:webHidden/>
+              </w:rPr>
+              <w:fldChar w:fldCharType="end"/>
+            </w:r>
+          </w:hyperlink>
+        </w:p>
+        <w:p>
+          <w:pPr>
+            <w:pStyle w:val="TJ1"/>
+            <w:tabs>
+              <w:tab w:val="right" w:leader="dot" w:pos="9019"/>
+            </w:tabs>
+            <w:rPr>
+              <w:rFonts w:cstheme="minorBidi"/>
+              <w:noProof/>
+              <w:kern w:val="2"/>
+              <w:sz w:val="24"/>
+              <w:szCs w:val="24"/>
+              <w14:ligatures w14:val="standardContextual"/>
+            </w:rPr>
+          </w:pPr>
+          <w:hyperlink w:anchor="_Toc223292261" w:history="1">
+            <w:r>
+              <w:rPr>
+                <w:rStyle w:val="Hiperhivatkozs"/>
+                <w:rFonts w:ascii="Times New Roman" w:hAnsi="Times New Roman"/>
+                <w:b/>
+                <w:bCs/>
+                <w:noProof/>
+              </w:rPr>
+              <w:t>GitHub – Verziókezelés</w:t>
+            </w:r>
+            <w:r>
+              <w:rPr>
+                <w:noProof/>
+                <w:webHidden/>
+              </w:rPr>
+              <w:tab/>
+            </w:r>
+            <w:r>
+              <w:rPr>
+                <w:noProof/>
+                <w:webHidden/>
+              </w:rPr>
+              <w:fldChar w:fldCharType="begin"/>
+            </w:r>
+            <w:r>
+              <w:rPr>
+                <w:noProof/>
+                <w:webHidden/>
+              </w:rPr>
+              <w:instrText xml:space="preserve"> PAGEREF _Toc223292261 \h </w:instrText>
+            </w:r>
+            <w:r>
+              <w:rPr>
+                <w:noProof/>
+                <w:webHidden/>
+              </w:rPr>
+            </w:r>
+            <w:r>
+              <w:rPr>
+                <w:noProof/>
+                <w:webHidden/>
+              </w:rPr>
+              <w:fldChar w:fldCharType="separate"/>
+            </w:r>
+            <w:r>
+              <w:rPr>
+                <w:noProof/>
+                <w:webHidden/>
+              </w:rPr>
+              <w:t>41</w:t>
+            </w:r>
+            <w:r>
+              <w:rPr>
+                <w:noProof/>
+                <w:webHidden/>
+              </w:rPr>
+              <w:fldChar w:fldCharType="end"/>
+            </w:r>
+          </w:hyperlink>
+        </w:p>
+        <w:p>
+          <w:pPr>
+            <w:pStyle w:val="TJ2"/>
+            <w:tabs>
+              <w:tab w:val="right" w:leader="dot" w:pos="9019"/>
+            </w:tabs>
+            <w:rPr>
+              <w:rFonts w:cstheme="minorBidi"/>
+              <w:noProof/>
+              <w:kern w:val="2"/>
+              <w:sz w:val="24"/>
+              <w:szCs w:val="24"/>
+              <w14:ligatures w14:val="standardContextual"/>
+            </w:rPr>
+          </w:pPr>
+          <w:hyperlink w:anchor="_Toc223292262" w:history="1">
+            <w:r>
+              <w:rPr>
+                <w:rStyle w:val="Hiperhivatkozs"/>
+                <w:rFonts w:ascii="Times New Roman" w:hAnsi="Times New Roman"/>
+                <w:b/>
+                <w:bCs/>
+                <w:noProof/>
+              </w:rPr>
+              <w:t>Általános bemutatás</w:t>
+            </w:r>
+            <w:r>
+              <w:rPr>
+                <w:noProof/>
+                <w:webHidden/>
+              </w:rPr>
+              <w:tab/>
+            </w:r>
+            <w:r>
+              <w:rPr>
+                <w:noProof/>
+                <w:webHidden/>
+              </w:rPr>
+              <w:fldChar w:fldCharType="begin"/>
+            </w:r>
+            <w:r>
+              <w:rPr>
+                <w:noProof/>
+                <w:webHidden/>
+              </w:rPr>
+              <w:instrText xml:space="preserve"> PAGEREF _Toc223292262 \h </w:instrText>
+            </w:r>
+            <w:r>
+              <w:rPr>
+                <w:noProof/>
+                <w:webHidden/>
+              </w:rPr>
+            </w:r>
+            <w:r>
+              <w:rPr>
+                <w:noProof/>
+                <w:webHidden/>
+              </w:rPr>
+              <w:fldChar w:fldCharType="separate"/>
+            </w:r>
+            <w:r>
+              <w:rPr>
+                <w:noProof/>
+                <w:webHidden/>
+              </w:rPr>
+              <w:t>41</w:t>
+            </w:r>
+            <w:r>
+              <w:rPr>
+                <w:noProof/>
+                <w:webHidden/>
+              </w:rPr>
+              <w:fldChar w:fldCharType="end"/>
+            </w:r>
+          </w:hyperlink>
+        </w:p>
+        <w:p>
+          <w:pPr>
+            <w:pStyle w:val="TJ2"/>
+            <w:tabs>
+              <w:tab w:val="right" w:leader="dot" w:pos="9019"/>
+            </w:tabs>
+            <w:rPr>
+              <w:rFonts w:cstheme="minorBidi"/>
+              <w:noProof/>
+              <w:kern w:val="2"/>
+              <w:sz w:val="24"/>
+              <w:szCs w:val="24"/>
+              <w14:ligatures w14:val="standardContextual"/>
+            </w:rPr>
+          </w:pPr>
+          <w:hyperlink w:anchor="_Toc223292263" w:history="1">
+            <w:r>
+              <w:rPr>
+                <w:rStyle w:val="Hiperhivatkozs"/>
+                <w:rFonts w:ascii="Times New Roman" w:hAnsi="Times New Roman"/>
+                <w:b/>
+                <w:bCs/>
+                <w:noProof/>
+              </w:rPr>
+              <w:t>Alkalmazás a projektben</w:t>
+            </w:r>
+            <w:r>
+              <w:rPr>
+                <w:noProof/>
+                <w:webHidden/>
+              </w:rPr>
+              <w:tab/>
+            </w:r>
+            <w:r>
+              <w:rPr>
+                <w:noProof/>
+                <w:webHidden/>
+              </w:rPr>
+              <w:fldChar w:fldCharType="begin"/>
+            </w:r>
+            <w:r>
+              <w:rPr>
+                <w:noProof/>
+                <w:webHidden/>
+              </w:rPr>
+              <w:instrText xml:space="preserve"> PAGEREF _Toc223292263 \h </w:instrText>
+            </w:r>
+            <w:r>
+              <w:rPr>
+                <w:noProof/>
+                <w:webHidden/>
+              </w:rPr>
+            </w:r>
+            <w:r>
+              <w:rPr>
+                <w:noProof/>
+                <w:webHidden/>
+              </w:rPr>
+              <w:fldChar w:fldCharType="separate"/>
+            </w:r>
+            <w:r>
+              <w:rPr>
+                <w:noProof/>
+                <w:webHidden/>
+              </w:rPr>
+              <w:t>41</w:t>
+            </w:r>
+            <w:r>
+              <w:rPr>
+                <w:noProof/>
+                <w:webHidden/>
+              </w:rPr>
+              <w:fldChar w:fldCharType="end"/>
+            </w:r>
+          </w:hyperlink>
+        </w:p>
+        <w:p>
+          <w:pPr>
+            <w:pStyle w:val="TJ1"/>
+            <w:tabs>
+              <w:tab w:val="right" w:leader="dot" w:pos="9019"/>
+            </w:tabs>
+            <w:rPr>
+              <w:rFonts w:cstheme="minorBidi"/>
+              <w:noProof/>
+              <w:kern w:val="2"/>
+              <w:sz w:val="24"/>
+              <w:szCs w:val="24"/>
+              <w14:ligatures w14:val="standardContextual"/>
+            </w:rPr>
+          </w:pPr>
+          <w:hyperlink w:anchor="_Toc223292264" w:history="1">
+            <w:r>
+              <w:rPr>
+                <w:rStyle w:val="Hiperhivatkozs"/>
+                <w:rFonts w:ascii="Times New Roman" w:hAnsi="Times New Roman"/>
+                <w:b/>
+                <w:bCs/>
+                <w:noProof/>
+              </w:rPr>
+              <w:t>Discord – Kommunikáció</w:t>
+            </w:r>
+            <w:r>
+              <w:rPr>
+                <w:noProof/>
+                <w:webHidden/>
+              </w:rPr>
+              <w:tab/>
+            </w:r>
+            <w:r>
+              <w:rPr>
+                <w:noProof/>
+                <w:webHidden/>
+              </w:rPr>
+              <w:fldChar w:fldCharType="begin"/>
+            </w:r>
+            <w:r>
+              <w:rPr>
+                <w:noProof/>
+                <w:webHidden/>
+              </w:rPr>
+              <w:instrText xml:space="preserve"> PAGEREF _Toc223292264 \h </w:instrText>
+            </w:r>
+            <w:r>
+              <w:rPr>
+                <w:noProof/>
+                <w:webHidden/>
+              </w:rPr>
+            </w:r>
+            <w:r>
+              <w:rPr>
+                <w:noProof/>
+                <w:webHidden/>
+              </w:rPr>
+              <w:fldChar w:fldCharType="separate"/>
+            </w:r>
+            <w:r>
+              <w:rPr>
+                <w:noProof/>
+                <w:webHidden/>
+              </w:rPr>
+              <w:t>43</w:t>
+            </w:r>
+            <w:r>
+              <w:rPr>
+                <w:noProof/>
+                <w:webHidden/>
+              </w:rPr>
+              <w:fldChar w:fldCharType="end"/>
+            </w:r>
+          </w:hyperlink>
+        </w:p>
+        <w:p>
+          <w:pPr>
+            <w:pStyle w:val="TJ2"/>
+            <w:tabs>
+              <w:tab w:val="right" w:leader="dot" w:pos="9019"/>
+            </w:tabs>
+            <w:rPr>
+              <w:rFonts w:cstheme="minorBidi"/>
+              <w:noProof/>
+              <w:kern w:val="2"/>
+              <w:sz w:val="24"/>
+              <w:szCs w:val="24"/>
+              <w14:ligatures w14:val="standardContextual"/>
+            </w:rPr>
+          </w:pPr>
+          <w:hyperlink w:anchor="_Toc223292265" w:history="1">
+            <w:r>
+              <w:rPr>
+                <w:rStyle w:val="Hiperhivatkozs"/>
+                <w:rFonts w:ascii="Times New Roman" w:hAnsi="Times New Roman"/>
+                <w:b/>
+                <w:bCs/>
+                <w:noProof/>
+              </w:rPr>
+              <w:t>Általános bemutatás</w:t>
+            </w:r>
+            <w:r>
+              <w:rPr>
+                <w:noProof/>
+                <w:webHidden/>
+              </w:rPr>
+              <w:tab/>
+            </w:r>
+            <w:r>
+              <w:rPr>
+                <w:noProof/>
+                <w:webHidden/>
+              </w:rPr>
+              <w:fldChar w:fldCharType="begin"/>
+            </w:r>
+            <w:r>
+              <w:rPr>
+                <w:noProof/>
+                <w:webHidden/>
+              </w:rPr>
+              <w:instrText xml:space="preserve"> PAGEREF _Toc223292265 \h </w:instrText>
+            </w:r>
+            <w:r>
+              <w:rPr>
+                <w:noProof/>
+                <w:webHidden/>
+              </w:rPr>
+            </w:r>
+            <w:r>
+              <w:rPr>
+                <w:noProof/>
+                <w:webHidden/>
+              </w:rPr>
+              <w:fldChar w:fldCharType="separate"/>
+            </w:r>
+            <w:r>
+              <w:rPr>
+                <w:noProof/>
+                <w:webHidden/>
+              </w:rPr>
+              <w:t>43</w:t>
+            </w:r>
+            <w:r>
+              <w:rPr>
+                <w:noProof/>
+                <w:webHidden/>
+              </w:rPr>
+              <w:fldChar w:fldCharType="end"/>
+            </w:r>
+          </w:hyperlink>
+        </w:p>
+        <w:p>
+          <w:pPr>
+            <w:pStyle w:val="TJ2"/>
+            <w:tabs>
+              <w:tab w:val="right" w:leader="dot" w:pos="9019"/>
+            </w:tabs>
+            <w:rPr>
+              <w:rFonts w:cstheme="minorBidi"/>
+              <w:noProof/>
+              <w:kern w:val="2"/>
+              <w:sz w:val="24"/>
+              <w:szCs w:val="24"/>
+              <w14:ligatures w14:val="standardContextual"/>
+            </w:rPr>
+          </w:pPr>
+          <w:hyperlink w:anchor="_Toc223292266" w:history="1">
+            <w:r>
+              <w:rPr>
+                <w:rStyle w:val="Hiperhivatkozs"/>
+                <w:rFonts w:ascii="Times New Roman" w:hAnsi="Times New Roman"/>
+                <w:b/>
+                <w:bCs/>
+                <w:noProof/>
+              </w:rPr>
+              <w:t>3.5.3 Alkalmazás a projektben</w:t>
+            </w:r>
+            <w:r>
+              <w:rPr>
+                <w:noProof/>
+                <w:webHidden/>
+              </w:rPr>
+              <w:tab/>
+            </w:r>
+            <w:r>
+              <w:rPr>
+                <w:noProof/>
+                <w:webHidden/>
+              </w:rPr>
+              <w:fldChar w:fldCharType="begin"/>
+            </w:r>
+            <w:r>
+              <w:rPr>
+                <w:noProof/>
+                <w:webHidden/>
+              </w:rPr>
+              <w:instrText xml:space="preserve"> PAGEREF _Toc223292266 \h </w:instrText>
+            </w:r>
+            <w:r>
+              <w:rPr>
+                <w:noProof/>
+                <w:webHidden/>
+              </w:rPr>
+            </w:r>
+            <w:r>
+              <w:rPr>
+                <w:noProof/>
+                <w:webHidden/>
+              </w:rPr>
+              <w:fldChar w:fldCharType="separate"/>
+            </w:r>
+            <w:r>
+              <w:rPr>
+                <w:noProof/>
+                <w:webHidden/>
+              </w:rPr>
+              <w:t>43</w:t>
+            </w:r>
+            <w:r>
+              <w:rPr>
+                <w:noProof/>
+                <w:webHidden/>
+              </w:rPr>
+              <w:fldChar w:fldCharType="end"/>
+            </w:r>
+          </w:hyperlink>
+        </w:p>
+        <w:p>
+          <w:pPr>
+            <w:pStyle w:val="TJ1"/>
+            <w:tabs>
+              <w:tab w:val="right" w:leader="dot" w:pos="9019"/>
+            </w:tabs>
+            <w:rPr>
+              <w:rFonts w:cstheme="minorBidi"/>
+              <w:noProof/>
+              <w:kern w:val="2"/>
+              <w:sz w:val="24"/>
+              <w:szCs w:val="24"/>
+              <w14:ligatures w14:val="standardContextual"/>
+            </w:rPr>
+          </w:pPr>
+          <w:hyperlink w:anchor="_Toc223292267" w:history="1">
+            <w:r>
+              <w:rPr>
+                <w:rStyle w:val="Hiperhivatkozs"/>
+                <w:rFonts w:ascii="Times New Roman" w:hAnsi="Times New Roman"/>
+                <w:b/>
+                <w:bCs/>
+                <w:noProof/>
+              </w:rPr>
+              <w:t>Modellezési eszközök</w:t>
+            </w:r>
+            <w:r>
+              <w:rPr>
+                <w:noProof/>
+                <w:webHidden/>
+              </w:rPr>
+              <w:tab/>
+            </w:r>
+            <w:r>
+              <w:rPr>
+                <w:noProof/>
+                <w:webHidden/>
+              </w:rPr>
+              <w:fldChar w:fldCharType="begin"/>
+            </w:r>
+            <w:r>
+              <w:rPr>
+                <w:noProof/>
+                <w:webHidden/>
+              </w:rPr>
+              <w:instrText xml:space="preserve"> PAGEREF _Toc223292267 \h </w:instrText>
+            </w:r>
+            <w:r>
+              <w:rPr>
+                <w:noProof/>
+                <w:webHidden/>
+              </w:rPr>
+            </w:r>
+            <w:r>
+              <w:rPr>
+                <w:noProof/>
+                <w:webHidden/>
+              </w:rPr>
+              <w:fldChar w:fldCharType="separate"/>
+            </w:r>
+            <w:r>
+              <w:rPr>
+                <w:noProof/>
+                <w:webHidden/>
+              </w:rPr>
+              <w:t>45</w:t>
+            </w:r>
+            <w:r>
+              <w:rPr>
+                <w:noProof/>
+                <w:webHidden/>
+              </w:rPr>
+              <w:fldChar w:fldCharType="end"/>
+            </w:r>
+          </w:hyperlink>
+        </w:p>
+        <w:p>
+          <w:pPr>
+            <w:pStyle w:val="TJ2"/>
+            <w:tabs>
+              <w:tab w:val="right" w:leader="dot" w:pos="9019"/>
+            </w:tabs>
+            <w:rPr>
+              <w:rFonts w:cstheme="minorBidi"/>
+              <w:noProof/>
+              <w:kern w:val="2"/>
+              <w:sz w:val="24"/>
+              <w:szCs w:val="24"/>
+              <w14:ligatures w14:val="standardContextual"/>
+            </w:rPr>
+          </w:pPr>
+          <w:hyperlink w:anchor="_Toc223292268" w:history="1">
+            <w:r>
+              <w:rPr>
+                <w:rStyle w:val="Hiperhivatkozs"/>
+                <w:rFonts w:ascii="Times New Roman" w:hAnsi="Times New Roman"/>
+                <w:b/>
+                <w:bCs/>
+                <w:noProof/>
+              </w:rPr>
+              <w:t>UML diagram</w:t>
+            </w:r>
+            <w:r>
+              <w:rPr>
+                <w:noProof/>
+                <w:webHidden/>
+              </w:rPr>
+              <w:tab/>
+            </w:r>
+            <w:r>
+              <w:rPr>
+                <w:noProof/>
+                <w:webHidden/>
+              </w:rPr>
+              <w:fldChar w:fldCharType="begin"/>
+            </w:r>
+            <w:r>
+              <w:rPr>
+                <w:noProof/>
+                <w:webHidden/>
+              </w:rPr>
+              <w:instrText xml:space="preserve"> PAGEREF _Toc223292268 \h </w:instrText>
+            </w:r>
+            <w:r>
+              <w:rPr>
+                <w:noProof/>
+                <w:webHidden/>
+              </w:rPr>
+            </w:r>
+            <w:r>
+              <w:rPr>
+                <w:noProof/>
+                <w:webHidden/>
+              </w:rPr>
+              <w:fldChar w:fldCharType="separate"/>
+            </w:r>
+            <w:r>
+              <w:rPr>
+                <w:noProof/>
+                <w:webHidden/>
+              </w:rPr>
+              <w:t>45</w:t>
+            </w:r>
+            <w:r>
+              <w:rPr>
+                <w:noProof/>
+                <w:webHidden/>
+              </w:rPr>
+              <w:fldChar w:fldCharType="end"/>
+            </w:r>
+          </w:hyperlink>
+        </w:p>
+        <w:p>
+          <w:pPr>
+            <w:pStyle w:val="TJ3"/>
+            <w:tabs>
+              <w:tab w:val="right" w:leader="dot" w:pos="9019"/>
+            </w:tabs>
+            <w:rPr>
+              <w:rFonts w:cstheme="minorBidi"/>
+              <w:noProof/>
+              <w:kern w:val="2"/>
+              <w:sz w:val="24"/>
+              <w:szCs w:val="24"/>
+              <w14:ligatures w14:val="standardContextual"/>
+            </w:rPr>
+          </w:pPr>
+          <w:hyperlink w:anchor="_Toc223292269" w:history="1">
+            <w:r>
+              <w:rPr>
+                <w:rStyle w:val="Hiperhivatkozs"/>
+                <w:rFonts w:ascii="Times New Roman" w:hAnsi="Times New Roman"/>
+                <w:b/>
+                <w:bCs/>
+                <w:noProof/>
+              </w:rPr>
+              <w:t>Általános bemutatás</w:t>
+            </w:r>
+            <w:r>
+              <w:rPr>
+                <w:noProof/>
+                <w:webHidden/>
+              </w:rPr>
+              <w:tab/>
+            </w:r>
+            <w:r>
+              <w:rPr>
+                <w:noProof/>
+                <w:webHidden/>
+              </w:rPr>
+              <w:fldChar w:fldCharType="begin"/>
+            </w:r>
+            <w:r>
+              <w:rPr>
+                <w:noProof/>
+                <w:webHidden/>
+              </w:rPr>
+              <w:instrText xml:space="preserve"> PAGEREF _Toc223292269 \h </w:instrText>
+            </w:r>
+            <w:r>
+              <w:rPr>
+                <w:noProof/>
+                <w:webHidden/>
+              </w:rPr>
+            </w:r>
+            <w:r>
+              <w:rPr>
+                <w:noProof/>
+                <w:webHidden/>
+              </w:rPr>
+              <w:fldChar w:fldCharType="separate"/>
+            </w:r>
+            <w:r>
+              <w:rPr>
+                <w:noProof/>
+                <w:webHidden/>
+              </w:rPr>
+              <w:t>45</w:t>
+            </w:r>
+            <w:r>
+              <w:rPr>
+                <w:noProof/>
+                <w:webHidden/>
+              </w:rPr>
+              <w:fldChar w:fldCharType="end"/>
+            </w:r>
+          </w:hyperlink>
+        </w:p>
+        <w:p>
+          <w:pPr>
+            <w:pStyle w:val="TJ3"/>
+            <w:tabs>
+              <w:tab w:val="right" w:leader="dot" w:pos="9019"/>
+            </w:tabs>
+            <w:rPr>
+              <w:rFonts w:cstheme="minorBidi"/>
+              <w:noProof/>
+              <w:kern w:val="2"/>
+              <w:sz w:val="24"/>
+              <w:szCs w:val="24"/>
+              <w14:ligatures w14:val="standardContextual"/>
+            </w:rPr>
+          </w:pPr>
+          <w:hyperlink w:anchor="_Toc223292270" w:history="1">
+            <w:r>
+              <w:rPr>
+                <w:rStyle w:val="Hiperhivatkozs"/>
+                <w:rFonts w:ascii="Times New Roman" w:hAnsi="Times New Roman"/>
+                <w:b/>
+                <w:bCs/>
+                <w:noProof/>
+              </w:rPr>
+              <w:t>Alkalmazás a projektben</w:t>
+            </w:r>
+            <w:r>
+              <w:rPr>
+                <w:noProof/>
+                <w:webHidden/>
+              </w:rPr>
+              <w:tab/>
+            </w:r>
+            <w:r>
+              <w:rPr>
+                <w:noProof/>
+                <w:webHidden/>
+              </w:rPr>
+              <w:fldChar w:fldCharType="begin"/>
+            </w:r>
+            <w:r>
+              <w:rPr>
+                <w:noProof/>
+                <w:webHidden/>
+              </w:rPr>
+              <w:instrText xml:space="preserve"> PAGEREF _Toc223292270 \h </w:instrText>
+            </w:r>
+            <w:r>
+              <w:rPr>
+                <w:noProof/>
+                <w:webHidden/>
+              </w:rPr>
+            </w:r>
+            <w:r>
+              <w:rPr>
+                <w:noProof/>
+                <w:webHidden/>
+              </w:rPr>
+              <w:fldChar w:fldCharType="separate"/>
+            </w:r>
+            <w:r>
+              <w:rPr>
+                <w:noProof/>
+                <w:webHidden/>
+              </w:rPr>
+              <w:t>45</w:t>
+            </w:r>
+            <w:r>
+              <w:rPr>
+                <w:noProof/>
+                <w:webHidden/>
+              </w:rPr>
+              <w:fldChar w:fldCharType="end"/>
+            </w:r>
+          </w:hyperlink>
+        </w:p>
+        <w:p>
+          <w:pPr>
+            <w:pStyle w:val="TJ2"/>
+            <w:tabs>
+              <w:tab w:val="right" w:leader="dot" w:pos="9019"/>
+            </w:tabs>
+            <w:rPr>
+              <w:rFonts w:cstheme="minorBidi"/>
+              <w:noProof/>
+              <w:kern w:val="2"/>
+              <w:sz w:val="24"/>
+              <w:szCs w:val="24"/>
+              <w14:ligatures w14:val="standardContextual"/>
+            </w:rPr>
+          </w:pPr>
+          <w:hyperlink w:anchor="_Toc223292271" w:history="1">
+            <w:r>
+              <w:rPr>
+                <w:rStyle w:val="Hiperhivatkozs"/>
+                <w:rFonts w:ascii="Times New Roman" w:hAnsi="Times New Roman"/>
+                <w:b/>
+                <w:bCs/>
+                <w:noProof/>
+              </w:rPr>
+              <w:t>ER-modell</w:t>
+            </w:r>
+            <w:r>
+              <w:rPr>
+                <w:noProof/>
+                <w:webHidden/>
+              </w:rPr>
+              <w:tab/>
+            </w:r>
+            <w:r>
+              <w:rPr>
+                <w:noProof/>
+                <w:webHidden/>
+              </w:rPr>
+              <w:fldChar w:fldCharType="begin"/>
+            </w:r>
+            <w:r>
+              <w:rPr>
+                <w:noProof/>
+                <w:webHidden/>
+              </w:rPr>
+              <w:instrText xml:space="preserve"> PAGEREF _Toc223292271 \h </w:instrText>
+            </w:r>
+            <w:r>
+              <w:rPr>
+                <w:noProof/>
+                <w:webHidden/>
+              </w:rPr>
+            </w:r>
+            <w:r>
+              <w:rPr>
+                <w:noProof/>
+                <w:webHidden/>
+              </w:rPr>
+              <w:fldChar w:fldCharType="separate"/>
+            </w:r>
+            <w:r>
+              <w:rPr>
+                <w:noProof/>
+                <w:webHidden/>
+              </w:rPr>
+              <w:t>46</w:t>
+            </w:r>
+            <w:r>
+              <w:rPr>
+                <w:noProof/>
+                <w:webHidden/>
+              </w:rPr>
+              <w:fldChar w:fldCharType="end"/>
+            </w:r>
+          </w:hyperlink>
+        </w:p>
+        <w:p>
+          <w:pPr>
+            <w:pStyle w:val="TJ3"/>
+            <w:tabs>
+              <w:tab w:val="right" w:leader="dot" w:pos="9019"/>
+            </w:tabs>
+            <w:rPr>
+              <w:rFonts w:cstheme="minorBidi"/>
+              <w:noProof/>
+              <w:kern w:val="2"/>
+              <w:sz w:val="24"/>
+              <w:szCs w:val="24"/>
+              <w14:ligatures w14:val="standardContextual"/>
+            </w:rPr>
+          </w:pPr>
+          <w:hyperlink w:anchor="_Toc223292272" w:history="1">
+            <w:r>
+              <w:rPr>
+                <w:rStyle w:val="Hiperhivatkozs"/>
+                <w:rFonts w:ascii="Times New Roman" w:hAnsi="Times New Roman"/>
+                <w:b/>
+                <w:bCs/>
+                <w:noProof/>
+              </w:rPr>
+              <w:t>Általános bemutatás</w:t>
+            </w:r>
+            <w:r>
+              <w:rPr>
+                <w:noProof/>
+                <w:webHidden/>
+              </w:rPr>
+              <w:tab/>
+            </w:r>
+            <w:r>
+              <w:rPr>
+                <w:noProof/>
+                <w:webHidden/>
+              </w:rPr>
+              <w:fldChar w:fldCharType="begin"/>
+            </w:r>
+            <w:r>
+              <w:rPr>
+                <w:noProof/>
+                <w:webHidden/>
+              </w:rPr>
+              <w:instrText xml:space="preserve"> PAGEREF _Toc223292272 \h </w:instrText>
+            </w:r>
+            <w:r>
+              <w:rPr>
+                <w:noProof/>
+                <w:webHidden/>
+              </w:rPr>
+            </w:r>
+            <w:r>
+              <w:rPr>
+                <w:noProof/>
+                <w:webHidden/>
+              </w:rPr>
+              <w:fldChar w:fldCharType="separate"/>
+            </w:r>
+            <w:r>
+              <w:rPr>
+                <w:noProof/>
+                <w:webHidden/>
+              </w:rPr>
+              <w:t>46</w:t>
+            </w:r>
+            <w:r>
+              <w:rPr>
+                <w:noProof/>
+                <w:webHidden/>
+              </w:rPr>
+              <w:fldChar w:fldCharType="end"/>
+            </w:r>
+          </w:hyperlink>
+        </w:p>
+        <w:p>
+          <w:pPr>
+            <w:pStyle w:val="TJ3"/>
+            <w:tabs>
+              <w:tab w:val="right" w:leader="dot" w:pos="9019"/>
+            </w:tabs>
+            <w:rPr>
+              <w:rFonts w:cstheme="minorBidi"/>
+              <w:noProof/>
+              <w:kern w:val="2"/>
+              <w:sz w:val="24"/>
+              <w:szCs w:val="24"/>
+              <w14:ligatures w14:val="standardContextual"/>
+            </w:rPr>
+          </w:pPr>
+          <w:hyperlink w:anchor="_Toc223292273" w:history="1">
+            <w:r>
+              <w:rPr>
+                <w:rStyle w:val="Hiperhivatkozs"/>
+                <w:rFonts w:ascii="Times New Roman" w:hAnsi="Times New Roman"/>
+                <w:b/>
+                <w:bCs/>
+                <w:noProof/>
+              </w:rPr>
+              <w:t>Alkalmazás a projektben</w:t>
+            </w:r>
+            <w:r>
+              <w:rPr>
+                <w:noProof/>
+                <w:webHidden/>
+              </w:rPr>
+              <w:tab/>
+            </w:r>
+            <w:r>
+              <w:rPr>
+                <w:noProof/>
+                <w:webHidden/>
+              </w:rPr>
+              <w:fldChar w:fldCharType="begin"/>
+            </w:r>
+            <w:r>
+              <w:rPr>
+                <w:noProof/>
+                <w:webHidden/>
+              </w:rPr>
+              <w:instrText xml:space="preserve"> PAGEREF _Toc223292273 \h </w:instrText>
+            </w:r>
+            <w:r>
+              <w:rPr>
+                <w:noProof/>
+                <w:webHidden/>
+              </w:rPr>
+            </w:r>
+            <w:r>
+              <w:rPr>
+                <w:noProof/>
+                <w:webHidden/>
+              </w:rPr>
+              <w:fldChar w:fldCharType="separate"/>
+            </w:r>
+            <w:r>
+              <w:rPr>
+                <w:noProof/>
+                <w:webHidden/>
+              </w:rPr>
+              <w:t>46</w:t>
+            </w:r>
+            <w:r>
+              <w:rPr>
+                <w:noProof/>
+                <w:webHidden/>
+              </w:rPr>
+              <w:fldChar w:fldCharType="end"/>
+            </w:r>
+          </w:hyperlink>
+        </w:p>
+        <w:p>
+          <w:pPr>
+            <w:pStyle w:val="TJ2"/>
+            <w:tabs>
+              <w:tab w:val="right" w:leader="dot" w:pos="9019"/>
+            </w:tabs>
+            <w:rPr>
+              <w:rFonts w:cstheme="minorBidi"/>
+              <w:noProof/>
+              <w:kern w:val="2"/>
+              <w:sz w:val="24"/>
+              <w:szCs w:val="24"/>
+              <w14:ligatures w14:val="standardContextual"/>
+            </w:rPr>
+          </w:pPr>
+          <w:hyperlink w:anchor="_Toc223292274" w:history="1">
+            <w:r>
+              <w:rPr>
+                <w:rStyle w:val="Hiperhivatkozs"/>
+                <w:rFonts w:ascii="Times New Roman" w:hAnsi="Times New Roman"/>
+                <w:b/>
+                <w:bCs/>
+                <w:noProof/>
+              </w:rPr>
+              <w:t>Összegzés</w:t>
+            </w:r>
+            <w:r>
+              <w:rPr>
+                <w:noProof/>
+                <w:webHidden/>
+              </w:rPr>
+              <w:tab/>
+            </w:r>
+            <w:r>
+              <w:rPr>
+                <w:noProof/>
+                <w:webHidden/>
+              </w:rPr>
+              <w:fldChar w:fldCharType="begin"/>
+            </w:r>
+            <w:r>
+              <w:rPr>
+                <w:noProof/>
+                <w:webHidden/>
+              </w:rPr>
+              <w:instrText xml:space="preserve"> PAGEREF _Toc223292274 \h </w:instrText>
+            </w:r>
+            <w:r>
+              <w:rPr>
+                <w:noProof/>
+                <w:webHidden/>
+              </w:rPr>
+            </w:r>
+            <w:r>
+              <w:rPr>
+                <w:noProof/>
+                <w:webHidden/>
+              </w:rPr>
+              <w:fldChar w:fldCharType="separate"/>
+            </w:r>
+            <w:r>
+              <w:rPr>
+                <w:noProof/>
+                <w:webHidden/>
+              </w:rPr>
+              <w:t>46</w:t>
+            </w:r>
+            <w:r>
+              <w:rPr>
+                <w:noProof/>
+                <w:webHidden/>
+              </w:rPr>
+              <w:fldChar w:fldCharType="end"/>
+            </w:r>
+          </w:hyperlink>
+        </w:p>
+        <w:p>
+          <w:r>
+            <w:rPr>
+              <w:b/>
+              <w:bCs/>
+            </w:rPr>
+            <w:fldChar w:fldCharType="end"/>
+          </w:r>
+        </w:p>
+      </w:sdtContent>
+    </w:sdt>
+    <w:p>
+      <w:pPr>
+        <w:spacing w:line="360" w:lineRule="auto"/>
+        <w:rPr>
+          <w:rFonts w:ascii="Times New Roman" w:hAnsi="Times New Roman" w:cs="Times New Roman"/>
+          <w:b/>
+          <w:bCs/>
+          <w:sz w:val="28"/>
+          <w:szCs w:val="28"/>
+        </w:rPr>
+      </w:pPr>
+    </w:p>
     <w:p>
       <w:pPr>
         <w:spacing w:line="360" w:lineRule="auto"/>
@@ -470,62 +7142,70 @@
           <w:sz w:val="28"/>
           <w:szCs w:val="28"/>
         </w:rPr>
+        <w:t>Bevezetés</w:t>
+      </w:r>
+    </w:p>
+    <w:p>
+      <w:pPr>
+        <w:spacing w:before="240" w:after="240" w:line="360" w:lineRule="auto"/>
+        <w:rPr>
+          <w:rFonts w:ascii="Times New Roman" w:hAnsi="Times New Roman" w:cs="Times New Roman"/>
+          <w:sz w:val="24"/>
+          <w:szCs w:val="24"/>
+        </w:rPr>
+      </w:pPr>
+      <w:r>
+        <w:rPr>
+          <w:rFonts w:ascii="Times New Roman" w:hAnsi="Times New Roman" w:cs="Times New Roman"/>
+          <w:sz w:val="24"/>
+          <w:szCs w:val="24"/>
+        </w:rPr>
+        <w:t>A vizsgaremekünk témájának kiválasztását egy mindennapi, valós probléma felismerése indokolta. Az iskolánk előtti parkolóterületen rendszeresen nehézséget okoz szabad parkolóhelyet találni, különösen a reggeli órákban, amikor egyszerre érkeznek diákok, tanárok, az intézmény dolgozói, valamint a szülők. A parkoló telítettsége gyakran időveszteséggel és kényelmetlenséggel jár, ami indokolttá tette egy hatékonyabb, átláthatóbb megoldás kidolgozását.</w:t>
+      </w:r>
+    </w:p>
+    <w:p>
+      <w:pPr>
+        <w:spacing w:before="240" w:after="240" w:line="360" w:lineRule="auto"/>
+        <w:rPr>
+          <w:rFonts w:ascii="Times New Roman" w:hAnsi="Times New Roman" w:cs="Times New Roman"/>
+          <w:sz w:val="24"/>
+          <w:szCs w:val="24"/>
+        </w:rPr>
+      </w:pPr>
+      <w:r>
+        <w:rPr>
+          <w:rFonts w:ascii="Times New Roman" w:hAnsi="Times New Roman" w:cs="Times New Roman"/>
+          <w:sz w:val="24"/>
+          <w:szCs w:val="24"/>
+        </w:rPr>
+        <w:t>Projektünk célja egy mindenki számára elérhető, webalapú parkolónyilvántartó rendszer megvalósítása volt, amely az iskola előtti parkolóhelyek aktuális állapotának nyomon követését teszi lehetővé. A rendszer segítségével a felhasználók valós idejű információt kaphatnak arról, hogy mely parkolóhelyek szabadok vagy foglaltak, ezáltal megkönnyítve és felgyorsítva a parkolás folyamatát. A megoldás egyik kiemelt funkciója a parkolóhelyek hosszabb távú bérlésének lehetősége, amely biztosítja a bérlők számára a garantált parkolóhelyet, csökkentve ezzel a zsúfoltságot és a bizonytalanságot.</w:t>
+      </w:r>
+    </w:p>
+    <w:p>
+      <w:pPr>
+        <w:spacing w:before="240" w:after="240" w:line="360" w:lineRule="auto"/>
+        <w:rPr>
+          <w:rFonts w:ascii="Times New Roman" w:hAnsi="Times New Roman" w:cs="Times New Roman"/>
+          <w:sz w:val="24"/>
+          <w:szCs w:val="24"/>
+        </w:rPr>
+      </w:pPr>
+      <w:r>
+        <w:rPr>
+          <w:rFonts w:ascii="Times New Roman" w:hAnsi="Times New Roman" w:cs="Times New Roman"/>
+          <w:sz w:val="24"/>
+          <w:szCs w:val="24"/>
+        </w:rPr>
+        <w:t xml:space="preserve">A projekt megvalósításának első lépéseként kiválasztottuk a megfelelő parkolóterületet, amely az iskolánk előtti parkoló volt. Ezt követően közös ötletelés során meghatároztuk a felhasznált technológiákat, fejlesztői eszközöket és a rendszer alapvető funkcionális </w:t>
+      </w:r>
+      <w:r>
+        <w:rPr>
+          <w:rFonts w:ascii="Times New Roman" w:hAnsi="Times New Roman" w:cs="Times New Roman"/>
+          <w:sz w:val="24"/>
+          <w:szCs w:val="24"/>
+        </w:rPr>
         <w:lastRenderedPageBreak/>
-        <w:t>Bevezetés</w:t>
-      </w:r>
-    </w:p>
-    <w:p>
-      <w:pPr>
-        <w:spacing w:before="240" w:after="240" w:line="360" w:lineRule="auto"/>
-        <w:rPr>
-          <w:rFonts w:ascii="Times New Roman" w:hAnsi="Times New Roman" w:cs="Times New Roman"/>
-          <w:sz w:val="24"/>
-          <w:szCs w:val="24"/>
-        </w:rPr>
-      </w:pPr>
-      <w:r>
-        <w:rPr>
-          <w:rFonts w:ascii="Times New Roman" w:hAnsi="Times New Roman" w:cs="Times New Roman"/>
-          <w:sz w:val="24"/>
-          <w:szCs w:val="24"/>
-        </w:rPr>
-        <w:t>A vizsgaremekünk témájának kiválasztását egy mindennapi, valós probléma felismerése indokolta. Az iskolánk előtti parkolóterületen rendszeresen nehézséget okoz szabad parkolóhelyet találni, különösen a reggeli órákban, amikor egyszerre érkeznek diákok, tanárok, az intézmény dolgozói, valamint a szülők. A parkoló telítettsége gyakran időveszteséggel és kényelmetlenséggel jár, ami indokolttá tette egy hatékonyabb, átláthatóbb megoldás kidolgozását.</w:t>
-      </w:r>
-    </w:p>
-    <w:p>
-      <w:pPr>
-        <w:spacing w:before="240" w:after="240" w:line="360" w:lineRule="auto"/>
-        <w:rPr>
-          <w:rFonts w:ascii="Times New Roman" w:hAnsi="Times New Roman" w:cs="Times New Roman"/>
-          <w:sz w:val="24"/>
-          <w:szCs w:val="24"/>
-        </w:rPr>
-      </w:pPr>
-      <w:r>
-        <w:rPr>
-          <w:rFonts w:ascii="Times New Roman" w:hAnsi="Times New Roman" w:cs="Times New Roman"/>
-          <w:sz w:val="24"/>
-          <w:szCs w:val="24"/>
-        </w:rPr>
-        <w:t>Projektünk célja egy mindenki számára elérhető, webalapú parkolónyilvántartó rendszer megvalósítása volt, amely az iskola előtti parkolóhelyek aktuális állapotának nyomon követését teszi lehetővé. A rendszer segítségével a felhasználók valós idejű információt kaphatnak arról, hogy mely parkolóhelyek szabadok vagy foglaltak, ezáltal megkönnyítve és felgyorsítva a parkolás folyamatát. A megoldás egyik kiemelt funkciója a parkolóhelyek hosszabb távú bérlésének lehetősége, amely biztosítja a bérlők számára a garantált parkolóhelyet, csökkentve ezzel a zsúfoltságot és a bizonytalanságot.</w:t>
-      </w:r>
-    </w:p>
-    <w:p>
-      <w:pPr>
-        <w:spacing w:before="240" w:after="240" w:line="360" w:lineRule="auto"/>
-        <w:rPr>
-          <w:rFonts w:ascii="Times New Roman" w:hAnsi="Times New Roman" w:cs="Times New Roman"/>
-          <w:sz w:val="24"/>
-          <w:szCs w:val="24"/>
-        </w:rPr>
-      </w:pPr>
-      <w:r>
-        <w:rPr>
-          <w:rFonts w:ascii="Times New Roman" w:hAnsi="Times New Roman" w:cs="Times New Roman"/>
-          <w:sz w:val="24"/>
-          <w:szCs w:val="24"/>
-        </w:rPr>
-        <w:t>A projekt megvalósításának első lépéseként kiválasztottuk a megfelelő parkolóterületet, amely az iskolánk előtti parkoló volt. Ezt követően közös ötletelés során meghatároztuk a felhasznált technológiákat, fejlesztői eszközöket és a rendszer alapvető funkcionális követelményeit. A tervezési fázis során elkészítettük az adatbázis logikai felépítését meghatározó ER-modellt, majd erre alapozva UML-diagramot hoztunk létre, amely a rendszer struktúrájának és az egyes komponensek kapcsolatainak áttekintését szolgálta.</w:t>
+        <w:t>követelményeit. A tervezési fázis során elkészítettük az adatbázis logikai felépítését meghatározó ER-modellt, majd erre alapozva UML-diagramot hoztunk létre, amely a rendszer struktúrájának és az egyes komponensek kapcsolatainak áttekintését szolgálta.</w:t>
       </w:r>
     </w:p>
     <w:p>
@@ -1444,9 +8124,17 @@
         </w:rPr>
         <w:lastRenderedPageBreak/>
         <w:drawing>
-          <wp:inline distT="0" distB="0" distL="0" distR="0" wp14:anchorId="59E176B0" wp14:editId="39933141">
+          <wp:anchor distT="0" distB="0" distL="114300" distR="114300" simplePos="0" relativeHeight="251660288" behindDoc="0" locked="0" layoutInCell="1" allowOverlap="1" wp14:anchorId="59E176B0" wp14:editId="6389AA90">
+            <wp:simplePos x="914400" y="914400"/>
+            <wp:positionH relativeFrom="column">
+              <wp:align>left</wp:align>
+            </wp:positionH>
+            <wp:positionV relativeFrom="paragraph">
+              <wp:align>top</wp:align>
+            </wp:positionV>
             <wp:extent cx="3101643" cy="4391239"/>
-            <wp:effectExtent l="0" t="0" r="0" b="0"/>
+            <wp:effectExtent l="0" t="0" r="3810" b="0"/>
+            <wp:wrapSquare wrapText="bothSides"/>
             <wp:docPr id="6" name="image7.png"/>
             <wp:cNvGraphicFramePr/>
             <a:graphic xmlns:a="http://schemas.openxmlformats.org/drawingml/2006/main">
@@ -1457,7 +8145,13 @@
                     <pic:cNvPicPr preferRelativeResize="0"/>
                   </pic:nvPicPr>
                   <pic:blipFill>
-                    <a:blip r:embed="rId12"/>
+                    <a:blip r:embed="rId12">
+                      <a:extLst>
+                        <a:ext uri="{28A0092B-C50C-407E-A947-70E740481C1C}">
+                          <a14:useLocalDpi xmlns:a14="http://schemas.microsoft.com/office/drawing/2010/main" val="0"/>
+                        </a:ext>
+                      </a:extLst>
+                    </a:blip>
                     <a:srcRect/>
                     <a:stretch>
                       <a:fillRect/>
@@ -1476,8 +8170,16 @@
                 </pic:pic>
               </a:graphicData>
             </a:graphic>
-          </wp:inline>
+          </wp:anchor>
         </w:drawing>
+      </w:r>
+      <w:r>
+        <w:rPr>
+          <w:rFonts w:ascii="Times New Roman" w:hAnsi="Times New Roman" w:cs="Times New Roman"/>
+          <w:sz w:val="24"/>
+          <w:szCs w:val="24"/>
+        </w:rPr>
+        <w:br w:type="textWrapping" w:clear="all"/>
       </w:r>
     </w:p>
     <w:p>
@@ -1947,6 +8649,8 @@
       <w:bookmarkStart w:id="0" w:name="_nv1gqvkcuoh8" w:colFirst="0" w:colLast="0"/>
       <w:bookmarkStart w:id="1" w:name="_Toc223291383"/>
       <w:bookmarkStart w:id="2" w:name="_Toc223291476"/>
+      <w:bookmarkStart w:id="3" w:name="_Toc223292078"/>
+      <w:bookmarkStart w:id="4" w:name="_Toc223292188"/>
       <w:bookmarkEnd w:id="0"/>
       <w:proofErr w:type="spellStart"/>
       <w:r>
@@ -1973,6 +8677,8 @@
       </w:r>
       <w:bookmarkEnd w:id="1"/>
       <w:bookmarkEnd w:id="2"/>
+      <w:bookmarkEnd w:id="3"/>
+      <w:bookmarkEnd w:id="4"/>
     </w:p>
     <w:p>
       <w:pPr>
@@ -1988,10 +8694,12 @@
           <w:szCs w:val="24"/>
         </w:rPr>
       </w:pPr>
-      <w:bookmarkStart w:id="3" w:name="_8m8rj2sn2j4v" w:colFirst="0" w:colLast="0"/>
-      <w:bookmarkStart w:id="4" w:name="_Toc223291384"/>
-      <w:bookmarkStart w:id="5" w:name="_Toc223291477"/>
-      <w:bookmarkEnd w:id="3"/>
+      <w:bookmarkStart w:id="5" w:name="_8m8rj2sn2j4v" w:colFirst="0" w:colLast="0"/>
+      <w:bookmarkStart w:id="6" w:name="_Toc223291384"/>
+      <w:bookmarkStart w:id="7" w:name="_Toc223291477"/>
+      <w:bookmarkStart w:id="8" w:name="_Toc223292079"/>
+      <w:bookmarkStart w:id="9" w:name="_Toc223292189"/>
+      <w:bookmarkEnd w:id="5"/>
       <w:r>
         <w:rPr>
           <w:rFonts w:ascii="Times New Roman" w:hAnsi="Times New Roman" w:cs="Times New Roman"/>
@@ -2002,8 +8710,10 @@
         </w:rPr>
         <w:t>Általános bemutatás</w:t>
       </w:r>
-      <w:bookmarkEnd w:id="4"/>
-      <w:bookmarkEnd w:id="5"/>
+      <w:bookmarkEnd w:id="6"/>
+      <w:bookmarkEnd w:id="7"/>
+      <w:bookmarkEnd w:id="8"/>
+      <w:bookmarkEnd w:id="9"/>
     </w:p>
     <w:p>
       <w:pPr>
@@ -2619,8 +9329,8 @@
           <w:szCs w:val="24"/>
         </w:rPr>
       </w:pPr>
-      <w:bookmarkStart w:id="6" w:name="_ojrx6vo4ns7x" w:colFirst="0" w:colLast="0"/>
-      <w:bookmarkEnd w:id="6"/>
+      <w:bookmarkStart w:id="10" w:name="_ojrx6vo4ns7x" w:colFirst="0" w:colLast="0"/>
+      <w:bookmarkEnd w:id="10"/>
       <w:r>
         <w:rPr>
           <w:rFonts w:ascii="Times New Roman" w:hAnsi="Times New Roman" w:cs="Times New Roman"/>
@@ -2670,10 +9380,12 @@
           <w:szCs w:val="24"/>
         </w:rPr>
       </w:pPr>
-      <w:bookmarkStart w:id="7" w:name="_vqi1xlz0nma5" w:colFirst="0" w:colLast="0"/>
-      <w:bookmarkStart w:id="8" w:name="_Toc223291385"/>
-      <w:bookmarkStart w:id="9" w:name="_Toc223291478"/>
-      <w:bookmarkEnd w:id="7"/>
+      <w:bookmarkStart w:id="11" w:name="_vqi1xlz0nma5" w:colFirst="0" w:colLast="0"/>
+      <w:bookmarkStart w:id="12" w:name="_Toc223291385"/>
+      <w:bookmarkStart w:id="13" w:name="_Toc223291478"/>
+      <w:bookmarkStart w:id="14" w:name="_Toc223292080"/>
+      <w:bookmarkStart w:id="15" w:name="_Toc223292190"/>
+      <w:bookmarkEnd w:id="11"/>
       <w:r>
         <w:rPr>
           <w:rFonts w:ascii="Times New Roman" w:hAnsi="Times New Roman" w:cs="Times New Roman"/>
@@ -2684,8 +9396,10 @@
         </w:rPr>
         <w:t>Alkalmazás a projektben</w:t>
       </w:r>
-      <w:bookmarkEnd w:id="8"/>
-      <w:bookmarkEnd w:id="9"/>
+      <w:bookmarkEnd w:id="12"/>
+      <w:bookmarkEnd w:id="13"/>
+      <w:bookmarkEnd w:id="14"/>
+      <w:bookmarkEnd w:id="15"/>
     </w:p>
     <w:p>
       <w:pPr>
@@ -2946,10 +9660,12 @@
           <w:szCs w:val="24"/>
         </w:rPr>
       </w:pPr>
-      <w:bookmarkStart w:id="10" w:name="_epwkte241ilc" w:colFirst="0" w:colLast="0"/>
-      <w:bookmarkStart w:id="11" w:name="_Toc223291386"/>
-      <w:bookmarkStart w:id="12" w:name="_Toc223291479"/>
-      <w:bookmarkEnd w:id="10"/>
+      <w:bookmarkStart w:id="16" w:name="_epwkte241ilc" w:colFirst="0" w:colLast="0"/>
+      <w:bookmarkStart w:id="17" w:name="_Toc223291386"/>
+      <w:bookmarkStart w:id="18" w:name="_Toc223291479"/>
+      <w:bookmarkStart w:id="19" w:name="_Toc223292081"/>
+      <w:bookmarkStart w:id="20" w:name="_Toc223292191"/>
+      <w:bookmarkEnd w:id="16"/>
       <w:r>
         <w:rPr>
           <w:rFonts w:ascii="Times New Roman" w:hAnsi="Times New Roman" w:cs="Times New Roman"/>
@@ -2961,8 +9677,10 @@
         </w:rPr>
         <w:t>Adatbázis-tervezési szempontok</w:t>
       </w:r>
-      <w:bookmarkEnd w:id="11"/>
-      <w:bookmarkEnd w:id="12"/>
+      <w:bookmarkEnd w:id="17"/>
+      <w:bookmarkEnd w:id="18"/>
+      <w:bookmarkEnd w:id="19"/>
+      <w:bookmarkEnd w:id="20"/>
     </w:p>
     <w:p>
       <w:pPr>
@@ -3120,10 +9838,12 @@
           <w:szCs w:val="24"/>
         </w:rPr>
       </w:pPr>
-      <w:bookmarkStart w:id="13" w:name="_53citz96xtkr" w:colFirst="0" w:colLast="0"/>
-      <w:bookmarkStart w:id="14" w:name="_Toc223291387"/>
-      <w:bookmarkStart w:id="15" w:name="_Toc223291480"/>
-      <w:bookmarkEnd w:id="13"/>
+      <w:bookmarkStart w:id="21" w:name="_53citz96xtkr" w:colFirst="0" w:colLast="0"/>
+      <w:bookmarkStart w:id="22" w:name="_Toc223291387"/>
+      <w:bookmarkStart w:id="23" w:name="_Toc223291480"/>
+      <w:bookmarkStart w:id="24" w:name="_Toc223292082"/>
+      <w:bookmarkStart w:id="25" w:name="_Toc223292192"/>
+      <w:bookmarkEnd w:id="21"/>
       <w:r>
         <w:rPr>
           <w:rFonts w:ascii="Times New Roman" w:hAnsi="Times New Roman" w:cs="Times New Roman"/>
@@ -3135,8 +9855,10 @@
         </w:rPr>
         <w:t>CRUD műveletek megvalósítása</w:t>
       </w:r>
-      <w:bookmarkEnd w:id="14"/>
-      <w:bookmarkEnd w:id="15"/>
+      <w:bookmarkEnd w:id="22"/>
+      <w:bookmarkEnd w:id="23"/>
+      <w:bookmarkEnd w:id="24"/>
+      <w:bookmarkEnd w:id="25"/>
     </w:p>
     <w:p>
       <w:pPr>
@@ -3357,10 +10079,12 @@
           <w:szCs w:val="24"/>
         </w:rPr>
       </w:pPr>
-      <w:bookmarkStart w:id="16" w:name="_7i43kcm8jlki" w:colFirst="0" w:colLast="0"/>
-      <w:bookmarkStart w:id="17" w:name="_Toc223291388"/>
-      <w:bookmarkStart w:id="18" w:name="_Toc223291481"/>
-      <w:bookmarkEnd w:id="16"/>
+      <w:bookmarkStart w:id="26" w:name="_7i43kcm8jlki" w:colFirst="0" w:colLast="0"/>
+      <w:bookmarkStart w:id="27" w:name="_Toc223291388"/>
+      <w:bookmarkStart w:id="28" w:name="_Toc223291481"/>
+      <w:bookmarkStart w:id="29" w:name="_Toc223292083"/>
+      <w:bookmarkStart w:id="30" w:name="_Toc223292193"/>
+      <w:bookmarkEnd w:id="26"/>
       <w:r>
         <w:rPr>
           <w:rFonts w:ascii="Times New Roman" w:hAnsi="Times New Roman" w:cs="Times New Roman"/>
@@ -3372,8 +10096,10 @@
         </w:rPr>
         <w:t>Összegzés</w:t>
       </w:r>
-      <w:bookmarkEnd w:id="17"/>
-      <w:bookmarkEnd w:id="18"/>
+      <w:bookmarkEnd w:id="27"/>
+      <w:bookmarkEnd w:id="28"/>
+      <w:bookmarkEnd w:id="29"/>
+      <w:bookmarkEnd w:id="30"/>
     </w:p>
     <w:p>
       <w:pPr>
@@ -3442,10 +10168,12 @@
           <w:szCs w:val="28"/>
         </w:rPr>
       </w:pPr>
-      <w:bookmarkStart w:id="19" w:name="_7xs6ixkb2eu9" w:colFirst="0" w:colLast="0"/>
-      <w:bookmarkStart w:id="20" w:name="_Toc223291389"/>
-      <w:bookmarkStart w:id="21" w:name="_Toc223291482"/>
-      <w:bookmarkEnd w:id="19"/>
+      <w:bookmarkStart w:id="31" w:name="_7xs6ixkb2eu9" w:colFirst="0" w:colLast="0"/>
+      <w:bookmarkStart w:id="32" w:name="_Toc223291389"/>
+      <w:bookmarkStart w:id="33" w:name="_Toc223291482"/>
+      <w:bookmarkStart w:id="34" w:name="_Toc223292084"/>
+      <w:bookmarkStart w:id="35" w:name="_Toc223292194"/>
+      <w:bookmarkEnd w:id="31"/>
       <w:r>
         <w:rPr>
           <w:rFonts w:ascii="Times New Roman" w:hAnsi="Times New Roman" w:cs="Times New Roman"/>
@@ -3457,8 +10185,10 @@
         <w:lastRenderedPageBreak/>
         <w:t>Node.js futtatókörnyezet</w:t>
       </w:r>
-      <w:bookmarkEnd w:id="20"/>
-      <w:bookmarkEnd w:id="21"/>
+      <w:bookmarkEnd w:id="32"/>
+      <w:bookmarkEnd w:id="33"/>
+      <w:bookmarkEnd w:id="34"/>
+      <w:bookmarkEnd w:id="35"/>
     </w:p>
     <w:p>
       <w:pPr>
@@ -3474,10 +10204,12 @@
           <w:szCs w:val="24"/>
         </w:rPr>
       </w:pPr>
-      <w:bookmarkStart w:id="22" w:name="_mmxoq0dqhsf1" w:colFirst="0" w:colLast="0"/>
-      <w:bookmarkStart w:id="23" w:name="_Toc223291390"/>
-      <w:bookmarkStart w:id="24" w:name="_Toc223291483"/>
-      <w:bookmarkEnd w:id="22"/>
+      <w:bookmarkStart w:id="36" w:name="_mmxoq0dqhsf1" w:colFirst="0" w:colLast="0"/>
+      <w:bookmarkStart w:id="37" w:name="_Toc223291390"/>
+      <w:bookmarkStart w:id="38" w:name="_Toc223291483"/>
+      <w:bookmarkStart w:id="39" w:name="_Toc223292085"/>
+      <w:bookmarkStart w:id="40" w:name="_Toc223292195"/>
+      <w:bookmarkEnd w:id="36"/>
       <w:r>
         <w:rPr>
           <w:rFonts w:ascii="Times New Roman" w:hAnsi="Times New Roman" w:cs="Times New Roman"/>
@@ -3488,8 +10220,10 @@
         </w:rPr>
         <w:t>Általános bemutatás</w:t>
       </w:r>
-      <w:bookmarkEnd w:id="23"/>
-      <w:bookmarkEnd w:id="24"/>
+      <w:bookmarkEnd w:id="37"/>
+      <w:bookmarkEnd w:id="38"/>
+      <w:bookmarkEnd w:id="39"/>
+      <w:bookmarkEnd w:id="40"/>
     </w:p>
     <w:p>
       <w:pPr>
@@ -3961,8 +10695,8 @@
           <w:szCs w:val="24"/>
         </w:rPr>
       </w:pPr>
-      <w:bookmarkStart w:id="25" w:name="_tsz888qc6dne" w:colFirst="0" w:colLast="0"/>
-      <w:bookmarkEnd w:id="25"/>
+      <w:bookmarkStart w:id="41" w:name="_tsz888qc6dne" w:colFirst="0" w:colLast="0"/>
+      <w:bookmarkEnd w:id="41"/>
       <w:r>
         <w:rPr>
           <w:rFonts w:ascii="Times New Roman" w:hAnsi="Times New Roman" w:cs="Times New Roman"/>
@@ -4102,10 +10836,12 @@
           <w:szCs w:val="24"/>
         </w:rPr>
       </w:pPr>
-      <w:bookmarkStart w:id="26" w:name="_5ucach24jgxm" w:colFirst="0" w:colLast="0"/>
-      <w:bookmarkStart w:id="27" w:name="_Toc223291391"/>
-      <w:bookmarkStart w:id="28" w:name="_Toc223291484"/>
-      <w:bookmarkEnd w:id="26"/>
+      <w:bookmarkStart w:id="42" w:name="_5ucach24jgxm" w:colFirst="0" w:colLast="0"/>
+      <w:bookmarkStart w:id="43" w:name="_Toc223291391"/>
+      <w:bookmarkStart w:id="44" w:name="_Toc223291484"/>
+      <w:bookmarkStart w:id="45" w:name="_Toc223292086"/>
+      <w:bookmarkStart w:id="46" w:name="_Toc223292196"/>
+      <w:bookmarkEnd w:id="42"/>
       <w:r>
         <w:rPr>
           <w:rFonts w:ascii="Times New Roman" w:hAnsi="Times New Roman" w:cs="Times New Roman"/>
@@ -4116,8 +10852,10 @@
         </w:rPr>
         <w:t>Alkalmazás a projektben</w:t>
       </w:r>
-      <w:bookmarkEnd w:id="27"/>
-      <w:bookmarkEnd w:id="28"/>
+      <w:bookmarkEnd w:id="43"/>
+      <w:bookmarkEnd w:id="44"/>
+      <w:bookmarkEnd w:id="45"/>
+      <w:bookmarkEnd w:id="46"/>
     </w:p>
     <w:p>
       <w:pPr>
@@ -4224,10 +10962,12 @@
           <w:szCs w:val="24"/>
         </w:rPr>
       </w:pPr>
-      <w:bookmarkStart w:id="29" w:name="_rluy1zhmatkc" w:colFirst="0" w:colLast="0"/>
-      <w:bookmarkStart w:id="30" w:name="_Toc223291392"/>
-      <w:bookmarkStart w:id="31" w:name="_Toc223291485"/>
-      <w:bookmarkEnd w:id="29"/>
+      <w:bookmarkStart w:id="47" w:name="_rluy1zhmatkc" w:colFirst="0" w:colLast="0"/>
+      <w:bookmarkStart w:id="48" w:name="_Toc223291392"/>
+      <w:bookmarkStart w:id="49" w:name="_Toc223291485"/>
+      <w:bookmarkStart w:id="50" w:name="_Toc223292087"/>
+      <w:bookmarkStart w:id="51" w:name="_Toc223292197"/>
+      <w:bookmarkEnd w:id="47"/>
       <w:r>
         <w:rPr>
           <w:rFonts w:ascii="Times New Roman" w:hAnsi="Times New Roman" w:cs="Times New Roman"/>
@@ -4239,8 +10979,10 @@
         </w:rPr>
         <w:t>Express.js keretrendszer alkalmazása</w:t>
       </w:r>
-      <w:bookmarkEnd w:id="30"/>
-      <w:bookmarkEnd w:id="31"/>
+      <w:bookmarkEnd w:id="48"/>
+      <w:bookmarkEnd w:id="49"/>
+      <w:bookmarkEnd w:id="50"/>
+      <w:bookmarkEnd w:id="51"/>
     </w:p>
     <w:p>
       <w:pPr>
@@ -4364,10 +11106,12 @@
           <w:szCs w:val="24"/>
         </w:rPr>
       </w:pPr>
-      <w:bookmarkStart w:id="32" w:name="_a5dtwyit39o4" w:colFirst="0" w:colLast="0"/>
-      <w:bookmarkStart w:id="33" w:name="_Toc223291393"/>
-      <w:bookmarkStart w:id="34" w:name="_Toc223291486"/>
-      <w:bookmarkEnd w:id="32"/>
+      <w:bookmarkStart w:id="52" w:name="_a5dtwyit39o4" w:colFirst="0" w:colLast="0"/>
+      <w:bookmarkStart w:id="53" w:name="_Toc223291393"/>
+      <w:bookmarkStart w:id="54" w:name="_Toc223291486"/>
+      <w:bookmarkStart w:id="55" w:name="_Toc223292088"/>
+      <w:bookmarkStart w:id="56" w:name="_Toc223292198"/>
+      <w:bookmarkEnd w:id="52"/>
       <w:r>
         <w:rPr>
           <w:rFonts w:ascii="Times New Roman" w:hAnsi="Times New Roman" w:cs="Times New Roman"/>
@@ -4380,8 +11124,10 @@
         <w:lastRenderedPageBreak/>
         <w:t>Adatbázis-kapcsolat</w:t>
       </w:r>
-      <w:bookmarkEnd w:id="33"/>
-      <w:bookmarkEnd w:id="34"/>
+      <w:bookmarkEnd w:id="53"/>
+      <w:bookmarkEnd w:id="54"/>
+      <w:bookmarkEnd w:id="55"/>
+      <w:bookmarkEnd w:id="56"/>
     </w:p>
     <w:p>
       <w:pPr>
@@ -4568,10 +11314,12 @@
           <w:szCs w:val="24"/>
         </w:rPr>
       </w:pPr>
-      <w:bookmarkStart w:id="35" w:name="_13lj36thagwv" w:colFirst="0" w:colLast="0"/>
-      <w:bookmarkStart w:id="36" w:name="_Toc223291394"/>
-      <w:bookmarkStart w:id="37" w:name="_Toc223291487"/>
-      <w:bookmarkEnd w:id="35"/>
+      <w:bookmarkStart w:id="57" w:name="_13lj36thagwv" w:colFirst="0" w:colLast="0"/>
+      <w:bookmarkStart w:id="58" w:name="_Toc223291394"/>
+      <w:bookmarkStart w:id="59" w:name="_Toc223291487"/>
+      <w:bookmarkStart w:id="60" w:name="_Toc223292089"/>
+      <w:bookmarkStart w:id="61" w:name="_Toc223292199"/>
+      <w:bookmarkEnd w:id="57"/>
       <w:r>
         <w:rPr>
           <w:rFonts w:ascii="Times New Roman" w:hAnsi="Times New Roman" w:cs="Times New Roman"/>
@@ -4583,8 +11331,10 @@
         </w:rPr>
         <w:t>Kliens–szerver kommunikáció</w:t>
       </w:r>
-      <w:bookmarkEnd w:id="36"/>
-      <w:bookmarkEnd w:id="37"/>
+      <w:bookmarkEnd w:id="58"/>
+      <w:bookmarkEnd w:id="59"/>
+      <w:bookmarkEnd w:id="60"/>
+      <w:bookmarkEnd w:id="61"/>
     </w:p>
     <w:p>
       <w:pPr>
@@ -4726,10 +11476,12 @@
           <w:szCs w:val="24"/>
         </w:rPr>
       </w:pPr>
-      <w:bookmarkStart w:id="38" w:name="_pr2b3c531k83" w:colFirst="0" w:colLast="0"/>
-      <w:bookmarkStart w:id="39" w:name="_Toc223291395"/>
-      <w:bookmarkStart w:id="40" w:name="_Toc223291488"/>
-      <w:bookmarkEnd w:id="38"/>
+      <w:bookmarkStart w:id="62" w:name="_pr2b3c531k83" w:colFirst="0" w:colLast="0"/>
+      <w:bookmarkStart w:id="63" w:name="_Toc223291395"/>
+      <w:bookmarkStart w:id="64" w:name="_Toc223291488"/>
+      <w:bookmarkStart w:id="65" w:name="_Toc223292090"/>
+      <w:bookmarkStart w:id="66" w:name="_Toc223292200"/>
+      <w:bookmarkEnd w:id="62"/>
       <w:r>
         <w:rPr>
           <w:rFonts w:ascii="Times New Roman" w:hAnsi="Times New Roman" w:cs="Times New Roman"/>
@@ -4740,8 +11492,10 @@
         </w:rPr>
         <w:t>Összegzés</w:t>
       </w:r>
-      <w:bookmarkEnd w:id="39"/>
-      <w:bookmarkEnd w:id="40"/>
+      <w:bookmarkEnd w:id="63"/>
+      <w:bookmarkEnd w:id="64"/>
+      <w:bookmarkEnd w:id="65"/>
+      <w:bookmarkEnd w:id="66"/>
     </w:p>
     <w:p>
       <w:pPr>
@@ -4788,8 +11542,8 @@
           <w:szCs w:val="24"/>
         </w:rPr>
       </w:pPr>
-      <w:bookmarkStart w:id="41" w:name="_4i7ssb13sr5i" w:colFirst="0" w:colLast="0"/>
-      <w:bookmarkEnd w:id="41"/>
+      <w:bookmarkStart w:id="67" w:name="_4i7ssb13sr5i" w:colFirst="0" w:colLast="0"/>
+      <w:bookmarkEnd w:id="67"/>
       <w:r>
         <w:rPr>
           <w:rFonts w:ascii="Times New Roman" w:hAnsi="Times New Roman" w:cs="Times New Roman"/>
@@ -4830,10 +11584,12 @@
           <w:szCs w:val="28"/>
         </w:rPr>
       </w:pPr>
-      <w:bookmarkStart w:id="42" w:name="_ojnmgmis002e" w:colFirst="0" w:colLast="0"/>
-      <w:bookmarkStart w:id="43" w:name="_Toc223291396"/>
-      <w:bookmarkStart w:id="44" w:name="_Toc223291489"/>
-      <w:bookmarkEnd w:id="42"/>
+      <w:bookmarkStart w:id="68" w:name="_ojnmgmis002e" w:colFirst="0" w:colLast="0"/>
+      <w:bookmarkStart w:id="69" w:name="_Toc223291396"/>
+      <w:bookmarkStart w:id="70" w:name="_Toc223291489"/>
+      <w:bookmarkStart w:id="71" w:name="_Toc223292091"/>
+      <w:bookmarkStart w:id="72" w:name="_Toc223292201"/>
+      <w:bookmarkEnd w:id="68"/>
       <w:r>
         <w:rPr>
           <w:rFonts w:ascii="Times New Roman" w:hAnsi="Times New Roman" w:cs="Times New Roman"/>
@@ -4845,8 +11601,10 @@
         <w:lastRenderedPageBreak/>
         <w:t>Frontend technológiák</w:t>
       </w:r>
-      <w:bookmarkEnd w:id="43"/>
-      <w:bookmarkEnd w:id="44"/>
+      <w:bookmarkEnd w:id="69"/>
+      <w:bookmarkEnd w:id="70"/>
+      <w:bookmarkEnd w:id="71"/>
+      <w:bookmarkEnd w:id="72"/>
     </w:p>
     <w:p>
       <w:pPr>
@@ -4862,10 +11620,12 @@
           <w:szCs w:val="24"/>
         </w:rPr>
       </w:pPr>
-      <w:bookmarkStart w:id="45" w:name="_w68dfqxcqamq" w:colFirst="0" w:colLast="0"/>
-      <w:bookmarkStart w:id="46" w:name="_Toc223291397"/>
-      <w:bookmarkStart w:id="47" w:name="_Toc223291490"/>
-      <w:bookmarkEnd w:id="45"/>
+      <w:bookmarkStart w:id="73" w:name="_w68dfqxcqamq" w:colFirst="0" w:colLast="0"/>
+      <w:bookmarkStart w:id="74" w:name="_Toc223291397"/>
+      <w:bookmarkStart w:id="75" w:name="_Toc223291490"/>
+      <w:bookmarkStart w:id="76" w:name="_Toc223292092"/>
+      <w:bookmarkStart w:id="77" w:name="_Toc223292202"/>
+      <w:bookmarkEnd w:id="73"/>
       <w:r>
         <w:rPr>
           <w:rFonts w:ascii="Times New Roman" w:hAnsi="Times New Roman" w:cs="Times New Roman"/>
@@ -4876,8 +11636,10 @@
         </w:rPr>
         <w:t>Frontend réteg szerepe</w:t>
       </w:r>
-      <w:bookmarkEnd w:id="46"/>
-      <w:bookmarkEnd w:id="47"/>
+      <w:bookmarkEnd w:id="74"/>
+      <w:bookmarkEnd w:id="75"/>
+      <w:bookmarkEnd w:id="76"/>
+      <w:bookmarkEnd w:id="77"/>
     </w:p>
     <w:p>
       <w:pPr>
@@ -5020,10 +11782,12 @@
           <w:szCs w:val="24"/>
         </w:rPr>
       </w:pPr>
-      <w:bookmarkStart w:id="48" w:name="_xui9jemvuwe8" w:colFirst="0" w:colLast="0"/>
-      <w:bookmarkStart w:id="49" w:name="_Toc223291398"/>
-      <w:bookmarkStart w:id="50" w:name="_Toc223291491"/>
-      <w:bookmarkEnd w:id="48"/>
+      <w:bookmarkStart w:id="78" w:name="_xui9jemvuwe8" w:colFirst="0" w:colLast="0"/>
+      <w:bookmarkStart w:id="79" w:name="_Toc223291398"/>
+      <w:bookmarkStart w:id="80" w:name="_Toc223291491"/>
+      <w:bookmarkStart w:id="81" w:name="_Toc223292093"/>
+      <w:bookmarkStart w:id="82" w:name="_Toc223292203"/>
+      <w:bookmarkEnd w:id="78"/>
       <w:r>
         <w:rPr>
           <w:rFonts w:ascii="Times New Roman" w:hAnsi="Times New Roman" w:cs="Times New Roman"/>
@@ -5046,8 +11810,10 @@
         </w:rPr>
         <w:t>:</w:t>
       </w:r>
-      <w:bookmarkEnd w:id="49"/>
-      <w:bookmarkEnd w:id="50"/>
+      <w:bookmarkEnd w:id="79"/>
+      <w:bookmarkEnd w:id="80"/>
+      <w:bookmarkEnd w:id="81"/>
+      <w:bookmarkEnd w:id="82"/>
     </w:p>
     <w:p>
       <w:pPr>
@@ -5343,10 +12109,12 @@
           <w:color w:val="000000"/>
         </w:rPr>
       </w:pPr>
-      <w:bookmarkStart w:id="51" w:name="_y7ybwnashcsr" w:colFirst="0" w:colLast="0"/>
-      <w:bookmarkStart w:id="52" w:name="_Toc223291399"/>
-      <w:bookmarkStart w:id="53" w:name="_Toc223291492"/>
-      <w:bookmarkEnd w:id="51"/>
+      <w:bookmarkStart w:id="83" w:name="_y7ybwnashcsr" w:colFirst="0" w:colLast="0"/>
+      <w:bookmarkStart w:id="84" w:name="_Toc223291399"/>
+      <w:bookmarkStart w:id="85" w:name="_Toc223291492"/>
+      <w:bookmarkStart w:id="86" w:name="_Toc223292094"/>
+      <w:bookmarkStart w:id="87" w:name="_Toc223292204"/>
+      <w:bookmarkEnd w:id="83"/>
       <w:r>
         <w:rPr>
           <w:rFonts w:ascii="Times New Roman" w:hAnsi="Times New Roman" w:cs="Times New Roman"/>
@@ -5357,8 +12125,10 @@
         <w:lastRenderedPageBreak/>
         <w:t>Tervezési szempontok a projekt során</w:t>
       </w:r>
-      <w:bookmarkEnd w:id="52"/>
-      <w:bookmarkEnd w:id="53"/>
+      <w:bookmarkEnd w:id="84"/>
+      <w:bookmarkEnd w:id="85"/>
+      <w:bookmarkEnd w:id="86"/>
+      <w:bookmarkEnd w:id="87"/>
     </w:p>
     <w:p>
       <w:pPr>
@@ -5612,10 +12382,12 @@
           <w:szCs w:val="24"/>
         </w:rPr>
       </w:pPr>
-      <w:bookmarkStart w:id="54" w:name="_q6ohur9u8hja" w:colFirst="0" w:colLast="0"/>
-      <w:bookmarkStart w:id="55" w:name="_Toc223291400"/>
-      <w:bookmarkStart w:id="56" w:name="_Toc223291493"/>
-      <w:bookmarkEnd w:id="54"/>
+      <w:bookmarkStart w:id="88" w:name="_q6ohur9u8hja" w:colFirst="0" w:colLast="0"/>
+      <w:bookmarkStart w:id="89" w:name="_Toc223291400"/>
+      <w:bookmarkStart w:id="90" w:name="_Toc223291493"/>
+      <w:bookmarkStart w:id="91" w:name="_Toc223292095"/>
+      <w:bookmarkStart w:id="92" w:name="_Toc223292205"/>
+      <w:bookmarkEnd w:id="88"/>
       <w:r>
         <w:rPr>
           <w:rFonts w:ascii="Times New Roman" w:hAnsi="Times New Roman" w:cs="Times New Roman"/>
@@ -5626,8 +12398,10 @@
         </w:rPr>
         <w:t>Összegzés</w:t>
       </w:r>
-      <w:bookmarkEnd w:id="55"/>
-      <w:bookmarkEnd w:id="56"/>
+      <w:bookmarkEnd w:id="89"/>
+      <w:bookmarkEnd w:id="90"/>
+      <w:bookmarkEnd w:id="91"/>
+      <w:bookmarkEnd w:id="92"/>
     </w:p>
     <w:p>
       <w:pPr>
@@ -5678,10 +12452,12 @@
           <w:szCs w:val="28"/>
         </w:rPr>
       </w:pPr>
-      <w:bookmarkStart w:id="57" w:name="_29uzx06i811l" w:colFirst="0" w:colLast="0"/>
-      <w:bookmarkStart w:id="58" w:name="_Toc223291401"/>
-      <w:bookmarkStart w:id="59" w:name="_Toc223291494"/>
-      <w:bookmarkEnd w:id="57"/>
+      <w:bookmarkStart w:id="93" w:name="_29uzx06i811l" w:colFirst="0" w:colLast="0"/>
+      <w:bookmarkStart w:id="94" w:name="_Toc223291401"/>
+      <w:bookmarkStart w:id="95" w:name="_Toc223291494"/>
+      <w:bookmarkStart w:id="96" w:name="_Toc223292096"/>
+      <w:bookmarkStart w:id="97" w:name="_Toc223292206"/>
+      <w:bookmarkEnd w:id="93"/>
       <w:proofErr w:type="spellStart"/>
       <w:r>
         <w:rPr>
@@ -5705,8 +12481,10 @@
         </w:rPr>
         <w:t xml:space="preserve"> keretrendszer</w:t>
       </w:r>
-      <w:bookmarkEnd w:id="58"/>
-      <w:bookmarkEnd w:id="59"/>
+      <w:bookmarkEnd w:id="94"/>
+      <w:bookmarkEnd w:id="95"/>
+      <w:bookmarkEnd w:id="96"/>
+      <w:bookmarkEnd w:id="97"/>
     </w:p>
     <w:p>
       <w:pPr>
@@ -5722,10 +12500,12 @@
           <w:szCs w:val="24"/>
         </w:rPr>
       </w:pPr>
-      <w:bookmarkStart w:id="60" w:name="_7cndbyu4hzz1" w:colFirst="0" w:colLast="0"/>
-      <w:bookmarkStart w:id="61" w:name="_Toc223291402"/>
-      <w:bookmarkStart w:id="62" w:name="_Toc223291495"/>
-      <w:bookmarkEnd w:id="60"/>
+      <w:bookmarkStart w:id="98" w:name="_7cndbyu4hzz1" w:colFirst="0" w:colLast="0"/>
+      <w:bookmarkStart w:id="99" w:name="_Toc223291402"/>
+      <w:bookmarkStart w:id="100" w:name="_Toc223291495"/>
+      <w:bookmarkStart w:id="101" w:name="_Toc223292097"/>
+      <w:bookmarkStart w:id="102" w:name="_Toc223292207"/>
+      <w:bookmarkEnd w:id="98"/>
       <w:r>
         <w:rPr>
           <w:rFonts w:ascii="Times New Roman" w:hAnsi="Times New Roman" w:cs="Times New Roman"/>
@@ -5736,8 +12516,10 @@
         </w:rPr>
         <w:t>Általános bemutatás</w:t>
       </w:r>
-      <w:bookmarkEnd w:id="61"/>
-      <w:bookmarkEnd w:id="62"/>
+      <w:bookmarkEnd w:id="99"/>
+      <w:bookmarkEnd w:id="100"/>
+      <w:bookmarkEnd w:id="101"/>
+      <w:bookmarkEnd w:id="102"/>
     </w:p>
     <w:p>
       <w:pPr>
@@ -6010,10 +12792,12 @@
           <w:szCs w:val="24"/>
         </w:rPr>
       </w:pPr>
-      <w:bookmarkStart w:id="63" w:name="_whskgqpfggzg" w:colFirst="0" w:colLast="0"/>
-      <w:bookmarkStart w:id="64" w:name="_Toc223291403"/>
-      <w:bookmarkStart w:id="65" w:name="_Toc223291496"/>
-      <w:bookmarkEnd w:id="63"/>
+      <w:bookmarkStart w:id="103" w:name="_whskgqpfggzg" w:colFirst="0" w:colLast="0"/>
+      <w:bookmarkStart w:id="104" w:name="_Toc223291403"/>
+      <w:bookmarkStart w:id="105" w:name="_Toc223291496"/>
+      <w:bookmarkStart w:id="106" w:name="_Toc223292098"/>
+      <w:bookmarkStart w:id="107" w:name="_Toc223292208"/>
+      <w:bookmarkEnd w:id="103"/>
       <w:r>
         <w:rPr>
           <w:rFonts w:ascii="Times New Roman" w:hAnsi="Times New Roman" w:cs="Times New Roman"/>
@@ -6049,8 +12833,10 @@
         </w:rPr>
         <w:t xml:space="preserve"> főbb előnyei</w:t>
       </w:r>
-      <w:bookmarkEnd w:id="64"/>
-      <w:bookmarkEnd w:id="65"/>
+      <w:bookmarkEnd w:id="104"/>
+      <w:bookmarkEnd w:id="105"/>
+      <w:bookmarkEnd w:id="106"/>
+      <w:bookmarkEnd w:id="107"/>
     </w:p>
     <w:p>
       <w:pPr>
@@ -6496,8 +13282,8 @@
           <w:szCs w:val="24"/>
         </w:rPr>
       </w:pPr>
-      <w:bookmarkStart w:id="66" w:name="_bcjutxuqtxsu" w:colFirst="0" w:colLast="0"/>
-      <w:bookmarkEnd w:id="66"/>
+      <w:bookmarkStart w:id="108" w:name="_bcjutxuqtxsu" w:colFirst="0" w:colLast="0"/>
+      <w:bookmarkEnd w:id="108"/>
       <w:r>
         <w:rPr>
           <w:rFonts w:ascii="Times New Roman" w:hAnsi="Times New Roman" w:cs="Times New Roman"/>
@@ -6547,10 +13333,12 @@
           <w:szCs w:val="24"/>
         </w:rPr>
       </w:pPr>
-      <w:bookmarkStart w:id="67" w:name="_oq1qfver48so" w:colFirst="0" w:colLast="0"/>
-      <w:bookmarkStart w:id="68" w:name="_Toc223291404"/>
-      <w:bookmarkStart w:id="69" w:name="_Toc223291497"/>
-      <w:bookmarkEnd w:id="67"/>
+      <w:bookmarkStart w:id="109" w:name="_oq1qfver48so" w:colFirst="0" w:colLast="0"/>
+      <w:bookmarkStart w:id="110" w:name="_Toc223291404"/>
+      <w:bookmarkStart w:id="111" w:name="_Toc223291497"/>
+      <w:bookmarkStart w:id="112" w:name="_Toc223292099"/>
+      <w:bookmarkStart w:id="113" w:name="_Toc223292209"/>
+      <w:bookmarkEnd w:id="109"/>
       <w:r>
         <w:rPr>
           <w:rFonts w:ascii="Times New Roman" w:hAnsi="Times New Roman" w:cs="Times New Roman"/>
@@ -6561,8 +13349,10 @@
         </w:rPr>
         <w:t>Alkalmazás a projektben</w:t>
       </w:r>
-      <w:bookmarkEnd w:id="68"/>
-      <w:bookmarkEnd w:id="69"/>
+      <w:bookmarkEnd w:id="110"/>
+      <w:bookmarkEnd w:id="111"/>
+      <w:bookmarkEnd w:id="112"/>
+      <w:bookmarkEnd w:id="113"/>
     </w:p>
     <w:p>
       <w:pPr>
@@ -6615,10 +13405,12 @@
           <w:szCs w:val="24"/>
         </w:rPr>
       </w:pPr>
-      <w:bookmarkStart w:id="70" w:name="_umtzq6hn2sg2" w:colFirst="0" w:colLast="0"/>
-      <w:bookmarkStart w:id="71" w:name="_Toc223291405"/>
-      <w:bookmarkStart w:id="72" w:name="_Toc223291498"/>
-      <w:bookmarkEnd w:id="70"/>
+      <w:bookmarkStart w:id="114" w:name="_umtzq6hn2sg2" w:colFirst="0" w:colLast="0"/>
+      <w:bookmarkStart w:id="115" w:name="_Toc223291405"/>
+      <w:bookmarkStart w:id="116" w:name="_Toc223291498"/>
+      <w:bookmarkStart w:id="117" w:name="_Toc223292100"/>
+      <w:bookmarkStart w:id="118" w:name="_Toc223292210"/>
+      <w:bookmarkEnd w:id="114"/>
       <w:r>
         <w:rPr>
           <w:rFonts w:ascii="Times New Roman" w:hAnsi="Times New Roman" w:cs="Times New Roman"/>
@@ -6630,8 +13422,10 @@
         </w:rPr>
         <w:t>Komponensalapú felépítés</w:t>
       </w:r>
-      <w:bookmarkEnd w:id="71"/>
-      <w:bookmarkEnd w:id="72"/>
+      <w:bookmarkEnd w:id="115"/>
+      <w:bookmarkEnd w:id="116"/>
+      <w:bookmarkEnd w:id="117"/>
+      <w:bookmarkEnd w:id="118"/>
     </w:p>
     <w:p>
       <w:pPr>
@@ -6700,12 +13494,14 @@
           <w:szCs w:val="24"/>
         </w:rPr>
       </w:pPr>
-      <w:bookmarkStart w:id="73" w:name="_10xw5uvj0nwx" w:colFirst="0" w:colLast="0"/>
-      <w:bookmarkStart w:id="74" w:name="_mfdliwvgnyr" w:colFirst="0" w:colLast="0"/>
-      <w:bookmarkStart w:id="75" w:name="_Toc223291406"/>
-      <w:bookmarkStart w:id="76" w:name="_Toc223291499"/>
-      <w:bookmarkEnd w:id="73"/>
-      <w:bookmarkEnd w:id="74"/>
+      <w:bookmarkStart w:id="119" w:name="_10xw5uvj0nwx" w:colFirst="0" w:colLast="0"/>
+      <w:bookmarkStart w:id="120" w:name="_mfdliwvgnyr" w:colFirst="0" w:colLast="0"/>
+      <w:bookmarkStart w:id="121" w:name="_Toc223291406"/>
+      <w:bookmarkStart w:id="122" w:name="_Toc223291499"/>
+      <w:bookmarkStart w:id="123" w:name="_Toc223292101"/>
+      <w:bookmarkStart w:id="124" w:name="_Toc223292211"/>
+      <w:bookmarkEnd w:id="119"/>
+      <w:bookmarkEnd w:id="120"/>
       <w:r>
         <w:rPr>
           <w:rFonts w:ascii="Times New Roman" w:hAnsi="Times New Roman" w:cs="Times New Roman"/>
@@ -6717,8 +13513,10 @@
         </w:rPr>
         <w:t>REST API kommunikáció</w:t>
       </w:r>
-      <w:bookmarkEnd w:id="75"/>
-      <w:bookmarkEnd w:id="76"/>
+      <w:bookmarkEnd w:id="121"/>
+      <w:bookmarkEnd w:id="122"/>
+      <w:bookmarkEnd w:id="123"/>
+      <w:bookmarkEnd w:id="124"/>
     </w:p>
     <w:p>
       <w:pPr>
@@ -6887,10 +13685,12 @@
           <w:szCs w:val="24"/>
         </w:rPr>
       </w:pPr>
-      <w:bookmarkStart w:id="77" w:name="_s7sljk5yt0fr" w:colFirst="0" w:colLast="0"/>
-      <w:bookmarkStart w:id="78" w:name="_Toc223291407"/>
-      <w:bookmarkStart w:id="79" w:name="_Toc223291500"/>
-      <w:bookmarkEnd w:id="77"/>
+      <w:bookmarkStart w:id="125" w:name="_s7sljk5yt0fr" w:colFirst="0" w:colLast="0"/>
+      <w:bookmarkStart w:id="126" w:name="_Toc223291407"/>
+      <w:bookmarkStart w:id="127" w:name="_Toc223291500"/>
+      <w:bookmarkStart w:id="128" w:name="_Toc223292102"/>
+      <w:bookmarkStart w:id="129" w:name="_Toc223292212"/>
+      <w:bookmarkEnd w:id="125"/>
       <w:proofErr w:type="spellStart"/>
       <w:r>
         <w:rPr>
@@ -6939,8 +13739,10 @@
         </w:rPr>
         <w:t xml:space="preserve"> alkalmazása</w:t>
       </w:r>
-      <w:bookmarkEnd w:id="78"/>
-      <w:bookmarkEnd w:id="79"/>
+      <w:bookmarkEnd w:id="126"/>
+      <w:bookmarkEnd w:id="127"/>
+      <w:bookmarkEnd w:id="128"/>
+      <w:bookmarkEnd w:id="129"/>
     </w:p>
     <w:p>
       <w:pPr>
@@ -7047,10 +13849,12 @@
           <w:szCs w:val="24"/>
         </w:rPr>
       </w:pPr>
-      <w:bookmarkStart w:id="80" w:name="_akyapwkiawpc" w:colFirst="0" w:colLast="0"/>
-      <w:bookmarkStart w:id="81" w:name="_Toc223291408"/>
-      <w:bookmarkStart w:id="82" w:name="_Toc223291501"/>
-      <w:bookmarkEnd w:id="80"/>
+      <w:bookmarkStart w:id="130" w:name="_akyapwkiawpc" w:colFirst="0" w:colLast="0"/>
+      <w:bookmarkStart w:id="131" w:name="_Toc223291408"/>
+      <w:bookmarkStart w:id="132" w:name="_Toc223291501"/>
+      <w:bookmarkStart w:id="133" w:name="_Toc223292103"/>
+      <w:bookmarkStart w:id="134" w:name="_Toc223292213"/>
+      <w:bookmarkEnd w:id="130"/>
       <w:r>
         <w:rPr>
           <w:rFonts w:ascii="Times New Roman" w:hAnsi="Times New Roman" w:cs="Times New Roman"/>
@@ -7061,8 +13865,10 @@
         </w:rPr>
         <w:t>Összegzés</w:t>
       </w:r>
-      <w:bookmarkEnd w:id="81"/>
-      <w:bookmarkEnd w:id="82"/>
+      <w:bookmarkEnd w:id="131"/>
+      <w:bookmarkEnd w:id="132"/>
+      <w:bookmarkEnd w:id="133"/>
+      <w:bookmarkEnd w:id="134"/>
     </w:p>
     <w:p>
       <w:pPr>
@@ -7185,10 +13991,12 @@
           <w:szCs w:val="28"/>
         </w:rPr>
       </w:pPr>
-      <w:bookmarkStart w:id="83" w:name="_8roz9ah8s87c" w:colFirst="0" w:colLast="0"/>
-      <w:bookmarkStart w:id="84" w:name="_Toc223291409"/>
-      <w:bookmarkStart w:id="85" w:name="_Toc223291502"/>
-      <w:bookmarkEnd w:id="83"/>
+      <w:bookmarkStart w:id="135" w:name="_8roz9ah8s87c" w:colFirst="0" w:colLast="0"/>
+      <w:bookmarkStart w:id="136" w:name="_Toc223291409"/>
+      <w:bookmarkStart w:id="137" w:name="_Toc223291502"/>
+      <w:bookmarkStart w:id="138" w:name="_Toc223292104"/>
+      <w:bookmarkStart w:id="139" w:name="_Toc223292214"/>
+      <w:bookmarkEnd w:id="135"/>
       <w:proofErr w:type="spellStart"/>
       <w:r>
         <w:rPr>
@@ -7201,8 +14009,10 @@
         <w:lastRenderedPageBreak/>
         <w:t>TypeScript</w:t>
       </w:r>
-      <w:bookmarkEnd w:id="84"/>
-      <w:bookmarkEnd w:id="85"/>
+      <w:bookmarkEnd w:id="136"/>
+      <w:bookmarkEnd w:id="137"/>
+      <w:bookmarkEnd w:id="138"/>
+      <w:bookmarkEnd w:id="139"/>
       <w:proofErr w:type="spellEnd"/>
     </w:p>
     <w:p>
@@ -7219,10 +14029,12 @@
           <w:szCs w:val="24"/>
         </w:rPr>
       </w:pPr>
-      <w:bookmarkStart w:id="86" w:name="_cf9osp9f4gue" w:colFirst="0" w:colLast="0"/>
-      <w:bookmarkStart w:id="87" w:name="_Toc223291410"/>
-      <w:bookmarkStart w:id="88" w:name="_Toc223291503"/>
-      <w:bookmarkEnd w:id="86"/>
+      <w:bookmarkStart w:id="140" w:name="_cf9osp9f4gue" w:colFirst="0" w:colLast="0"/>
+      <w:bookmarkStart w:id="141" w:name="_Toc223291410"/>
+      <w:bookmarkStart w:id="142" w:name="_Toc223291503"/>
+      <w:bookmarkStart w:id="143" w:name="_Toc223292105"/>
+      <w:bookmarkStart w:id="144" w:name="_Toc223292215"/>
+      <w:bookmarkEnd w:id="140"/>
       <w:r>
         <w:rPr>
           <w:rFonts w:ascii="Times New Roman" w:hAnsi="Times New Roman" w:cs="Times New Roman"/>
@@ -7233,8 +14045,10 @@
         </w:rPr>
         <w:t>Általános bemutatás</w:t>
       </w:r>
-      <w:bookmarkEnd w:id="87"/>
-      <w:bookmarkEnd w:id="88"/>
+      <w:bookmarkEnd w:id="141"/>
+      <w:bookmarkEnd w:id="142"/>
+      <w:bookmarkEnd w:id="143"/>
+      <w:bookmarkEnd w:id="144"/>
     </w:p>
     <w:p>
       <w:pPr>
@@ -7395,10 +14209,12 @@
           <w:szCs w:val="24"/>
         </w:rPr>
       </w:pPr>
-      <w:bookmarkStart w:id="89" w:name="_iit179dzmw8l" w:colFirst="0" w:colLast="0"/>
-      <w:bookmarkStart w:id="90" w:name="_Toc223291411"/>
-      <w:bookmarkStart w:id="91" w:name="_Toc223291504"/>
-      <w:bookmarkEnd w:id="89"/>
+      <w:bookmarkStart w:id="145" w:name="_iit179dzmw8l" w:colFirst="0" w:colLast="0"/>
+      <w:bookmarkStart w:id="146" w:name="_Toc223291411"/>
+      <w:bookmarkStart w:id="147" w:name="_Toc223291504"/>
+      <w:bookmarkStart w:id="148" w:name="_Toc223292106"/>
+      <w:bookmarkStart w:id="149" w:name="_Toc223292216"/>
+      <w:bookmarkEnd w:id="145"/>
       <w:r>
         <w:rPr>
           <w:rFonts w:ascii="Times New Roman" w:hAnsi="Times New Roman" w:cs="Times New Roman"/>
@@ -7434,8 +14250,10 @@
         </w:rPr>
         <w:t xml:space="preserve"> előnyei</w:t>
       </w:r>
-      <w:bookmarkEnd w:id="90"/>
-      <w:bookmarkEnd w:id="91"/>
+      <w:bookmarkEnd w:id="146"/>
+      <w:bookmarkEnd w:id="147"/>
+      <w:bookmarkEnd w:id="148"/>
+      <w:bookmarkEnd w:id="149"/>
     </w:p>
     <w:p>
       <w:pPr>
@@ -7670,8 +14488,8 @@
           <w:szCs w:val="24"/>
         </w:rPr>
       </w:pPr>
-      <w:bookmarkStart w:id="92" w:name="_wsh9kk6m3v9" w:colFirst="0" w:colLast="0"/>
-      <w:bookmarkEnd w:id="92"/>
+      <w:bookmarkStart w:id="150" w:name="_wsh9kk6m3v9" w:colFirst="0" w:colLast="0"/>
+      <w:bookmarkEnd w:id="150"/>
       <w:r>
         <w:rPr>
           <w:rFonts w:ascii="Times New Roman" w:hAnsi="Times New Roman" w:cs="Times New Roman"/>
@@ -7720,10 +14538,12 @@
           <w:szCs w:val="24"/>
         </w:rPr>
       </w:pPr>
-      <w:bookmarkStart w:id="93" w:name="_2u5f2gntn687" w:colFirst="0" w:colLast="0"/>
-      <w:bookmarkStart w:id="94" w:name="_Toc223291412"/>
-      <w:bookmarkStart w:id="95" w:name="_Toc223291505"/>
-      <w:bookmarkEnd w:id="93"/>
+      <w:bookmarkStart w:id="151" w:name="_2u5f2gntn687" w:colFirst="0" w:colLast="0"/>
+      <w:bookmarkStart w:id="152" w:name="_Toc223291412"/>
+      <w:bookmarkStart w:id="153" w:name="_Toc223291505"/>
+      <w:bookmarkStart w:id="154" w:name="_Toc223292107"/>
+      <w:bookmarkStart w:id="155" w:name="_Toc223292217"/>
+      <w:bookmarkEnd w:id="151"/>
       <w:r>
         <w:rPr>
           <w:rFonts w:ascii="Times New Roman" w:hAnsi="Times New Roman" w:cs="Times New Roman"/>
@@ -7735,8 +14555,10 @@
         <w:lastRenderedPageBreak/>
         <w:t>Alkalmazás a projektben</w:t>
       </w:r>
-      <w:bookmarkEnd w:id="94"/>
-      <w:bookmarkEnd w:id="95"/>
+      <w:bookmarkEnd w:id="152"/>
+      <w:bookmarkEnd w:id="153"/>
+      <w:bookmarkEnd w:id="154"/>
+      <w:bookmarkEnd w:id="155"/>
     </w:p>
     <w:p>
       <w:pPr>
@@ -7950,10 +14772,12 @@
           <w:szCs w:val="24"/>
         </w:rPr>
       </w:pPr>
-      <w:bookmarkStart w:id="96" w:name="_cbbzexlieyi6" w:colFirst="0" w:colLast="0"/>
-      <w:bookmarkStart w:id="97" w:name="_Toc223291413"/>
-      <w:bookmarkStart w:id="98" w:name="_Toc223291506"/>
-      <w:bookmarkEnd w:id="96"/>
+      <w:bookmarkStart w:id="156" w:name="_cbbzexlieyi6" w:colFirst="0" w:colLast="0"/>
+      <w:bookmarkStart w:id="157" w:name="_Toc223291413"/>
+      <w:bookmarkStart w:id="158" w:name="_Toc223291506"/>
+      <w:bookmarkStart w:id="159" w:name="_Toc223292108"/>
+      <w:bookmarkStart w:id="160" w:name="_Toc223292218"/>
+      <w:bookmarkEnd w:id="156"/>
       <w:r>
         <w:rPr>
           <w:rFonts w:ascii="Times New Roman" w:hAnsi="Times New Roman" w:cs="Times New Roman"/>
@@ -7964,8 +14788,10 @@
         </w:rPr>
         <w:t>Összegzés</w:t>
       </w:r>
-      <w:bookmarkEnd w:id="97"/>
-      <w:bookmarkEnd w:id="98"/>
+      <w:bookmarkEnd w:id="157"/>
+      <w:bookmarkEnd w:id="158"/>
+      <w:bookmarkEnd w:id="159"/>
+      <w:bookmarkEnd w:id="160"/>
     </w:p>
     <w:p>
       <w:pPr>
@@ -8052,10 +14878,12 @@
           <w:szCs w:val="28"/>
         </w:rPr>
       </w:pPr>
-      <w:bookmarkStart w:id="99" w:name="_u7xt65czrkm3" w:colFirst="0" w:colLast="0"/>
-      <w:bookmarkStart w:id="100" w:name="_Toc223291414"/>
-      <w:bookmarkStart w:id="101" w:name="_Toc223291507"/>
-      <w:bookmarkEnd w:id="99"/>
+      <w:bookmarkStart w:id="161" w:name="_u7xt65czrkm3" w:colFirst="0" w:colLast="0"/>
+      <w:bookmarkStart w:id="162" w:name="_Toc223291414"/>
+      <w:bookmarkStart w:id="163" w:name="_Toc223291507"/>
+      <w:bookmarkStart w:id="164" w:name="_Toc223292109"/>
+      <w:bookmarkStart w:id="165" w:name="_Toc223292219"/>
+      <w:bookmarkEnd w:id="161"/>
       <w:r>
         <w:rPr>
           <w:rFonts w:ascii="Times New Roman" w:hAnsi="Times New Roman" w:cs="Times New Roman"/>
@@ -8067,8 +14895,10 @@
         <w:lastRenderedPageBreak/>
         <w:t>HTML és CSS</w:t>
       </w:r>
-      <w:bookmarkEnd w:id="100"/>
-      <w:bookmarkEnd w:id="101"/>
+      <w:bookmarkEnd w:id="162"/>
+      <w:bookmarkEnd w:id="163"/>
+      <w:bookmarkEnd w:id="164"/>
+      <w:bookmarkEnd w:id="165"/>
     </w:p>
     <w:p>
       <w:pPr>
@@ -8084,10 +14914,12 @@
           <w:szCs w:val="24"/>
         </w:rPr>
       </w:pPr>
-      <w:bookmarkStart w:id="102" w:name="_g4xcagqye2ci" w:colFirst="0" w:colLast="0"/>
-      <w:bookmarkStart w:id="103" w:name="_Toc223291415"/>
-      <w:bookmarkStart w:id="104" w:name="_Toc223291508"/>
-      <w:bookmarkEnd w:id="102"/>
+      <w:bookmarkStart w:id="166" w:name="_g4xcagqye2ci" w:colFirst="0" w:colLast="0"/>
+      <w:bookmarkStart w:id="167" w:name="_Toc223291415"/>
+      <w:bookmarkStart w:id="168" w:name="_Toc223291508"/>
+      <w:bookmarkStart w:id="169" w:name="_Toc223292110"/>
+      <w:bookmarkStart w:id="170" w:name="_Toc223292220"/>
+      <w:bookmarkEnd w:id="166"/>
       <w:r>
         <w:rPr>
           <w:rFonts w:ascii="Times New Roman" w:hAnsi="Times New Roman" w:cs="Times New Roman"/>
@@ -8098,8 +14930,10 @@
         </w:rPr>
         <w:t>Általános bemutatás</w:t>
       </w:r>
-      <w:bookmarkEnd w:id="103"/>
-      <w:bookmarkEnd w:id="104"/>
+      <w:bookmarkEnd w:id="167"/>
+      <w:bookmarkEnd w:id="168"/>
+      <w:bookmarkEnd w:id="169"/>
+      <w:bookmarkEnd w:id="170"/>
     </w:p>
     <w:p>
       <w:pPr>
@@ -8242,10 +15076,12 @@
           <w:szCs w:val="24"/>
         </w:rPr>
       </w:pPr>
-      <w:bookmarkStart w:id="105" w:name="_tg92ujlyj892" w:colFirst="0" w:colLast="0"/>
-      <w:bookmarkStart w:id="106" w:name="_Toc223291416"/>
-      <w:bookmarkStart w:id="107" w:name="_Toc223291509"/>
-      <w:bookmarkEnd w:id="105"/>
+      <w:bookmarkStart w:id="171" w:name="_tg92ujlyj892" w:colFirst="0" w:colLast="0"/>
+      <w:bookmarkStart w:id="172" w:name="_Toc223291416"/>
+      <w:bookmarkStart w:id="173" w:name="_Toc223291509"/>
+      <w:bookmarkStart w:id="174" w:name="_Toc223292111"/>
+      <w:bookmarkStart w:id="175" w:name="_Toc223292221"/>
+      <w:bookmarkEnd w:id="171"/>
       <w:r>
         <w:rPr>
           <w:rFonts w:ascii="Times New Roman" w:hAnsi="Times New Roman" w:cs="Times New Roman"/>
@@ -8257,8 +15093,10 @@
         </w:rPr>
         <w:t>HTML szerepe</w:t>
       </w:r>
-      <w:bookmarkEnd w:id="106"/>
-      <w:bookmarkEnd w:id="107"/>
+      <w:bookmarkEnd w:id="172"/>
+      <w:bookmarkEnd w:id="173"/>
+      <w:bookmarkEnd w:id="174"/>
+      <w:bookmarkEnd w:id="175"/>
     </w:p>
     <w:p>
       <w:pPr>
@@ -8689,10 +15527,12 @@
           <w:szCs w:val="24"/>
         </w:rPr>
       </w:pPr>
-      <w:bookmarkStart w:id="108" w:name="_esjbfds3kw0o" w:colFirst="0" w:colLast="0"/>
-      <w:bookmarkStart w:id="109" w:name="_Toc223291417"/>
-      <w:bookmarkStart w:id="110" w:name="_Toc223291510"/>
-      <w:bookmarkEnd w:id="108"/>
+      <w:bookmarkStart w:id="176" w:name="_esjbfds3kw0o" w:colFirst="0" w:colLast="0"/>
+      <w:bookmarkStart w:id="177" w:name="_Toc223291417"/>
+      <w:bookmarkStart w:id="178" w:name="_Toc223291510"/>
+      <w:bookmarkStart w:id="179" w:name="_Toc223292112"/>
+      <w:bookmarkStart w:id="180" w:name="_Toc223292222"/>
+      <w:bookmarkEnd w:id="176"/>
       <w:r>
         <w:rPr>
           <w:rFonts w:ascii="Times New Roman" w:hAnsi="Times New Roman" w:cs="Times New Roman"/>
@@ -8704,8 +15544,10 @@
         </w:rPr>
         <w:t>CSS szerepe</w:t>
       </w:r>
-      <w:bookmarkEnd w:id="109"/>
-      <w:bookmarkEnd w:id="110"/>
+      <w:bookmarkEnd w:id="177"/>
+      <w:bookmarkEnd w:id="178"/>
+      <w:bookmarkEnd w:id="179"/>
+      <w:bookmarkEnd w:id="180"/>
     </w:p>
     <w:p>
       <w:pPr>
@@ -8812,10 +15654,12 @@
           <w:szCs w:val="24"/>
         </w:rPr>
       </w:pPr>
-      <w:bookmarkStart w:id="111" w:name="_ny6h4g38av0" w:colFirst="0" w:colLast="0"/>
-      <w:bookmarkStart w:id="112" w:name="_Toc223291418"/>
-      <w:bookmarkStart w:id="113" w:name="_Toc223291511"/>
-      <w:bookmarkEnd w:id="111"/>
+      <w:bookmarkStart w:id="181" w:name="_ny6h4g38av0" w:colFirst="0" w:colLast="0"/>
+      <w:bookmarkStart w:id="182" w:name="_Toc223291418"/>
+      <w:bookmarkStart w:id="183" w:name="_Toc223291511"/>
+      <w:bookmarkStart w:id="184" w:name="_Toc223292113"/>
+      <w:bookmarkStart w:id="185" w:name="_Toc223292223"/>
+      <w:bookmarkEnd w:id="181"/>
       <w:r>
         <w:rPr>
           <w:rFonts w:ascii="Times New Roman" w:hAnsi="Times New Roman" w:cs="Times New Roman"/>
@@ -8828,8 +15672,10 @@
         <w:lastRenderedPageBreak/>
         <w:t>A HTML és CSS előnyei</w:t>
       </w:r>
-      <w:bookmarkEnd w:id="112"/>
-      <w:bookmarkEnd w:id="113"/>
+      <w:bookmarkEnd w:id="182"/>
+      <w:bookmarkEnd w:id="183"/>
+      <w:bookmarkEnd w:id="184"/>
+      <w:bookmarkEnd w:id="185"/>
     </w:p>
     <w:p>
       <w:pPr>
@@ -9050,8 +15896,8 @@
           <w:szCs w:val="24"/>
         </w:rPr>
       </w:pPr>
-      <w:bookmarkStart w:id="114" w:name="_slrsybpem2ut" w:colFirst="0" w:colLast="0"/>
-      <w:bookmarkEnd w:id="114"/>
+      <w:bookmarkStart w:id="186" w:name="_slrsybpem2ut" w:colFirst="0" w:colLast="0"/>
+      <w:bookmarkEnd w:id="186"/>
       <w:r>
         <w:rPr>
           <w:rFonts w:ascii="Times New Roman" w:hAnsi="Times New Roman" w:cs="Times New Roman"/>
@@ -9115,10 +15961,12 @@
           <w:szCs w:val="24"/>
         </w:rPr>
       </w:pPr>
-      <w:bookmarkStart w:id="115" w:name="_esja543lm4z4" w:colFirst="0" w:colLast="0"/>
-      <w:bookmarkStart w:id="116" w:name="_Toc223291419"/>
-      <w:bookmarkStart w:id="117" w:name="_Toc223291512"/>
-      <w:bookmarkEnd w:id="115"/>
+      <w:bookmarkStart w:id="187" w:name="_esja543lm4z4" w:colFirst="0" w:colLast="0"/>
+      <w:bookmarkStart w:id="188" w:name="_Toc223291419"/>
+      <w:bookmarkStart w:id="189" w:name="_Toc223291512"/>
+      <w:bookmarkStart w:id="190" w:name="_Toc223292114"/>
+      <w:bookmarkStart w:id="191" w:name="_Toc223292224"/>
+      <w:bookmarkEnd w:id="187"/>
       <w:r>
         <w:rPr>
           <w:rFonts w:ascii="Times New Roman" w:hAnsi="Times New Roman" w:cs="Times New Roman"/>
@@ -9129,8 +15977,10 @@
         </w:rPr>
         <w:t>Alkalmazás a projektben</w:t>
       </w:r>
-      <w:bookmarkEnd w:id="116"/>
-      <w:bookmarkEnd w:id="117"/>
+      <w:bookmarkEnd w:id="188"/>
+      <w:bookmarkEnd w:id="189"/>
+      <w:bookmarkEnd w:id="190"/>
+      <w:bookmarkEnd w:id="191"/>
     </w:p>
     <w:p>
       <w:pPr>
@@ -9218,10 +16068,12 @@
           <w:szCs w:val="24"/>
         </w:rPr>
       </w:pPr>
-      <w:bookmarkStart w:id="118" w:name="_aa0is6ibauoo" w:colFirst="0" w:colLast="0"/>
-      <w:bookmarkStart w:id="119" w:name="_Toc223291420"/>
-      <w:bookmarkStart w:id="120" w:name="_Toc223291513"/>
-      <w:bookmarkEnd w:id="118"/>
+      <w:bookmarkStart w:id="192" w:name="_aa0is6ibauoo" w:colFirst="0" w:colLast="0"/>
+      <w:bookmarkStart w:id="193" w:name="_Toc223291420"/>
+      <w:bookmarkStart w:id="194" w:name="_Toc223291513"/>
+      <w:bookmarkStart w:id="195" w:name="_Toc223292115"/>
+      <w:bookmarkStart w:id="196" w:name="_Toc223292225"/>
+      <w:bookmarkEnd w:id="192"/>
       <w:r>
         <w:rPr>
           <w:rFonts w:ascii="Times New Roman" w:hAnsi="Times New Roman" w:cs="Times New Roman"/>
@@ -9234,8 +16086,10 @@
         <w:lastRenderedPageBreak/>
         <w:t>HTML sablonok alkalmazása</w:t>
       </w:r>
-      <w:bookmarkEnd w:id="119"/>
-      <w:bookmarkEnd w:id="120"/>
+      <w:bookmarkEnd w:id="193"/>
+      <w:bookmarkEnd w:id="194"/>
+      <w:bookmarkEnd w:id="195"/>
+      <w:bookmarkEnd w:id="196"/>
     </w:p>
     <w:p>
       <w:pPr>
@@ -9288,10 +16142,12 @@
           <w:szCs w:val="24"/>
         </w:rPr>
       </w:pPr>
-      <w:bookmarkStart w:id="121" w:name="_pn4ho6eegy7b" w:colFirst="0" w:colLast="0"/>
-      <w:bookmarkStart w:id="122" w:name="_Toc223291421"/>
-      <w:bookmarkStart w:id="123" w:name="_Toc223291514"/>
-      <w:bookmarkEnd w:id="121"/>
+      <w:bookmarkStart w:id="197" w:name="_pn4ho6eegy7b" w:colFirst="0" w:colLast="0"/>
+      <w:bookmarkStart w:id="198" w:name="_Toc223291421"/>
+      <w:bookmarkStart w:id="199" w:name="_Toc223291514"/>
+      <w:bookmarkStart w:id="200" w:name="_Toc223292116"/>
+      <w:bookmarkStart w:id="201" w:name="_Toc223292226"/>
+      <w:bookmarkEnd w:id="197"/>
       <w:r>
         <w:rPr>
           <w:rFonts w:ascii="Times New Roman" w:hAnsi="Times New Roman" w:cs="Times New Roman"/>
@@ -9303,8 +16159,10 @@
         </w:rPr>
         <w:t>CSS alkalmazása</w:t>
       </w:r>
-      <w:bookmarkEnd w:id="122"/>
-      <w:bookmarkEnd w:id="123"/>
+      <w:bookmarkEnd w:id="198"/>
+      <w:bookmarkEnd w:id="199"/>
+      <w:bookmarkEnd w:id="200"/>
+      <w:bookmarkEnd w:id="201"/>
     </w:p>
     <w:p>
       <w:pPr>
@@ -9449,8 +16307,8 @@
         </w:rPr>
         <w:t>-ket alkalmaztunk, amelyek lehetővé tették az elrendezés módosítását különböző képernyőméreteken.</w:t>
       </w:r>
-      <w:bookmarkStart w:id="124" w:name="_3bnwkj3eibxv" w:colFirst="0" w:colLast="0"/>
-      <w:bookmarkEnd w:id="124"/>
+      <w:bookmarkStart w:id="202" w:name="_3bnwkj3eibxv" w:colFirst="0" w:colLast="0"/>
+      <w:bookmarkEnd w:id="202"/>
     </w:p>
     <w:p>
       <w:pPr>
@@ -9466,10 +16324,12 @@
           <w:szCs w:val="24"/>
         </w:rPr>
       </w:pPr>
-      <w:bookmarkStart w:id="125" w:name="_aftxqrmbmk9w" w:colFirst="0" w:colLast="0"/>
-      <w:bookmarkStart w:id="126" w:name="_Toc223291422"/>
-      <w:bookmarkStart w:id="127" w:name="_Toc223291515"/>
-      <w:bookmarkEnd w:id="125"/>
+      <w:bookmarkStart w:id="203" w:name="_aftxqrmbmk9w" w:colFirst="0" w:colLast="0"/>
+      <w:bookmarkStart w:id="204" w:name="_Toc223291422"/>
+      <w:bookmarkStart w:id="205" w:name="_Toc223291515"/>
+      <w:bookmarkStart w:id="206" w:name="_Toc223292117"/>
+      <w:bookmarkStart w:id="207" w:name="_Toc223292227"/>
+      <w:bookmarkEnd w:id="203"/>
       <w:r>
         <w:rPr>
           <w:rFonts w:ascii="Times New Roman" w:hAnsi="Times New Roman" w:cs="Times New Roman"/>
@@ -9480,8 +16340,10 @@
         </w:rPr>
         <w:t>Összegzés</w:t>
       </w:r>
-      <w:bookmarkEnd w:id="126"/>
-      <w:bookmarkEnd w:id="127"/>
+      <w:bookmarkEnd w:id="204"/>
+      <w:bookmarkEnd w:id="205"/>
+      <w:bookmarkEnd w:id="206"/>
+      <w:bookmarkEnd w:id="207"/>
     </w:p>
     <w:p>
       <w:pPr>
@@ -9532,10 +16394,12 @@
           <w:szCs w:val="28"/>
         </w:rPr>
       </w:pPr>
-      <w:bookmarkStart w:id="128" w:name="_2o94brqxa681" w:colFirst="0" w:colLast="0"/>
-      <w:bookmarkStart w:id="129" w:name="_Toc223291423"/>
-      <w:bookmarkStart w:id="130" w:name="_Toc223291516"/>
-      <w:bookmarkEnd w:id="128"/>
+      <w:bookmarkStart w:id="208" w:name="_2o94brqxa681" w:colFirst="0" w:colLast="0"/>
+      <w:bookmarkStart w:id="209" w:name="_Toc223291423"/>
+      <w:bookmarkStart w:id="210" w:name="_Toc223291516"/>
+      <w:bookmarkStart w:id="211" w:name="_Toc223292118"/>
+      <w:bookmarkStart w:id="212" w:name="_Toc223292228"/>
+      <w:bookmarkEnd w:id="208"/>
       <w:proofErr w:type="spellStart"/>
       <w:r>
         <w:rPr>
@@ -9559,8 +16423,10 @@
         </w:rPr>
         <w:t xml:space="preserve"> – tervezés</w:t>
       </w:r>
-      <w:bookmarkEnd w:id="129"/>
-      <w:bookmarkEnd w:id="130"/>
+      <w:bookmarkEnd w:id="209"/>
+      <w:bookmarkEnd w:id="210"/>
+      <w:bookmarkEnd w:id="211"/>
+      <w:bookmarkEnd w:id="212"/>
     </w:p>
     <w:p>
       <w:pPr>
@@ -9576,10 +16442,12 @@
           <w:szCs w:val="24"/>
         </w:rPr>
       </w:pPr>
-      <w:bookmarkStart w:id="131" w:name="_vramgsmu0yb4" w:colFirst="0" w:colLast="0"/>
-      <w:bookmarkStart w:id="132" w:name="_Toc223291424"/>
-      <w:bookmarkStart w:id="133" w:name="_Toc223291517"/>
-      <w:bookmarkEnd w:id="131"/>
+      <w:bookmarkStart w:id="213" w:name="_vramgsmu0yb4" w:colFirst="0" w:colLast="0"/>
+      <w:bookmarkStart w:id="214" w:name="_Toc223291424"/>
+      <w:bookmarkStart w:id="215" w:name="_Toc223291517"/>
+      <w:bookmarkStart w:id="216" w:name="_Toc223292119"/>
+      <w:bookmarkStart w:id="217" w:name="_Toc223292229"/>
+      <w:bookmarkEnd w:id="213"/>
       <w:r>
         <w:rPr>
           <w:rFonts w:ascii="Times New Roman" w:hAnsi="Times New Roman" w:cs="Times New Roman"/>
@@ -9590,8 +16458,10 @@
         </w:rPr>
         <w:t>Általános bemutatás</w:t>
       </w:r>
-      <w:bookmarkEnd w:id="132"/>
-      <w:bookmarkEnd w:id="133"/>
+      <w:bookmarkEnd w:id="214"/>
+      <w:bookmarkEnd w:id="215"/>
+      <w:bookmarkEnd w:id="216"/>
+      <w:bookmarkEnd w:id="217"/>
     </w:p>
     <w:p>
       <w:pPr>
@@ -9770,10 +16640,12 @@
           <w:szCs w:val="24"/>
         </w:rPr>
       </w:pPr>
-      <w:bookmarkStart w:id="134" w:name="_btazcf5bous4" w:colFirst="0" w:colLast="0"/>
-      <w:bookmarkStart w:id="135" w:name="_Toc223291425"/>
-      <w:bookmarkStart w:id="136" w:name="_Toc223291518"/>
-      <w:bookmarkEnd w:id="134"/>
+      <w:bookmarkStart w:id="218" w:name="_btazcf5bous4" w:colFirst="0" w:colLast="0"/>
+      <w:bookmarkStart w:id="219" w:name="_Toc223291425"/>
+      <w:bookmarkStart w:id="220" w:name="_Toc223291518"/>
+      <w:bookmarkStart w:id="221" w:name="_Toc223292120"/>
+      <w:bookmarkStart w:id="222" w:name="_Toc223292230"/>
+      <w:bookmarkEnd w:id="218"/>
       <w:r>
         <w:rPr>
           <w:rFonts w:ascii="Times New Roman" w:hAnsi="Times New Roman" w:cs="Times New Roman"/>
@@ -9809,8 +16681,10 @@
         </w:rPr>
         <w:t xml:space="preserve"> főbb előnyei</w:t>
       </w:r>
-      <w:bookmarkEnd w:id="135"/>
-      <w:bookmarkEnd w:id="136"/>
+      <w:bookmarkEnd w:id="219"/>
+      <w:bookmarkEnd w:id="220"/>
+      <w:bookmarkEnd w:id="221"/>
+      <w:bookmarkEnd w:id="222"/>
     </w:p>
     <w:p>
       <w:pPr>
@@ -10138,8 +17012,8 @@
           <w:szCs w:val="24"/>
         </w:rPr>
       </w:pPr>
-      <w:bookmarkStart w:id="137" w:name="_5ned85h5eum2" w:colFirst="0" w:colLast="0"/>
-      <w:bookmarkEnd w:id="137"/>
+      <w:bookmarkStart w:id="223" w:name="_5ned85h5eum2" w:colFirst="0" w:colLast="0"/>
+      <w:bookmarkEnd w:id="223"/>
       <w:r>
         <w:rPr>
           <w:rFonts w:ascii="Times New Roman" w:hAnsi="Times New Roman" w:cs="Times New Roman"/>
@@ -10171,10 +17045,12 @@
           <w:szCs w:val="24"/>
         </w:rPr>
       </w:pPr>
-      <w:bookmarkStart w:id="138" w:name="_pk6biqwhdx3l" w:colFirst="0" w:colLast="0"/>
-      <w:bookmarkStart w:id="139" w:name="_Toc223291426"/>
-      <w:bookmarkStart w:id="140" w:name="_Toc223291519"/>
-      <w:bookmarkEnd w:id="138"/>
+      <w:bookmarkStart w:id="224" w:name="_pk6biqwhdx3l" w:colFirst="0" w:colLast="0"/>
+      <w:bookmarkStart w:id="225" w:name="_Toc223291426"/>
+      <w:bookmarkStart w:id="226" w:name="_Toc223291519"/>
+      <w:bookmarkStart w:id="227" w:name="_Toc223292121"/>
+      <w:bookmarkStart w:id="228" w:name="_Toc223292231"/>
+      <w:bookmarkEnd w:id="224"/>
       <w:r>
         <w:rPr>
           <w:rFonts w:ascii="Times New Roman" w:hAnsi="Times New Roman" w:cs="Times New Roman"/>
@@ -10185,8 +17061,10 @@
         </w:rPr>
         <w:t>Alkalmazás a projektben</w:t>
       </w:r>
-      <w:bookmarkEnd w:id="139"/>
-      <w:bookmarkEnd w:id="140"/>
+      <w:bookmarkEnd w:id="225"/>
+      <w:bookmarkEnd w:id="226"/>
+      <w:bookmarkEnd w:id="227"/>
+      <w:bookmarkEnd w:id="228"/>
     </w:p>
     <w:p>
       <w:pPr>
@@ -10257,10 +17135,12 @@
           <w:szCs w:val="24"/>
         </w:rPr>
       </w:pPr>
-      <w:bookmarkStart w:id="141" w:name="_u92s566r42sh" w:colFirst="0" w:colLast="0"/>
-      <w:bookmarkStart w:id="142" w:name="_Toc223291427"/>
-      <w:bookmarkStart w:id="143" w:name="_Toc223291520"/>
-      <w:bookmarkEnd w:id="141"/>
+      <w:bookmarkStart w:id="229" w:name="_u92s566r42sh" w:colFirst="0" w:colLast="0"/>
+      <w:bookmarkStart w:id="230" w:name="_Toc223291427"/>
+      <w:bookmarkStart w:id="231" w:name="_Toc223291520"/>
+      <w:bookmarkStart w:id="232" w:name="_Toc223292122"/>
+      <w:bookmarkStart w:id="233" w:name="_Toc223292232"/>
+      <w:bookmarkEnd w:id="229"/>
       <w:r>
         <w:rPr>
           <w:rFonts w:ascii="Times New Roman" w:hAnsi="Times New Roman" w:cs="Times New Roman"/>
@@ -10272,8 +17152,10 @@
         </w:rPr>
         <w:t>Vizuális tervezés</w:t>
       </w:r>
-      <w:bookmarkEnd w:id="142"/>
-      <w:bookmarkEnd w:id="143"/>
+      <w:bookmarkEnd w:id="230"/>
+      <w:bookmarkEnd w:id="231"/>
+      <w:bookmarkEnd w:id="232"/>
+      <w:bookmarkEnd w:id="233"/>
     </w:p>
     <w:p>
       <w:pPr>
@@ -10360,10 +17242,12 @@
           <w:szCs w:val="24"/>
         </w:rPr>
       </w:pPr>
-      <w:bookmarkStart w:id="144" w:name="_dcbej1xt41yu" w:colFirst="0" w:colLast="0"/>
-      <w:bookmarkStart w:id="145" w:name="_Toc223291428"/>
-      <w:bookmarkStart w:id="146" w:name="_Toc223291521"/>
-      <w:bookmarkEnd w:id="144"/>
+      <w:bookmarkStart w:id="234" w:name="_dcbej1xt41yu" w:colFirst="0" w:colLast="0"/>
+      <w:bookmarkStart w:id="235" w:name="_Toc223291428"/>
+      <w:bookmarkStart w:id="236" w:name="_Toc223291521"/>
+      <w:bookmarkStart w:id="237" w:name="_Toc223292123"/>
+      <w:bookmarkStart w:id="238" w:name="_Toc223292233"/>
+      <w:bookmarkEnd w:id="234"/>
       <w:r>
         <w:rPr>
           <w:rFonts w:ascii="Times New Roman" w:hAnsi="Times New Roman" w:cs="Times New Roman"/>
@@ -10375,8 +17259,10 @@
         </w:rPr>
         <w:t>Prototípus-készítés</w:t>
       </w:r>
-      <w:bookmarkEnd w:id="145"/>
-      <w:bookmarkEnd w:id="146"/>
+      <w:bookmarkEnd w:id="235"/>
+      <w:bookmarkEnd w:id="236"/>
+      <w:bookmarkEnd w:id="237"/>
+      <w:bookmarkEnd w:id="238"/>
     </w:p>
     <w:p>
       <w:pPr>
@@ -10493,10 +17379,12 @@
           <w:szCs w:val="24"/>
         </w:rPr>
       </w:pPr>
-      <w:bookmarkStart w:id="147" w:name="_ftnrn64pso1q" w:colFirst="0" w:colLast="0"/>
-      <w:bookmarkStart w:id="148" w:name="_Toc223291429"/>
-      <w:bookmarkStart w:id="149" w:name="_Toc223291522"/>
-      <w:bookmarkEnd w:id="147"/>
+      <w:bookmarkStart w:id="239" w:name="_ftnrn64pso1q" w:colFirst="0" w:colLast="0"/>
+      <w:bookmarkStart w:id="240" w:name="_Toc223291429"/>
+      <w:bookmarkStart w:id="241" w:name="_Toc223291522"/>
+      <w:bookmarkStart w:id="242" w:name="_Toc223292124"/>
+      <w:bookmarkStart w:id="243" w:name="_Toc223292234"/>
+      <w:bookmarkEnd w:id="239"/>
       <w:r>
         <w:rPr>
           <w:rFonts w:ascii="Times New Roman" w:hAnsi="Times New Roman" w:cs="Times New Roman"/>
@@ -10508,8 +17396,10 @@
         </w:rPr>
         <w:t>Reszponzív tervezés</w:t>
       </w:r>
-      <w:bookmarkEnd w:id="148"/>
-      <w:bookmarkEnd w:id="149"/>
+      <w:bookmarkEnd w:id="240"/>
+      <w:bookmarkEnd w:id="241"/>
+      <w:bookmarkEnd w:id="242"/>
+      <w:bookmarkEnd w:id="243"/>
     </w:p>
     <w:p>
       <w:pPr>
@@ -10670,10 +17560,12 @@
           <w:szCs w:val="24"/>
         </w:rPr>
       </w:pPr>
-      <w:bookmarkStart w:id="150" w:name="_dz65ed93qq4o" w:colFirst="0" w:colLast="0"/>
-      <w:bookmarkStart w:id="151" w:name="_Toc223291430"/>
-      <w:bookmarkStart w:id="152" w:name="_Toc223291523"/>
-      <w:bookmarkEnd w:id="150"/>
+      <w:bookmarkStart w:id="244" w:name="_dz65ed93qq4o" w:colFirst="0" w:colLast="0"/>
+      <w:bookmarkStart w:id="245" w:name="_Toc223291430"/>
+      <w:bookmarkStart w:id="246" w:name="_Toc223291523"/>
+      <w:bookmarkStart w:id="247" w:name="_Toc223292125"/>
+      <w:bookmarkStart w:id="248" w:name="_Toc223292235"/>
+      <w:bookmarkEnd w:id="244"/>
       <w:r>
         <w:rPr>
           <w:rFonts w:ascii="Times New Roman" w:hAnsi="Times New Roman" w:cs="Times New Roman"/>
@@ -10684,8 +17576,10 @@
         </w:rPr>
         <w:t>Összegzés</w:t>
       </w:r>
-      <w:bookmarkEnd w:id="151"/>
-      <w:bookmarkEnd w:id="152"/>
+      <w:bookmarkEnd w:id="245"/>
+      <w:bookmarkEnd w:id="246"/>
+      <w:bookmarkEnd w:id="247"/>
+      <w:bookmarkEnd w:id="248"/>
     </w:p>
     <w:p>
       <w:pPr>
@@ -10754,10 +17648,12 @@
           <w:szCs w:val="28"/>
         </w:rPr>
       </w:pPr>
-      <w:bookmarkStart w:id="153" w:name="_y7h4lr9ovdcy" w:colFirst="0" w:colLast="0"/>
-      <w:bookmarkStart w:id="154" w:name="_Toc223291431"/>
-      <w:bookmarkStart w:id="155" w:name="_Toc223291524"/>
-      <w:bookmarkEnd w:id="153"/>
+      <w:bookmarkStart w:id="249" w:name="_y7h4lr9ovdcy" w:colFirst="0" w:colLast="0"/>
+      <w:bookmarkStart w:id="250" w:name="_Toc223291431"/>
+      <w:bookmarkStart w:id="251" w:name="_Toc223291524"/>
+      <w:bookmarkStart w:id="252" w:name="_Toc223292126"/>
+      <w:bookmarkStart w:id="253" w:name="_Toc223292236"/>
+      <w:bookmarkEnd w:id="249"/>
       <w:r>
         <w:rPr>
           <w:rFonts w:ascii="Times New Roman" w:hAnsi="Times New Roman" w:cs="Times New Roman"/>
@@ -10769,8 +17665,10 @@
         <w:lastRenderedPageBreak/>
         <w:t>Frontend fejlesztési szempontok</w:t>
       </w:r>
-      <w:bookmarkEnd w:id="154"/>
-      <w:bookmarkEnd w:id="155"/>
+      <w:bookmarkEnd w:id="250"/>
+      <w:bookmarkEnd w:id="251"/>
+      <w:bookmarkEnd w:id="252"/>
+      <w:bookmarkEnd w:id="253"/>
     </w:p>
     <w:p>
       <w:pPr>
@@ -10822,10 +17720,12 @@
           <w:szCs w:val="24"/>
         </w:rPr>
       </w:pPr>
-      <w:bookmarkStart w:id="156" w:name="_1si24rq76wn3" w:colFirst="0" w:colLast="0"/>
-      <w:bookmarkStart w:id="157" w:name="_Toc223291432"/>
-      <w:bookmarkStart w:id="158" w:name="_Toc223291525"/>
-      <w:bookmarkEnd w:id="156"/>
+      <w:bookmarkStart w:id="254" w:name="_1si24rq76wn3" w:colFirst="0" w:colLast="0"/>
+      <w:bookmarkStart w:id="255" w:name="_Toc223291432"/>
+      <w:bookmarkStart w:id="256" w:name="_Toc223291525"/>
+      <w:bookmarkStart w:id="257" w:name="_Toc223292127"/>
+      <w:bookmarkStart w:id="258" w:name="_Toc223292237"/>
+      <w:bookmarkEnd w:id="254"/>
       <w:r>
         <w:rPr>
           <w:rFonts w:ascii="Times New Roman" w:hAnsi="Times New Roman" w:cs="Times New Roman"/>
@@ -10836,8 +17736,10 @@
         </w:rPr>
         <w:t>Reszponzív dizájn</w:t>
       </w:r>
-      <w:bookmarkEnd w:id="157"/>
-      <w:bookmarkEnd w:id="158"/>
+      <w:bookmarkEnd w:id="255"/>
+      <w:bookmarkEnd w:id="256"/>
+      <w:bookmarkEnd w:id="257"/>
+      <w:bookmarkEnd w:id="258"/>
     </w:p>
     <w:p>
       <w:pPr>
@@ -11106,10 +18008,12 @@
           <w:szCs w:val="24"/>
         </w:rPr>
       </w:pPr>
-      <w:bookmarkStart w:id="159" w:name="_svjflck70sgz" w:colFirst="0" w:colLast="0"/>
-      <w:bookmarkStart w:id="160" w:name="_Toc223291433"/>
-      <w:bookmarkStart w:id="161" w:name="_Toc223291526"/>
-      <w:bookmarkEnd w:id="159"/>
+      <w:bookmarkStart w:id="259" w:name="_svjflck70sgz" w:colFirst="0" w:colLast="0"/>
+      <w:bookmarkStart w:id="260" w:name="_Toc223291433"/>
+      <w:bookmarkStart w:id="261" w:name="_Toc223291526"/>
+      <w:bookmarkStart w:id="262" w:name="_Toc223292128"/>
+      <w:bookmarkStart w:id="263" w:name="_Toc223292238"/>
+      <w:bookmarkEnd w:id="259"/>
       <w:r>
         <w:rPr>
           <w:rFonts w:ascii="Times New Roman" w:hAnsi="Times New Roman" w:cs="Times New Roman"/>
@@ -11120,8 +18024,10 @@
         </w:rPr>
         <w:t>Komponensalapú struktúra</w:t>
       </w:r>
-      <w:bookmarkEnd w:id="160"/>
-      <w:bookmarkEnd w:id="161"/>
+      <w:bookmarkEnd w:id="260"/>
+      <w:bookmarkEnd w:id="261"/>
+      <w:bookmarkEnd w:id="262"/>
+      <w:bookmarkEnd w:id="263"/>
     </w:p>
     <w:p>
       <w:pPr>
@@ -11262,10 +18168,12 @@
           <w:szCs w:val="24"/>
         </w:rPr>
       </w:pPr>
-      <w:bookmarkStart w:id="162" w:name="_ld6b1jt1blwn" w:colFirst="0" w:colLast="0"/>
-      <w:bookmarkStart w:id="163" w:name="_Toc223291434"/>
-      <w:bookmarkStart w:id="164" w:name="_Toc223291527"/>
-      <w:bookmarkEnd w:id="162"/>
+      <w:bookmarkStart w:id="264" w:name="_ld6b1jt1blwn" w:colFirst="0" w:colLast="0"/>
+      <w:bookmarkStart w:id="265" w:name="_Toc223291434"/>
+      <w:bookmarkStart w:id="266" w:name="_Toc223291527"/>
+      <w:bookmarkStart w:id="267" w:name="_Toc223292129"/>
+      <w:bookmarkStart w:id="268" w:name="_Toc223292239"/>
+      <w:bookmarkEnd w:id="264"/>
       <w:r>
         <w:rPr>
           <w:rFonts w:ascii="Times New Roman" w:hAnsi="Times New Roman" w:cs="Times New Roman"/>
@@ -11277,8 +18185,10 @@
         <w:lastRenderedPageBreak/>
         <w:t>Állapotkezelés</w:t>
       </w:r>
-      <w:bookmarkEnd w:id="163"/>
-      <w:bookmarkEnd w:id="164"/>
+      <w:bookmarkEnd w:id="265"/>
+      <w:bookmarkEnd w:id="266"/>
+      <w:bookmarkEnd w:id="267"/>
+      <w:bookmarkEnd w:id="268"/>
     </w:p>
     <w:p>
       <w:pPr>
@@ -11492,10 +18402,12 @@
           <w:szCs w:val="24"/>
         </w:rPr>
       </w:pPr>
-      <w:bookmarkStart w:id="165" w:name="_xxibww2qyqch" w:colFirst="0" w:colLast="0"/>
-      <w:bookmarkStart w:id="166" w:name="_Toc223291435"/>
-      <w:bookmarkStart w:id="167" w:name="_Toc223291528"/>
-      <w:bookmarkEnd w:id="165"/>
+      <w:bookmarkStart w:id="269" w:name="_xxibww2qyqch" w:colFirst="0" w:colLast="0"/>
+      <w:bookmarkStart w:id="270" w:name="_Toc223291435"/>
+      <w:bookmarkStart w:id="271" w:name="_Toc223291528"/>
+      <w:bookmarkStart w:id="272" w:name="_Toc223292130"/>
+      <w:bookmarkStart w:id="273" w:name="_Toc223292240"/>
+      <w:bookmarkEnd w:id="269"/>
       <w:r>
         <w:rPr>
           <w:rFonts w:ascii="Times New Roman" w:hAnsi="Times New Roman" w:cs="Times New Roman"/>
@@ -11506,8 +18418,10 @@
         </w:rPr>
         <w:t>Felhasználói élmény (UX)</w:t>
       </w:r>
-      <w:bookmarkEnd w:id="166"/>
-      <w:bookmarkEnd w:id="167"/>
+      <w:bookmarkEnd w:id="270"/>
+      <w:bookmarkEnd w:id="271"/>
+      <w:bookmarkEnd w:id="272"/>
+      <w:bookmarkEnd w:id="273"/>
     </w:p>
     <w:p>
       <w:pPr>
@@ -11595,10 +18509,12 @@
           <w:szCs w:val="24"/>
         </w:rPr>
       </w:pPr>
-      <w:bookmarkStart w:id="168" w:name="_hr5vwzu9g053" w:colFirst="0" w:colLast="0"/>
-      <w:bookmarkStart w:id="169" w:name="_Toc223291436"/>
-      <w:bookmarkStart w:id="170" w:name="_Toc223291529"/>
-      <w:bookmarkEnd w:id="168"/>
+      <w:bookmarkStart w:id="274" w:name="_hr5vwzu9g053" w:colFirst="0" w:colLast="0"/>
+      <w:bookmarkStart w:id="275" w:name="_Toc223291436"/>
+      <w:bookmarkStart w:id="276" w:name="_Toc223291529"/>
+      <w:bookmarkStart w:id="277" w:name="_Toc223292131"/>
+      <w:bookmarkStart w:id="278" w:name="_Toc223292241"/>
+      <w:bookmarkEnd w:id="274"/>
       <w:r>
         <w:rPr>
           <w:rFonts w:ascii="Times New Roman" w:hAnsi="Times New Roman" w:cs="Times New Roman"/>
@@ -11609,8 +18525,10 @@
         </w:rPr>
         <w:t>Összegzés</w:t>
       </w:r>
-      <w:bookmarkEnd w:id="169"/>
-      <w:bookmarkEnd w:id="170"/>
+      <w:bookmarkEnd w:id="275"/>
+      <w:bookmarkEnd w:id="276"/>
+      <w:bookmarkEnd w:id="277"/>
+      <w:bookmarkEnd w:id="278"/>
     </w:p>
     <w:p>
       <w:pPr>
@@ -11661,10 +18579,12 @@
           <w:szCs w:val="28"/>
         </w:rPr>
       </w:pPr>
-      <w:bookmarkStart w:id="171" w:name="_3vian85zgg4z" w:colFirst="0" w:colLast="0"/>
-      <w:bookmarkStart w:id="172" w:name="_Toc223291437"/>
-      <w:bookmarkStart w:id="173" w:name="_Toc223291530"/>
-      <w:bookmarkEnd w:id="171"/>
+      <w:bookmarkStart w:id="279" w:name="_3vian85zgg4z" w:colFirst="0" w:colLast="0"/>
+      <w:bookmarkStart w:id="280" w:name="_Toc223291437"/>
+      <w:bookmarkStart w:id="281" w:name="_Toc223291530"/>
+      <w:bookmarkStart w:id="282" w:name="_Toc223292132"/>
+      <w:bookmarkStart w:id="283" w:name="_Toc223292242"/>
+      <w:bookmarkEnd w:id="279"/>
       <w:r>
         <w:rPr>
           <w:rFonts w:ascii="Times New Roman" w:hAnsi="Times New Roman" w:cs="Times New Roman"/>
@@ -11676,8 +18596,10 @@
         <w:lastRenderedPageBreak/>
         <w:t>Tesztelés és együttműködés</w:t>
       </w:r>
-      <w:bookmarkEnd w:id="172"/>
-      <w:bookmarkEnd w:id="173"/>
+      <w:bookmarkEnd w:id="280"/>
+      <w:bookmarkEnd w:id="281"/>
+      <w:bookmarkEnd w:id="282"/>
+      <w:bookmarkEnd w:id="283"/>
     </w:p>
     <w:p>
       <w:pPr>
@@ -11693,10 +18615,12 @@
           <w:szCs w:val="24"/>
         </w:rPr>
       </w:pPr>
-      <w:bookmarkStart w:id="174" w:name="_1li9ikc9kih2" w:colFirst="0" w:colLast="0"/>
-      <w:bookmarkStart w:id="175" w:name="_Toc223291438"/>
-      <w:bookmarkStart w:id="176" w:name="_Toc223291531"/>
-      <w:bookmarkEnd w:id="174"/>
+      <w:bookmarkStart w:id="284" w:name="_1li9ikc9kih2" w:colFirst="0" w:colLast="0"/>
+      <w:bookmarkStart w:id="285" w:name="_Toc223291438"/>
+      <w:bookmarkStart w:id="286" w:name="_Toc223291531"/>
+      <w:bookmarkStart w:id="287" w:name="_Toc223292133"/>
+      <w:bookmarkStart w:id="288" w:name="_Toc223292243"/>
+      <w:bookmarkEnd w:id="284"/>
       <w:r>
         <w:rPr>
           <w:rFonts w:ascii="Times New Roman" w:hAnsi="Times New Roman" w:cs="Times New Roman"/>
@@ -11707,8 +18631,10 @@
         </w:rPr>
         <w:t>Tesztelési stratégia áttekintése</w:t>
       </w:r>
-      <w:bookmarkEnd w:id="175"/>
-      <w:bookmarkEnd w:id="176"/>
+      <w:bookmarkEnd w:id="285"/>
+      <w:bookmarkEnd w:id="286"/>
+      <w:bookmarkEnd w:id="287"/>
+      <w:bookmarkEnd w:id="288"/>
     </w:p>
     <w:p>
       <w:pPr>
@@ -11779,10 +18705,12 @@
           <w:szCs w:val="24"/>
         </w:rPr>
       </w:pPr>
-      <w:bookmarkStart w:id="177" w:name="_uslzu6buptck" w:colFirst="0" w:colLast="0"/>
-      <w:bookmarkStart w:id="178" w:name="_Toc223291439"/>
-      <w:bookmarkStart w:id="179" w:name="_Toc223291532"/>
-      <w:bookmarkEnd w:id="177"/>
+      <w:bookmarkStart w:id="289" w:name="_uslzu6buptck" w:colFirst="0" w:colLast="0"/>
+      <w:bookmarkStart w:id="290" w:name="_Toc223291439"/>
+      <w:bookmarkStart w:id="291" w:name="_Toc223291532"/>
+      <w:bookmarkStart w:id="292" w:name="_Toc223292134"/>
+      <w:bookmarkStart w:id="293" w:name="_Toc223292244"/>
+      <w:bookmarkEnd w:id="289"/>
       <w:r>
         <w:rPr>
           <w:rFonts w:ascii="Times New Roman" w:hAnsi="Times New Roman" w:cs="Times New Roman"/>
@@ -11794,8 +18722,10 @@
         </w:rPr>
         <w:t>Backend tesztelés</w:t>
       </w:r>
-      <w:bookmarkEnd w:id="178"/>
-      <w:bookmarkEnd w:id="179"/>
+      <w:bookmarkEnd w:id="290"/>
+      <w:bookmarkEnd w:id="291"/>
+      <w:bookmarkEnd w:id="292"/>
+      <w:bookmarkEnd w:id="293"/>
     </w:p>
     <w:p>
       <w:pPr>
@@ -11891,10 +18821,12 @@
           <w:szCs w:val="24"/>
         </w:rPr>
       </w:pPr>
-      <w:bookmarkStart w:id="180" w:name="_vj942qv6h2hv" w:colFirst="0" w:colLast="0"/>
-      <w:bookmarkStart w:id="181" w:name="_Toc223291440"/>
-      <w:bookmarkStart w:id="182" w:name="_Toc223291533"/>
-      <w:bookmarkEnd w:id="180"/>
+      <w:bookmarkStart w:id="294" w:name="_vj942qv6h2hv" w:colFirst="0" w:colLast="0"/>
+      <w:bookmarkStart w:id="295" w:name="_Toc223291440"/>
+      <w:bookmarkStart w:id="296" w:name="_Toc223291533"/>
+      <w:bookmarkStart w:id="297" w:name="_Toc223292135"/>
+      <w:bookmarkStart w:id="298" w:name="_Toc223292245"/>
+      <w:bookmarkEnd w:id="294"/>
       <w:r>
         <w:rPr>
           <w:rFonts w:ascii="Times New Roman" w:hAnsi="Times New Roman" w:cs="Times New Roman"/>
@@ -11906,8 +18838,10 @@
         </w:rPr>
         <w:t>Frontend tesztelés</w:t>
       </w:r>
-      <w:bookmarkEnd w:id="181"/>
-      <w:bookmarkEnd w:id="182"/>
+      <w:bookmarkEnd w:id="295"/>
+      <w:bookmarkEnd w:id="296"/>
+      <w:bookmarkEnd w:id="297"/>
+      <w:bookmarkEnd w:id="298"/>
     </w:p>
     <w:p>
       <w:pPr>
@@ -12049,10 +18983,12 @@
           <w:szCs w:val="24"/>
         </w:rPr>
       </w:pPr>
-      <w:bookmarkStart w:id="183" w:name="_ineacajjiv2o" w:colFirst="0" w:colLast="0"/>
-      <w:bookmarkStart w:id="184" w:name="_Toc223291441"/>
-      <w:bookmarkStart w:id="185" w:name="_Toc223291534"/>
-      <w:bookmarkEnd w:id="183"/>
+      <w:bookmarkStart w:id="299" w:name="_ineacajjiv2o" w:colFirst="0" w:colLast="0"/>
+      <w:bookmarkStart w:id="300" w:name="_Toc223291441"/>
+      <w:bookmarkStart w:id="301" w:name="_Toc223291534"/>
+      <w:bookmarkStart w:id="302" w:name="_Toc223292136"/>
+      <w:bookmarkStart w:id="303" w:name="_Toc223292246"/>
+      <w:bookmarkEnd w:id="299"/>
       <w:r>
         <w:rPr>
           <w:rFonts w:ascii="Times New Roman" w:hAnsi="Times New Roman" w:cs="Times New Roman"/>
@@ -12063,8 +18999,10 @@
         </w:rPr>
         <w:t>Összegzés</w:t>
       </w:r>
-      <w:bookmarkEnd w:id="184"/>
-      <w:bookmarkEnd w:id="185"/>
+      <w:bookmarkEnd w:id="300"/>
+      <w:bookmarkEnd w:id="301"/>
+      <w:bookmarkEnd w:id="302"/>
+      <w:bookmarkEnd w:id="303"/>
     </w:p>
     <w:p>
       <w:pPr>
@@ -12115,10 +19053,12 @@
           <w:szCs w:val="28"/>
         </w:rPr>
       </w:pPr>
-      <w:bookmarkStart w:id="186" w:name="_ikehvkcqapo3" w:colFirst="0" w:colLast="0"/>
-      <w:bookmarkStart w:id="187" w:name="_Toc223291442"/>
-      <w:bookmarkStart w:id="188" w:name="_Toc223291535"/>
-      <w:bookmarkEnd w:id="186"/>
+      <w:bookmarkStart w:id="304" w:name="_ikehvkcqapo3" w:colFirst="0" w:colLast="0"/>
+      <w:bookmarkStart w:id="305" w:name="_Toc223291442"/>
+      <w:bookmarkStart w:id="306" w:name="_Toc223291535"/>
+      <w:bookmarkStart w:id="307" w:name="_Toc223292137"/>
+      <w:bookmarkStart w:id="308" w:name="_Toc223292247"/>
+      <w:bookmarkEnd w:id="304"/>
       <w:proofErr w:type="spellStart"/>
       <w:r>
         <w:rPr>
@@ -12142,8 +19082,10 @@
         </w:rPr>
         <w:t xml:space="preserve"> – Backend tesztelés</w:t>
       </w:r>
-      <w:bookmarkEnd w:id="187"/>
-      <w:bookmarkEnd w:id="188"/>
+      <w:bookmarkEnd w:id="305"/>
+      <w:bookmarkEnd w:id="306"/>
+      <w:bookmarkEnd w:id="307"/>
+      <w:bookmarkEnd w:id="308"/>
     </w:p>
     <w:p>
       <w:pPr>
@@ -12159,10 +19101,12 @@
           <w:szCs w:val="24"/>
         </w:rPr>
       </w:pPr>
-      <w:bookmarkStart w:id="189" w:name="_5d1304u7vw31" w:colFirst="0" w:colLast="0"/>
-      <w:bookmarkStart w:id="190" w:name="_Toc223291443"/>
-      <w:bookmarkStart w:id="191" w:name="_Toc223291536"/>
-      <w:bookmarkEnd w:id="189"/>
+      <w:bookmarkStart w:id="309" w:name="_5d1304u7vw31" w:colFirst="0" w:colLast="0"/>
+      <w:bookmarkStart w:id="310" w:name="_Toc223291443"/>
+      <w:bookmarkStart w:id="311" w:name="_Toc223291536"/>
+      <w:bookmarkStart w:id="312" w:name="_Toc223292138"/>
+      <w:bookmarkStart w:id="313" w:name="_Toc223292248"/>
+      <w:bookmarkEnd w:id="309"/>
       <w:r>
         <w:rPr>
           <w:rFonts w:ascii="Times New Roman" w:hAnsi="Times New Roman" w:cs="Times New Roman"/>
@@ -12173,8 +19117,10 @@
         </w:rPr>
         <w:t>Általános bemutatás</w:t>
       </w:r>
-      <w:bookmarkEnd w:id="190"/>
-      <w:bookmarkEnd w:id="191"/>
+      <w:bookmarkEnd w:id="310"/>
+      <w:bookmarkEnd w:id="311"/>
+      <w:bookmarkEnd w:id="312"/>
+      <w:bookmarkEnd w:id="313"/>
     </w:p>
     <w:p>
       <w:pPr>
@@ -12625,8 +19571,8 @@
           <w:szCs w:val="24"/>
         </w:rPr>
       </w:pPr>
-      <w:bookmarkStart w:id="192" w:name="_v9r5kr77mc5z" w:colFirst="0" w:colLast="0"/>
-      <w:bookmarkEnd w:id="192"/>
+      <w:bookmarkStart w:id="314" w:name="_v9r5kr77mc5z" w:colFirst="0" w:colLast="0"/>
+      <w:bookmarkEnd w:id="314"/>
       <w:r>
         <w:rPr>
           <w:rFonts w:ascii="Times New Roman" w:hAnsi="Times New Roman" w:cs="Times New Roman"/>
@@ -12676,10 +19622,12 @@
           <w:szCs w:val="24"/>
         </w:rPr>
       </w:pPr>
-      <w:bookmarkStart w:id="193" w:name="_wnoiy35vidqn" w:colFirst="0" w:colLast="0"/>
-      <w:bookmarkStart w:id="194" w:name="_Toc223291444"/>
-      <w:bookmarkStart w:id="195" w:name="_Toc223291537"/>
-      <w:bookmarkEnd w:id="193"/>
+      <w:bookmarkStart w:id="315" w:name="_wnoiy35vidqn" w:colFirst="0" w:colLast="0"/>
+      <w:bookmarkStart w:id="316" w:name="_Toc223291444"/>
+      <w:bookmarkStart w:id="317" w:name="_Toc223291537"/>
+      <w:bookmarkStart w:id="318" w:name="_Toc223292139"/>
+      <w:bookmarkStart w:id="319" w:name="_Toc223292249"/>
+      <w:bookmarkEnd w:id="315"/>
       <w:r>
         <w:rPr>
           <w:rFonts w:ascii="Times New Roman" w:hAnsi="Times New Roman" w:cs="Times New Roman"/>
@@ -12690,8 +19638,10 @@
         </w:rPr>
         <w:t>Alkalmazás a projektben</w:t>
       </w:r>
-      <w:bookmarkEnd w:id="194"/>
-      <w:bookmarkEnd w:id="195"/>
+      <w:bookmarkEnd w:id="316"/>
+      <w:bookmarkEnd w:id="317"/>
+      <w:bookmarkEnd w:id="318"/>
+      <w:bookmarkEnd w:id="319"/>
     </w:p>
     <w:p>
       <w:pPr>
@@ -12744,10 +19694,12 @@
           <w:szCs w:val="24"/>
         </w:rPr>
       </w:pPr>
-      <w:bookmarkStart w:id="196" w:name="_ehkb114rdv9k" w:colFirst="0" w:colLast="0"/>
-      <w:bookmarkStart w:id="197" w:name="_Toc223291445"/>
-      <w:bookmarkStart w:id="198" w:name="_Toc223291538"/>
-      <w:bookmarkEnd w:id="196"/>
+      <w:bookmarkStart w:id="320" w:name="_ehkb114rdv9k" w:colFirst="0" w:colLast="0"/>
+      <w:bookmarkStart w:id="321" w:name="_Toc223291445"/>
+      <w:bookmarkStart w:id="322" w:name="_Toc223291538"/>
+      <w:bookmarkStart w:id="323" w:name="_Toc223292140"/>
+      <w:bookmarkStart w:id="324" w:name="_Toc223292250"/>
+      <w:bookmarkEnd w:id="320"/>
       <w:r>
         <w:rPr>
           <w:rFonts w:ascii="Times New Roman" w:hAnsi="Times New Roman" w:cs="Times New Roman"/>
@@ -12760,8 +19712,10 @@
         <w:lastRenderedPageBreak/>
         <w:t>Backend metódusok tesztelése</w:t>
       </w:r>
-      <w:bookmarkEnd w:id="197"/>
-      <w:bookmarkEnd w:id="198"/>
+      <w:bookmarkEnd w:id="321"/>
+      <w:bookmarkEnd w:id="322"/>
+      <w:bookmarkEnd w:id="323"/>
+      <w:bookmarkEnd w:id="324"/>
     </w:p>
     <w:p>
       <w:pPr>
@@ -12804,10 +19758,12 @@
           <w:szCs w:val="24"/>
         </w:rPr>
       </w:pPr>
-      <w:bookmarkStart w:id="199" w:name="_tvdq220pqb0" w:colFirst="0" w:colLast="0"/>
-      <w:bookmarkStart w:id="200" w:name="_Toc223291446"/>
-      <w:bookmarkStart w:id="201" w:name="_Toc223291539"/>
-      <w:bookmarkEnd w:id="199"/>
+      <w:bookmarkStart w:id="325" w:name="_tvdq220pqb0" w:colFirst="0" w:colLast="0"/>
+      <w:bookmarkStart w:id="326" w:name="_Toc223291446"/>
+      <w:bookmarkStart w:id="327" w:name="_Toc223291539"/>
+      <w:bookmarkStart w:id="328" w:name="_Toc223292141"/>
+      <w:bookmarkStart w:id="329" w:name="_Toc223292251"/>
+      <w:bookmarkEnd w:id="325"/>
       <w:r>
         <w:rPr>
           <w:rFonts w:ascii="Times New Roman" w:hAnsi="Times New Roman" w:cs="Times New Roman"/>
@@ -12819,8 +19775,10 @@
         </w:rPr>
         <w:t>API végpontok ellenőrzése</w:t>
       </w:r>
-      <w:bookmarkEnd w:id="200"/>
-      <w:bookmarkEnd w:id="201"/>
+      <w:bookmarkEnd w:id="326"/>
+      <w:bookmarkEnd w:id="327"/>
+      <w:bookmarkEnd w:id="328"/>
+      <w:bookmarkEnd w:id="329"/>
     </w:p>
     <w:p>
       <w:pPr>
@@ -12909,10 +19867,12 @@
           <w:szCs w:val="24"/>
         </w:rPr>
       </w:pPr>
-      <w:bookmarkStart w:id="202" w:name="_jzclfpf95dr" w:colFirst="0" w:colLast="0"/>
-      <w:bookmarkStart w:id="203" w:name="_Toc223291447"/>
-      <w:bookmarkStart w:id="204" w:name="_Toc223291540"/>
-      <w:bookmarkEnd w:id="202"/>
+      <w:bookmarkStart w:id="330" w:name="_jzclfpf95dr" w:colFirst="0" w:colLast="0"/>
+      <w:bookmarkStart w:id="331" w:name="_Toc223291447"/>
+      <w:bookmarkStart w:id="332" w:name="_Toc223291540"/>
+      <w:bookmarkStart w:id="333" w:name="_Toc223292142"/>
+      <w:bookmarkStart w:id="334" w:name="_Toc223292252"/>
+      <w:bookmarkEnd w:id="330"/>
       <w:proofErr w:type="spellStart"/>
       <w:r>
         <w:rPr>
@@ -12937,8 +19897,10 @@
         </w:rPr>
         <w:t xml:space="preserve"> objektumok alkalmazása</w:t>
       </w:r>
-      <w:bookmarkEnd w:id="203"/>
-      <w:bookmarkEnd w:id="204"/>
+      <w:bookmarkEnd w:id="331"/>
+      <w:bookmarkEnd w:id="332"/>
+      <w:bookmarkEnd w:id="333"/>
+      <w:bookmarkEnd w:id="334"/>
     </w:p>
     <w:p>
       <w:pPr>
@@ -13026,10 +19988,12 @@
           <w:szCs w:val="24"/>
         </w:rPr>
       </w:pPr>
-      <w:bookmarkStart w:id="205" w:name="_iulcgxyj6ay9" w:colFirst="0" w:colLast="0"/>
-      <w:bookmarkStart w:id="206" w:name="_Toc223291448"/>
-      <w:bookmarkStart w:id="207" w:name="_Toc223291541"/>
-      <w:bookmarkEnd w:id="205"/>
+      <w:bookmarkStart w:id="335" w:name="_iulcgxyj6ay9" w:colFirst="0" w:colLast="0"/>
+      <w:bookmarkStart w:id="336" w:name="_Toc223291448"/>
+      <w:bookmarkStart w:id="337" w:name="_Toc223291541"/>
+      <w:bookmarkStart w:id="338" w:name="_Toc223292143"/>
+      <w:bookmarkStart w:id="339" w:name="_Toc223292253"/>
+      <w:bookmarkEnd w:id="335"/>
       <w:r>
         <w:rPr>
           <w:rFonts w:ascii="Times New Roman" w:hAnsi="Times New Roman" w:cs="Times New Roman"/>
@@ -13040,8 +20004,10 @@
         </w:rPr>
         <w:t>Összegzés</w:t>
       </w:r>
-      <w:bookmarkEnd w:id="206"/>
-      <w:bookmarkEnd w:id="207"/>
+      <w:bookmarkEnd w:id="336"/>
+      <w:bookmarkEnd w:id="337"/>
+      <w:bookmarkEnd w:id="338"/>
+      <w:bookmarkEnd w:id="339"/>
     </w:p>
     <w:p>
       <w:pPr>
@@ -13128,10 +20094,12 @@
           <w:szCs w:val="28"/>
         </w:rPr>
       </w:pPr>
-      <w:bookmarkStart w:id="208" w:name="_h4y47wdwrw3a" w:colFirst="0" w:colLast="0"/>
-      <w:bookmarkStart w:id="209" w:name="_Toc223291449"/>
-      <w:bookmarkStart w:id="210" w:name="_Toc223291542"/>
-      <w:bookmarkEnd w:id="208"/>
+      <w:bookmarkStart w:id="340" w:name="_h4y47wdwrw3a" w:colFirst="0" w:colLast="0"/>
+      <w:bookmarkStart w:id="341" w:name="_Toc223291449"/>
+      <w:bookmarkStart w:id="342" w:name="_Toc223291542"/>
+      <w:bookmarkStart w:id="343" w:name="_Toc223292144"/>
+      <w:bookmarkStart w:id="344" w:name="_Toc223292254"/>
+      <w:bookmarkEnd w:id="340"/>
       <w:proofErr w:type="spellStart"/>
       <w:r>
         <w:rPr>
@@ -13155,8 +20123,10 @@
         </w:rPr>
         <w:t xml:space="preserve"> és Karma – Frontend tesztelés</w:t>
       </w:r>
-      <w:bookmarkEnd w:id="209"/>
-      <w:bookmarkEnd w:id="210"/>
+      <w:bookmarkEnd w:id="341"/>
+      <w:bookmarkEnd w:id="342"/>
+      <w:bookmarkEnd w:id="343"/>
+      <w:bookmarkEnd w:id="344"/>
     </w:p>
     <w:p>
       <w:pPr>
@@ -13172,10 +20142,12 @@
           <w:szCs w:val="24"/>
         </w:rPr>
       </w:pPr>
-      <w:bookmarkStart w:id="211" w:name="_ei9phb46y1tw" w:colFirst="0" w:colLast="0"/>
-      <w:bookmarkStart w:id="212" w:name="_Toc223291450"/>
-      <w:bookmarkStart w:id="213" w:name="_Toc223291543"/>
-      <w:bookmarkEnd w:id="211"/>
+      <w:bookmarkStart w:id="345" w:name="_ei9phb46y1tw" w:colFirst="0" w:colLast="0"/>
+      <w:bookmarkStart w:id="346" w:name="_Toc223291450"/>
+      <w:bookmarkStart w:id="347" w:name="_Toc223291543"/>
+      <w:bookmarkStart w:id="348" w:name="_Toc223292145"/>
+      <w:bookmarkStart w:id="349" w:name="_Toc223292255"/>
+      <w:bookmarkEnd w:id="345"/>
       <w:r>
         <w:rPr>
           <w:rFonts w:ascii="Times New Roman" w:hAnsi="Times New Roman" w:cs="Times New Roman"/>
@@ -13186,8 +20158,10 @@
         </w:rPr>
         <w:t>Általános bemutatás</w:t>
       </w:r>
-      <w:bookmarkEnd w:id="212"/>
-      <w:bookmarkEnd w:id="213"/>
+      <w:bookmarkEnd w:id="346"/>
+      <w:bookmarkEnd w:id="347"/>
+      <w:bookmarkEnd w:id="348"/>
+      <w:bookmarkEnd w:id="349"/>
     </w:p>
     <w:p>
       <w:pPr>
@@ -13610,8 +20584,8 @@
           <w:szCs w:val="24"/>
         </w:rPr>
       </w:pPr>
-      <w:bookmarkStart w:id="214" w:name="_ow60jwek5joy" w:colFirst="0" w:colLast="0"/>
-      <w:bookmarkEnd w:id="214"/>
+      <w:bookmarkStart w:id="350" w:name="_ow60jwek5joy" w:colFirst="0" w:colLast="0"/>
+      <w:bookmarkEnd w:id="350"/>
       <w:r>
         <w:rPr>
           <w:rFonts w:ascii="Times New Roman" w:hAnsi="Times New Roman" w:cs="Times New Roman"/>
@@ -13661,10 +20635,12 @@
           <w:szCs w:val="24"/>
         </w:rPr>
       </w:pPr>
-      <w:bookmarkStart w:id="215" w:name="_jm57y330ihho" w:colFirst="0" w:colLast="0"/>
-      <w:bookmarkStart w:id="216" w:name="_Toc223291451"/>
-      <w:bookmarkStart w:id="217" w:name="_Toc223291544"/>
-      <w:bookmarkEnd w:id="215"/>
+      <w:bookmarkStart w:id="351" w:name="_jm57y330ihho" w:colFirst="0" w:colLast="0"/>
+      <w:bookmarkStart w:id="352" w:name="_Toc223291451"/>
+      <w:bookmarkStart w:id="353" w:name="_Toc223291544"/>
+      <w:bookmarkStart w:id="354" w:name="_Toc223292146"/>
+      <w:bookmarkStart w:id="355" w:name="_Toc223292256"/>
+      <w:bookmarkEnd w:id="351"/>
       <w:r>
         <w:rPr>
           <w:rFonts w:ascii="Times New Roman" w:hAnsi="Times New Roman" w:cs="Times New Roman"/>
@@ -13675,8 +20651,10 @@
         </w:rPr>
         <w:t>Alkalmazás a projektben</w:t>
       </w:r>
-      <w:bookmarkEnd w:id="216"/>
-      <w:bookmarkEnd w:id="217"/>
+      <w:bookmarkEnd w:id="352"/>
+      <w:bookmarkEnd w:id="353"/>
+      <w:bookmarkEnd w:id="354"/>
+      <w:bookmarkEnd w:id="355"/>
     </w:p>
     <w:p>
       <w:pPr>
@@ -13764,10 +20742,12 @@
           <w:szCs w:val="24"/>
         </w:rPr>
       </w:pPr>
-      <w:bookmarkStart w:id="218" w:name="_5yhsh6r369og" w:colFirst="0" w:colLast="0"/>
-      <w:bookmarkStart w:id="219" w:name="_Toc223291452"/>
-      <w:bookmarkStart w:id="220" w:name="_Toc223291545"/>
-      <w:bookmarkEnd w:id="218"/>
+      <w:bookmarkStart w:id="356" w:name="_5yhsh6r369og" w:colFirst="0" w:colLast="0"/>
+      <w:bookmarkStart w:id="357" w:name="_Toc223291452"/>
+      <w:bookmarkStart w:id="358" w:name="_Toc223291545"/>
+      <w:bookmarkStart w:id="359" w:name="_Toc223292147"/>
+      <w:bookmarkStart w:id="360" w:name="_Toc223292257"/>
+      <w:bookmarkEnd w:id="356"/>
       <w:r>
         <w:rPr>
           <w:rFonts w:ascii="Times New Roman" w:hAnsi="Times New Roman" w:cs="Times New Roman"/>
@@ -13780,8 +20760,10 @@
         <w:lastRenderedPageBreak/>
         <w:t>Komponensek tesztelése</w:t>
       </w:r>
-      <w:bookmarkEnd w:id="219"/>
-      <w:bookmarkEnd w:id="220"/>
+      <w:bookmarkEnd w:id="357"/>
+      <w:bookmarkEnd w:id="358"/>
+      <w:bookmarkEnd w:id="359"/>
+      <w:bookmarkEnd w:id="360"/>
     </w:p>
     <w:p>
       <w:pPr>
@@ -13906,10 +20888,12 @@
           <w:szCs w:val="24"/>
         </w:rPr>
       </w:pPr>
-      <w:bookmarkStart w:id="221" w:name="_2oa0ji275j88" w:colFirst="0" w:colLast="0"/>
-      <w:bookmarkStart w:id="222" w:name="_Toc223291453"/>
-      <w:bookmarkStart w:id="223" w:name="_Toc223291546"/>
-      <w:bookmarkEnd w:id="221"/>
+      <w:bookmarkStart w:id="361" w:name="_2oa0ji275j88" w:colFirst="0" w:colLast="0"/>
+      <w:bookmarkStart w:id="362" w:name="_Toc223291453"/>
+      <w:bookmarkStart w:id="363" w:name="_Toc223291546"/>
+      <w:bookmarkStart w:id="364" w:name="_Toc223292148"/>
+      <w:bookmarkStart w:id="365" w:name="_Toc223292258"/>
+      <w:bookmarkEnd w:id="361"/>
       <w:r>
         <w:rPr>
           <w:rFonts w:ascii="Times New Roman" w:hAnsi="Times New Roman" w:cs="Times New Roman"/>
@@ -13921,8 +20905,10 @@
         </w:rPr>
         <w:t>Szolgáltatások tesztelése</w:t>
       </w:r>
-      <w:bookmarkEnd w:id="222"/>
-      <w:bookmarkEnd w:id="223"/>
+      <w:bookmarkEnd w:id="362"/>
+      <w:bookmarkEnd w:id="363"/>
+      <w:bookmarkEnd w:id="364"/>
+      <w:bookmarkEnd w:id="365"/>
     </w:p>
     <w:p>
       <w:pPr>
@@ -14019,10 +21005,12 @@
           <w:szCs w:val="24"/>
         </w:rPr>
       </w:pPr>
-      <w:bookmarkStart w:id="224" w:name="_i6p9242me36q" w:colFirst="0" w:colLast="0"/>
-      <w:bookmarkStart w:id="225" w:name="_Toc223291454"/>
-      <w:bookmarkStart w:id="226" w:name="_Toc223291547"/>
-      <w:bookmarkEnd w:id="224"/>
+      <w:bookmarkStart w:id="366" w:name="_i6p9242me36q" w:colFirst="0" w:colLast="0"/>
+      <w:bookmarkStart w:id="367" w:name="_Toc223291454"/>
+      <w:bookmarkStart w:id="368" w:name="_Toc223291547"/>
+      <w:bookmarkStart w:id="369" w:name="_Toc223292149"/>
+      <w:bookmarkStart w:id="370" w:name="_Toc223292259"/>
+      <w:bookmarkEnd w:id="366"/>
       <w:r>
         <w:rPr>
           <w:rFonts w:ascii="Times New Roman" w:hAnsi="Times New Roman" w:cs="Times New Roman"/>
@@ -14046,8 +21034,10 @@
         </w:rPr>
         <w:t>validálása</w:t>
       </w:r>
-      <w:bookmarkEnd w:id="225"/>
-      <w:bookmarkEnd w:id="226"/>
+      <w:bookmarkEnd w:id="367"/>
+      <w:bookmarkEnd w:id="368"/>
+      <w:bookmarkEnd w:id="369"/>
+      <w:bookmarkEnd w:id="370"/>
       <w:proofErr w:type="spellEnd"/>
     </w:p>
     <w:p>
@@ -14100,10 +21090,12 @@
           <w:szCs w:val="24"/>
         </w:rPr>
       </w:pPr>
-      <w:bookmarkStart w:id="227" w:name="_aesxwa7udos7" w:colFirst="0" w:colLast="0"/>
-      <w:bookmarkStart w:id="228" w:name="_Toc223291455"/>
-      <w:bookmarkStart w:id="229" w:name="_Toc223291548"/>
-      <w:bookmarkEnd w:id="227"/>
+      <w:bookmarkStart w:id="371" w:name="_aesxwa7udos7" w:colFirst="0" w:colLast="0"/>
+      <w:bookmarkStart w:id="372" w:name="_Toc223291455"/>
+      <w:bookmarkStart w:id="373" w:name="_Toc223291548"/>
+      <w:bookmarkStart w:id="374" w:name="_Toc223292150"/>
+      <w:bookmarkStart w:id="375" w:name="_Toc223292260"/>
+      <w:bookmarkEnd w:id="371"/>
       <w:r>
         <w:rPr>
           <w:rFonts w:ascii="Times New Roman" w:hAnsi="Times New Roman" w:cs="Times New Roman"/>
@@ -14114,8 +21106,10 @@
         </w:rPr>
         <w:t>Összegzés</w:t>
       </w:r>
-      <w:bookmarkEnd w:id="228"/>
-      <w:bookmarkEnd w:id="229"/>
+      <w:bookmarkEnd w:id="372"/>
+      <w:bookmarkEnd w:id="373"/>
+      <w:bookmarkEnd w:id="374"/>
+      <w:bookmarkEnd w:id="375"/>
     </w:p>
     <w:p>
       <w:pPr>
@@ -14184,10 +21178,12 @@
           <w:szCs w:val="28"/>
         </w:rPr>
       </w:pPr>
-      <w:bookmarkStart w:id="230" w:name="_fealrjvs7ywr" w:colFirst="0" w:colLast="0"/>
-      <w:bookmarkStart w:id="231" w:name="_Toc223291456"/>
-      <w:bookmarkStart w:id="232" w:name="_Toc223291549"/>
-      <w:bookmarkEnd w:id="230"/>
+      <w:bookmarkStart w:id="376" w:name="_fealrjvs7ywr" w:colFirst="0" w:colLast="0"/>
+      <w:bookmarkStart w:id="377" w:name="_Toc223291456"/>
+      <w:bookmarkStart w:id="378" w:name="_Toc223291549"/>
+      <w:bookmarkStart w:id="379" w:name="_Toc223292151"/>
+      <w:bookmarkStart w:id="380" w:name="_Toc223292261"/>
+      <w:bookmarkEnd w:id="376"/>
       <w:r>
         <w:rPr>
           <w:rFonts w:ascii="Times New Roman" w:hAnsi="Times New Roman" w:cs="Times New Roman"/>
@@ -14199,8 +21195,10 @@
         <w:lastRenderedPageBreak/>
         <w:t>GitHub – Verziókezelés</w:t>
       </w:r>
-      <w:bookmarkEnd w:id="231"/>
-      <w:bookmarkEnd w:id="232"/>
+      <w:bookmarkEnd w:id="377"/>
+      <w:bookmarkEnd w:id="378"/>
+      <w:bookmarkEnd w:id="379"/>
+      <w:bookmarkEnd w:id="380"/>
     </w:p>
     <w:p>
       <w:pPr>
@@ -14216,10 +21214,12 @@
           <w:szCs w:val="24"/>
         </w:rPr>
       </w:pPr>
-      <w:bookmarkStart w:id="233" w:name="_sx9biu16ffsx" w:colFirst="0" w:colLast="0"/>
-      <w:bookmarkStart w:id="234" w:name="_Toc223291457"/>
-      <w:bookmarkStart w:id="235" w:name="_Toc223291550"/>
-      <w:bookmarkEnd w:id="233"/>
+      <w:bookmarkStart w:id="381" w:name="_sx9biu16ffsx" w:colFirst="0" w:colLast="0"/>
+      <w:bookmarkStart w:id="382" w:name="_Toc223291457"/>
+      <w:bookmarkStart w:id="383" w:name="_Toc223291550"/>
+      <w:bookmarkStart w:id="384" w:name="_Toc223292152"/>
+      <w:bookmarkStart w:id="385" w:name="_Toc223292262"/>
+      <w:bookmarkEnd w:id="381"/>
       <w:r>
         <w:rPr>
           <w:rFonts w:ascii="Times New Roman" w:hAnsi="Times New Roman" w:cs="Times New Roman"/>
@@ -14230,8 +21230,10 @@
         </w:rPr>
         <w:t>Általános bemutatás</w:t>
       </w:r>
-      <w:bookmarkEnd w:id="234"/>
-      <w:bookmarkEnd w:id="235"/>
+      <w:bookmarkEnd w:id="382"/>
+      <w:bookmarkEnd w:id="383"/>
+      <w:bookmarkEnd w:id="384"/>
+      <w:bookmarkEnd w:id="385"/>
     </w:p>
     <w:p>
       <w:pPr>
@@ -14534,8 +21536,8 @@
           <w:szCs w:val="24"/>
         </w:rPr>
       </w:pPr>
-      <w:bookmarkStart w:id="236" w:name="_cc7yx5mmaawl" w:colFirst="0" w:colLast="0"/>
-      <w:bookmarkEnd w:id="236"/>
+      <w:bookmarkStart w:id="386" w:name="_cc7yx5mmaawl" w:colFirst="0" w:colLast="0"/>
+      <w:bookmarkEnd w:id="386"/>
       <w:r>
         <w:rPr>
           <w:rFonts w:ascii="Times New Roman" w:hAnsi="Times New Roman" w:cs="Times New Roman"/>
@@ -14621,10 +21623,12 @@
           <w:szCs w:val="24"/>
         </w:rPr>
       </w:pPr>
-      <w:bookmarkStart w:id="237" w:name="_vt2tg52hgtb1" w:colFirst="0" w:colLast="0"/>
-      <w:bookmarkStart w:id="238" w:name="_Toc223291458"/>
-      <w:bookmarkStart w:id="239" w:name="_Toc223291551"/>
-      <w:bookmarkEnd w:id="237"/>
+      <w:bookmarkStart w:id="387" w:name="_vt2tg52hgtb1" w:colFirst="0" w:colLast="0"/>
+      <w:bookmarkStart w:id="388" w:name="_Toc223291458"/>
+      <w:bookmarkStart w:id="389" w:name="_Toc223291551"/>
+      <w:bookmarkStart w:id="390" w:name="_Toc223292153"/>
+      <w:bookmarkStart w:id="391" w:name="_Toc223292263"/>
+      <w:bookmarkEnd w:id="387"/>
       <w:r>
         <w:rPr>
           <w:rFonts w:ascii="Times New Roman" w:hAnsi="Times New Roman" w:cs="Times New Roman"/>
@@ -14635,8 +21639,10 @@
         </w:rPr>
         <w:t>Alkalmazás a projektben</w:t>
       </w:r>
-      <w:bookmarkEnd w:id="238"/>
-      <w:bookmarkEnd w:id="239"/>
+      <w:bookmarkEnd w:id="388"/>
+      <w:bookmarkEnd w:id="389"/>
+      <w:bookmarkEnd w:id="390"/>
+      <w:bookmarkEnd w:id="391"/>
     </w:p>
     <w:p>
       <w:pPr>
@@ -14962,10 +21968,12 @@
           <w:szCs w:val="28"/>
         </w:rPr>
       </w:pPr>
-      <w:bookmarkStart w:id="240" w:name="_ws6owiqbsgye" w:colFirst="0" w:colLast="0"/>
-      <w:bookmarkStart w:id="241" w:name="_Toc223291459"/>
-      <w:bookmarkStart w:id="242" w:name="_Toc223291552"/>
-      <w:bookmarkEnd w:id="240"/>
+      <w:bookmarkStart w:id="392" w:name="_ws6owiqbsgye" w:colFirst="0" w:colLast="0"/>
+      <w:bookmarkStart w:id="393" w:name="_Toc223291459"/>
+      <w:bookmarkStart w:id="394" w:name="_Toc223291552"/>
+      <w:bookmarkStart w:id="395" w:name="_Toc223292154"/>
+      <w:bookmarkStart w:id="396" w:name="_Toc223292264"/>
+      <w:bookmarkEnd w:id="392"/>
       <w:proofErr w:type="spellStart"/>
       <w:r>
         <w:rPr>
@@ -14989,8 +21997,10 @@
         </w:rPr>
         <w:t xml:space="preserve"> – Kommunikáció</w:t>
       </w:r>
-      <w:bookmarkEnd w:id="241"/>
-      <w:bookmarkEnd w:id="242"/>
+      <w:bookmarkEnd w:id="393"/>
+      <w:bookmarkEnd w:id="394"/>
+      <w:bookmarkEnd w:id="395"/>
+      <w:bookmarkEnd w:id="396"/>
     </w:p>
     <w:p>
       <w:pPr>
@@ -15006,10 +22016,12 @@
           <w:szCs w:val="24"/>
         </w:rPr>
       </w:pPr>
-      <w:bookmarkStart w:id="243" w:name="_qq9zxyjyxqrh" w:colFirst="0" w:colLast="0"/>
-      <w:bookmarkStart w:id="244" w:name="_Toc223291460"/>
-      <w:bookmarkStart w:id="245" w:name="_Toc223291553"/>
-      <w:bookmarkEnd w:id="243"/>
+      <w:bookmarkStart w:id="397" w:name="_qq9zxyjyxqrh" w:colFirst="0" w:colLast="0"/>
+      <w:bookmarkStart w:id="398" w:name="_Toc223291460"/>
+      <w:bookmarkStart w:id="399" w:name="_Toc223291553"/>
+      <w:bookmarkStart w:id="400" w:name="_Toc223292155"/>
+      <w:bookmarkStart w:id="401" w:name="_Toc223292265"/>
+      <w:bookmarkEnd w:id="397"/>
       <w:r>
         <w:rPr>
           <w:rFonts w:ascii="Times New Roman" w:hAnsi="Times New Roman" w:cs="Times New Roman"/>
@@ -15020,8 +22032,10 @@
         </w:rPr>
         <w:t>Általános bemutatás</w:t>
       </w:r>
-      <w:bookmarkEnd w:id="244"/>
-      <w:bookmarkEnd w:id="245"/>
+      <w:bookmarkEnd w:id="398"/>
+      <w:bookmarkEnd w:id="399"/>
+      <w:bookmarkEnd w:id="400"/>
+      <w:bookmarkEnd w:id="401"/>
     </w:p>
     <w:p>
       <w:pPr>
@@ -15270,8 +22284,8 @@
           <w:szCs w:val="24"/>
         </w:rPr>
       </w:pPr>
-      <w:bookmarkStart w:id="246" w:name="_xvozxgymsiul" w:colFirst="0" w:colLast="0"/>
-      <w:bookmarkEnd w:id="246"/>
+      <w:bookmarkStart w:id="402" w:name="_xvozxgymsiul" w:colFirst="0" w:colLast="0"/>
+      <w:bookmarkEnd w:id="402"/>
       <w:r>
         <w:rPr>
           <w:rFonts w:ascii="Times New Roman" w:hAnsi="Times New Roman" w:cs="Times New Roman"/>
@@ -15321,10 +22335,12 @@
           <w:szCs w:val="24"/>
         </w:rPr>
       </w:pPr>
-      <w:bookmarkStart w:id="247" w:name="_tlsvmxaagsyz" w:colFirst="0" w:colLast="0"/>
-      <w:bookmarkStart w:id="248" w:name="_Toc223291461"/>
-      <w:bookmarkStart w:id="249" w:name="_Toc223291554"/>
-      <w:bookmarkEnd w:id="247"/>
+      <w:bookmarkStart w:id="403" w:name="_tlsvmxaagsyz" w:colFirst="0" w:colLast="0"/>
+      <w:bookmarkStart w:id="404" w:name="_Toc223291461"/>
+      <w:bookmarkStart w:id="405" w:name="_Toc223291554"/>
+      <w:bookmarkStart w:id="406" w:name="_Toc223292156"/>
+      <w:bookmarkStart w:id="407" w:name="_Toc223292266"/>
+      <w:bookmarkEnd w:id="403"/>
       <w:r>
         <w:rPr>
           <w:rFonts w:ascii="Times New Roman" w:hAnsi="Times New Roman" w:cs="Times New Roman"/>
@@ -15335,8 +22351,10 @@
         </w:rPr>
         <w:t>3.5.3 Alkalmazás a projektben</w:t>
       </w:r>
-      <w:bookmarkEnd w:id="248"/>
-      <w:bookmarkEnd w:id="249"/>
+      <w:bookmarkEnd w:id="404"/>
+      <w:bookmarkEnd w:id="405"/>
+      <w:bookmarkEnd w:id="406"/>
+      <w:bookmarkEnd w:id="407"/>
     </w:p>
     <w:p>
       <w:pPr>
@@ -15590,10 +22608,12 @@
           <w:szCs w:val="28"/>
         </w:rPr>
       </w:pPr>
-      <w:bookmarkStart w:id="250" w:name="_2r3dx5pshmxq" w:colFirst="0" w:colLast="0"/>
-      <w:bookmarkStart w:id="251" w:name="_Toc223291462"/>
-      <w:bookmarkStart w:id="252" w:name="_Toc223291555"/>
-      <w:bookmarkEnd w:id="250"/>
+      <w:bookmarkStart w:id="408" w:name="_2r3dx5pshmxq" w:colFirst="0" w:colLast="0"/>
+      <w:bookmarkStart w:id="409" w:name="_Toc223291462"/>
+      <w:bookmarkStart w:id="410" w:name="_Toc223291555"/>
+      <w:bookmarkStart w:id="411" w:name="_Toc223292157"/>
+      <w:bookmarkStart w:id="412" w:name="_Toc223292267"/>
+      <w:bookmarkEnd w:id="408"/>
       <w:r>
         <w:rPr>
           <w:rFonts w:ascii="Times New Roman" w:hAnsi="Times New Roman" w:cs="Times New Roman"/>
@@ -15605,8 +22625,10 @@
         <w:lastRenderedPageBreak/>
         <w:t>Modellezési eszközök</w:t>
       </w:r>
-      <w:bookmarkEnd w:id="251"/>
-      <w:bookmarkEnd w:id="252"/>
+      <w:bookmarkEnd w:id="409"/>
+      <w:bookmarkEnd w:id="410"/>
+      <w:bookmarkEnd w:id="411"/>
+      <w:bookmarkEnd w:id="412"/>
     </w:p>
     <w:p>
       <w:pPr>
@@ -15622,10 +22644,12 @@
           <w:szCs w:val="24"/>
         </w:rPr>
       </w:pPr>
-      <w:bookmarkStart w:id="253" w:name="_5fszc8qvbi0h" w:colFirst="0" w:colLast="0"/>
-      <w:bookmarkStart w:id="254" w:name="_Toc223291463"/>
-      <w:bookmarkStart w:id="255" w:name="_Toc223291556"/>
-      <w:bookmarkEnd w:id="253"/>
+      <w:bookmarkStart w:id="413" w:name="_5fszc8qvbi0h" w:colFirst="0" w:colLast="0"/>
+      <w:bookmarkStart w:id="414" w:name="_Toc223291463"/>
+      <w:bookmarkStart w:id="415" w:name="_Toc223291556"/>
+      <w:bookmarkStart w:id="416" w:name="_Toc223292158"/>
+      <w:bookmarkStart w:id="417" w:name="_Toc223292268"/>
+      <w:bookmarkEnd w:id="413"/>
       <w:r>
         <w:rPr>
           <w:rFonts w:ascii="Times New Roman" w:hAnsi="Times New Roman" w:cs="Times New Roman"/>
@@ -15636,8 +22660,10 @@
         </w:rPr>
         <w:t>UML diagram</w:t>
       </w:r>
-      <w:bookmarkEnd w:id="254"/>
-      <w:bookmarkEnd w:id="255"/>
+      <w:bookmarkEnd w:id="414"/>
+      <w:bookmarkEnd w:id="415"/>
+      <w:bookmarkEnd w:id="416"/>
+      <w:bookmarkEnd w:id="417"/>
     </w:p>
     <w:p>
       <w:pPr>
@@ -15654,10 +22680,12 @@
           <w:szCs w:val="24"/>
         </w:rPr>
       </w:pPr>
-      <w:bookmarkStart w:id="256" w:name="_7ux3k9lk9mv" w:colFirst="0" w:colLast="0"/>
-      <w:bookmarkStart w:id="257" w:name="_Toc223291464"/>
-      <w:bookmarkStart w:id="258" w:name="_Toc223291557"/>
-      <w:bookmarkEnd w:id="256"/>
+      <w:bookmarkStart w:id="418" w:name="_7ux3k9lk9mv" w:colFirst="0" w:colLast="0"/>
+      <w:bookmarkStart w:id="419" w:name="_Toc223291464"/>
+      <w:bookmarkStart w:id="420" w:name="_Toc223291557"/>
+      <w:bookmarkStart w:id="421" w:name="_Toc223292159"/>
+      <w:bookmarkStart w:id="422" w:name="_Toc223292269"/>
+      <w:bookmarkEnd w:id="418"/>
       <w:r>
         <w:rPr>
           <w:rFonts w:ascii="Times New Roman" w:hAnsi="Times New Roman" w:cs="Times New Roman"/>
@@ -15669,8 +22697,10 @@
         </w:rPr>
         <w:t>Általános bemutatás</w:t>
       </w:r>
-      <w:bookmarkEnd w:id="257"/>
-      <w:bookmarkEnd w:id="258"/>
+      <w:bookmarkEnd w:id="419"/>
+      <w:bookmarkEnd w:id="420"/>
+      <w:bookmarkEnd w:id="421"/>
+      <w:bookmarkEnd w:id="422"/>
     </w:p>
     <w:p>
       <w:pPr>
@@ -15835,8 +22865,8 @@
           <w:szCs w:val="24"/>
         </w:rPr>
       </w:pPr>
-      <w:bookmarkStart w:id="259" w:name="_nkvznv2hd2px" w:colFirst="0" w:colLast="0"/>
-      <w:bookmarkEnd w:id="259"/>
+      <w:bookmarkStart w:id="423" w:name="_nkvznv2hd2px" w:colFirst="0" w:colLast="0"/>
+      <w:bookmarkEnd w:id="423"/>
       <w:r>
         <w:rPr>
           <w:rFonts w:ascii="Times New Roman" w:hAnsi="Times New Roman" w:cs="Times New Roman"/>
@@ -15869,10 +22899,12 @@
           <w:szCs w:val="24"/>
         </w:rPr>
       </w:pPr>
-      <w:bookmarkStart w:id="260" w:name="_ai6ohxlfjsfl" w:colFirst="0" w:colLast="0"/>
-      <w:bookmarkStart w:id="261" w:name="_Toc223291465"/>
-      <w:bookmarkStart w:id="262" w:name="_Toc223291558"/>
-      <w:bookmarkEnd w:id="260"/>
+      <w:bookmarkStart w:id="424" w:name="_ai6ohxlfjsfl" w:colFirst="0" w:colLast="0"/>
+      <w:bookmarkStart w:id="425" w:name="_Toc223291465"/>
+      <w:bookmarkStart w:id="426" w:name="_Toc223291558"/>
+      <w:bookmarkStart w:id="427" w:name="_Toc223292160"/>
+      <w:bookmarkStart w:id="428" w:name="_Toc223292270"/>
+      <w:bookmarkEnd w:id="424"/>
       <w:r>
         <w:rPr>
           <w:rFonts w:ascii="Times New Roman" w:hAnsi="Times New Roman" w:cs="Times New Roman"/>
@@ -15884,8 +22916,10 @@
         </w:rPr>
         <w:t>Alkalmazás a projektben</w:t>
       </w:r>
-      <w:bookmarkEnd w:id="261"/>
-      <w:bookmarkEnd w:id="262"/>
+      <w:bookmarkEnd w:id="425"/>
+      <w:bookmarkEnd w:id="426"/>
+      <w:bookmarkEnd w:id="427"/>
+      <w:bookmarkEnd w:id="428"/>
     </w:p>
     <w:p>
       <w:pPr>
@@ -15982,10 +23016,12 @@
           <w:szCs w:val="28"/>
         </w:rPr>
       </w:pPr>
-      <w:bookmarkStart w:id="263" w:name="_alq9j32b4vhb" w:colFirst="0" w:colLast="0"/>
-      <w:bookmarkStart w:id="264" w:name="_Toc223291466"/>
-      <w:bookmarkStart w:id="265" w:name="_Toc223291559"/>
-      <w:bookmarkEnd w:id="263"/>
+      <w:bookmarkStart w:id="429" w:name="_alq9j32b4vhb" w:colFirst="0" w:colLast="0"/>
+      <w:bookmarkStart w:id="430" w:name="_Toc223291466"/>
+      <w:bookmarkStart w:id="431" w:name="_Toc223291559"/>
+      <w:bookmarkStart w:id="432" w:name="_Toc223292161"/>
+      <w:bookmarkStart w:id="433" w:name="_Toc223292271"/>
+      <w:bookmarkEnd w:id="429"/>
       <w:r>
         <w:rPr>
           <w:rFonts w:ascii="Times New Roman" w:hAnsi="Times New Roman" w:cs="Times New Roman"/>
@@ -15997,8 +23033,10 @@
         <w:lastRenderedPageBreak/>
         <w:t>ER-modell</w:t>
       </w:r>
-      <w:bookmarkEnd w:id="264"/>
-      <w:bookmarkEnd w:id="265"/>
+      <w:bookmarkEnd w:id="430"/>
+      <w:bookmarkEnd w:id="431"/>
+      <w:bookmarkEnd w:id="432"/>
+      <w:bookmarkEnd w:id="433"/>
     </w:p>
     <w:p>
       <w:pPr>
@@ -16015,10 +23053,12 @@
           <w:szCs w:val="24"/>
         </w:rPr>
       </w:pPr>
-      <w:bookmarkStart w:id="266" w:name="_kfv8iq6epiux" w:colFirst="0" w:colLast="0"/>
-      <w:bookmarkStart w:id="267" w:name="_Toc223291467"/>
-      <w:bookmarkStart w:id="268" w:name="_Toc223291560"/>
-      <w:bookmarkEnd w:id="266"/>
+      <w:bookmarkStart w:id="434" w:name="_kfv8iq6epiux" w:colFirst="0" w:colLast="0"/>
+      <w:bookmarkStart w:id="435" w:name="_Toc223291467"/>
+      <w:bookmarkStart w:id="436" w:name="_Toc223291560"/>
+      <w:bookmarkStart w:id="437" w:name="_Toc223292162"/>
+      <w:bookmarkStart w:id="438" w:name="_Toc223292272"/>
+      <w:bookmarkEnd w:id="434"/>
       <w:r>
         <w:rPr>
           <w:rFonts w:ascii="Times New Roman" w:hAnsi="Times New Roman" w:cs="Times New Roman"/>
@@ -16030,8 +23070,10 @@
         </w:rPr>
         <w:t>Általános bemutatás</w:t>
       </w:r>
-      <w:bookmarkEnd w:id="267"/>
-      <w:bookmarkEnd w:id="268"/>
+      <w:bookmarkEnd w:id="435"/>
+      <w:bookmarkEnd w:id="436"/>
+      <w:bookmarkEnd w:id="437"/>
+      <w:bookmarkEnd w:id="438"/>
     </w:p>
     <w:p>
       <w:pPr>
@@ -16213,8 +23255,8 @@
           <w:szCs w:val="24"/>
         </w:rPr>
       </w:pPr>
-      <w:bookmarkStart w:id="269" w:name="_qr1uz7p3wy1w" w:colFirst="0" w:colLast="0"/>
-      <w:bookmarkEnd w:id="269"/>
+      <w:bookmarkStart w:id="439" w:name="_qr1uz7p3wy1w" w:colFirst="0" w:colLast="0"/>
+      <w:bookmarkEnd w:id="439"/>
       <w:r>
         <w:rPr>
           <w:rFonts w:ascii="Times New Roman" w:hAnsi="Times New Roman" w:cs="Times New Roman"/>
@@ -16247,10 +23289,12 @@
           <w:szCs w:val="24"/>
         </w:rPr>
       </w:pPr>
-      <w:bookmarkStart w:id="270" w:name="_eqehp8409wq6" w:colFirst="0" w:colLast="0"/>
-      <w:bookmarkStart w:id="271" w:name="_Toc223291468"/>
-      <w:bookmarkStart w:id="272" w:name="_Toc223291561"/>
-      <w:bookmarkEnd w:id="270"/>
+      <w:bookmarkStart w:id="440" w:name="_eqehp8409wq6" w:colFirst="0" w:colLast="0"/>
+      <w:bookmarkStart w:id="441" w:name="_Toc223291468"/>
+      <w:bookmarkStart w:id="442" w:name="_Toc223291561"/>
+      <w:bookmarkStart w:id="443" w:name="_Toc223292163"/>
+      <w:bookmarkStart w:id="444" w:name="_Toc223292273"/>
+      <w:bookmarkEnd w:id="440"/>
       <w:r>
         <w:rPr>
           <w:rFonts w:ascii="Times New Roman" w:hAnsi="Times New Roman" w:cs="Times New Roman"/>
@@ -16262,8 +23306,10 @@
         </w:rPr>
         <w:t>Alkalmazás a projektben</w:t>
       </w:r>
-      <w:bookmarkEnd w:id="271"/>
-      <w:bookmarkEnd w:id="272"/>
+      <w:bookmarkEnd w:id="441"/>
+      <w:bookmarkEnd w:id="442"/>
+      <w:bookmarkEnd w:id="443"/>
+      <w:bookmarkEnd w:id="444"/>
     </w:p>
     <w:p>
       <w:pPr>
@@ -16429,10 +23475,12 @@
           <w:szCs w:val="24"/>
         </w:rPr>
       </w:pPr>
-      <w:bookmarkStart w:id="273" w:name="_atorkmome5a4" w:colFirst="0" w:colLast="0"/>
-      <w:bookmarkStart w:id="274" w:name="_Toc223291469"/>
-      <w:bookmarkStart w:id="275" w:name="_Toc223291562"/>
-      <w:bookmarkEnd w:id="273"/>
+      <w:bookmarkStart w:id="445" w:name="_atorkmome5a4" w:colFirst="0" w:colLast="0"/>
+      <w:bookmarkStart w:id="446" w:name="_Toc223291469"/>
+      <w:bookmarkStart w:id="447" w:name="_Toc223291562"/>
+      <w:bookmarkStart w:id="448" w:name="_Toc223292164"/>
+      <w:bookmarkStart w:id="449" w:name="_Toc223292274"/>
+      <w:bookmarkEnd w:id="445"/>
       <w:r>
         <w:rPr>
           <w:rFonts w:ascii="Times New Roman" w:hAnsi="Times New Roman" w:cs="Times New Roman"/>
@@ -16443,8 +23491,10 @@
         </w:rPr>
         <w:t>Összegzés</w:t>
       </w:r>
-      <w:bookmarkEnd w:id="274"/>
-      <w:bookmarkEnd w:id="275"/>
+      <w:bookmarkEnd w:id="446"/>
+      <w:bookmarkEnd w:id="447"/>
+      <w:bookmarkEnd w:id="448"/>
+      <w:bookmarkEnd w:id="449"/>
     </w:p>
     <w:p>
       <w:pPr>
